--- a/docs/whiteboard/Integraal-Capaciteitsmanagement-whiteboard.docx
+++ b/docs/whiteboard/Integraal-Capaciteitsmanagement-whiteboard.docx
@@ -150,7 +150,7 @@
               <w:rPr>
                 <w:sz w:val="20"/>
               </w:rPr>
-              <w:t>Whiteboard 'Integraal Capaciteits Management' (10 foto's)</w:t>
+              <w:t>Whiteboard 'Integraal Capaciteits Management' (foto 6 t/m 16)</w:t>
             </w:r>
           </w:p>
         </w:tc>
@@ -294,62 +294,139 @@
           <w:color w:val="1B2430"/>
           <w:sz w:val="21"/>
         </w:rPr>
-        <w:t>Dit document zet de inhoud van het whiteboard om in negen samenhangende blokken. Elk blok bestaat uit een visualisatie en daaronder de letterlijke inhoud van het bord in tekst. De volgorde volgt de logica van de sessie: eerst het vertrekpunt en de planning, dan de situatieschets en de scenario's, en tot slot de openstaande vragen en het stappenplan.</w:t>
+        <w:t>De sessie is vastgelegd op twee whiteboards. Dit document volgt de volgorde waarin die borden zijn gefotografeerd: eerst het acute-zorgbord met de analyse, het stappenplan en de scenario's, daarna het capaciteitsbord met de tijdlijn en de plattegrond, en tot slot het totaaloverzicht.</w:t>
       </w:r>
     </w:p>
     <w:p>
       <w:pPr>
-        <w:spacing w:before="120" w:after="40"/>
-        <w:jc w:val="center"/>
+        <w:spacing w:before="0" w:after="120" w:line="300" w:lineRule="auto"/>
       </w:pPr>
       <w:r>
-        <w:drawing>
-          <wp:inline xmlns:a="http://schemas.openxmlformats.org/drawingml/2006/main" xmlns:pic="http://schemas.openxmlformats.org/drawingml/2006/picture">
-            <wp:extent cx="5903999" cy="3795428"/>
-            <wp:docPr id="1" name="Picture 1"/>
-            <wp:cNvGraphicFramePr>
-              <a:graphicFrameLocks noChangeAspect="1"/>
-            </wp:cNvGraphicFramePr>
-            <a:graphic>
-              <a:graphicData uri="http://schemas.openxmlformats.org/drawingml/2006/picture">
-                <pic:pic>
-                  <pic:nvPicPr>
-                    <pic:cNvPr id="0" name="fig01_overzicht.png"/>
-                    <pic:cNvPicPr/>
-                  </pic:nvPicPr>
-                  <pic:blipFill>
-                    <a:blip r:embed="rId10"/>
-                    <a:stretch>
-                      <a:fillRect/>
-                    </a:stretch>
-                  </pic:blipFill>
-                  <pic:spPr>
-                    <a:xfrm>
-                      <a:off x="0" y="0"/>
-                      <a:ext cx="5903999" cy="3795428"/>
-                    </a:xfrm>
-                    <a:prstGeom prst="rect"/>
-                  </pic:spPr>
-                </pic:pic>
-              </a:graphicData>
-            </a:graphic>
-          </wp:inline>
-        </w:drawing>
+        <w:rPr>
+          <w:b w:val="0"/>
+          <w:i w:val="0"/>
+          <w:color w:val="1B2430"/>
+          <w:sz w:val="21"/>
+        </w:rPr>
+        <w:t>Elk hoofdstuk bestaat uit een visualisatie en daaronder de inhoud van het bord in tekst. Onder elke hoofdstuktitel staat naar welke foto het hoofdstuk verwijst.</w:t>
       </w:r>
     </w:p>
+    <w:tbl>
+      <w:tblPr>
+        <w:tblW w:type="auto" w:w="0"/>
+        <w:jc w:val="center"/>
+        <w:tblBorders>
+          <w:top w:val="single" w:sz="4" w:space="0" w:color="D6DCE5"/>
+          <w:left w:val="single" w:sz="4" w:space="0" w:color="D6DCE5"/>
+          <w:bottom w:val="single" w:sz="4" w:space="0" w:color="D6DCE5"/>
+          <w:right w:val="single" w:sz="4" w:space="0" w:color="D6DCE5"/>
+          <w:insideH w:val="single" w:sz="4" w:space="0" w:color="D6DCE5"/>
+          <w:insideV w:val="single" w:sz="4" w:space="0" w:color="D6DCE5"/>
+        </w:tblBorders>
+        <w:tblLook w:firstColumn="1" w:firstRow="1" w:lastColumn="0" w:lastRow="0" w:noHBand="0" w:noVBand="1" w:val="04A0"/>
+      </w:tblPr>
+      <w:tblGrid>
+        <w:gridCol w:w="4649"/>
+        <w:gridCol w:w="4649"/>
+      </w:tblGrid>
+      <w:tr>
+        <w:tc>
+          <w:tcPr>
+            <w:tcW w:type="dxa" w:w="3628"/>
+            <w:shd w:val="clear" w:color="auto" w:fill="F2F4F7"/>
+          </w:tcPr>
+          <w:p>
+            <w:r>
+              <w:rPr>
+                <w:b/>
+                <w:color w:val="1F5FA8"/>
+                <w:sz w:val="20"/>
+              </w:rPr>
+              <w:t>DEEL A - Het acute-zorgbord</w:t>
+            </w:r>
+          </w:p>
+        </w:tc>
+        <w:tc>
+          <w:tcPr>
+            <w:tcW w:type="dxa" w:w="5669"/>
+          </w:tcPr>
+          <w:p>
+            <w:r>
+              <w:rPr>
+                <w:sz w:val="20"/>
+              </w:rPr>
+              <w:t>hoofdstuk 1 t/m 7   (foto 6, 7, 8, 9, 11, 13, 12)</w:t>
+            </w:r>
+          </w:p>
+        </w:tc>
+      </w:tr>
+      <w:tr>
+        <w:tc>
+          <w:tcPr>
+            <w:tcW w:type="dxa" w:w="3628"/>
+            <w:shd w:val="clear" w:color="auto" w:fill="F2F4F7"/>
+          </w:tcPr>
+          <w:p>
+            <w:r>
+              <w:rPr>
+                <w:b/>
+                <w:color w:val="1F5FA8"/>
+                <w:sz w:val="20"/>
+              </w:rPr>
+              <w:t>DEEL B - Het capaciteitsbord</w:t>
+            </w:r>
+          </w:p>
+        </w:tc>
+        <w:tc>
+          <w:tcPr>
+            <w:tcW w:type="dxa" w:w="5669"/>
+          </w:tcPr>
+          <w:p>
+            <w:r>
+              <w:rPr>
+                <w:sz w:val="20"/>
+              </w:rPr>
+              <w:t>hoofdstuk 8 en 9   (foto 15, 14)</w:t>
+            </w:r>
+          </w:p>
+        </w:tc>
+      </w:tr>
+      <w:tr>
+        <w:tc>
+          <w:tcPr>
+            <w:tcW w:type="dxa" w:w="3628"/>
+            <w:shd w:val="clear" w:color="auto" w:fill="F2F4F7"/>
+          </w:tcPr>
+          <w:p>
+            <w:r>
+              <w:rPr>
+                <w:b/>
+                <w:color w:val="1F5FA8"/>
+                <w:sz w:val="20"/>
+              </w:rPr>
+              <w:t>DEEL C - Totaaloverzicht</w:t>
+            </w:r>
+          </w:p>
+        </w:tc>
+        <w:tc>
+          <w:tcPr>
+            <w:tcW w:type="dxa" w:w="5669"/>
+          </w:tcPr>
+          <w:p>
+            <w:r>
+              <w:rPr>
+                <w:sz w:val="20"/>
+              </w:rPr>
+              <w:t>hoofdstuk 10   (foto 16)</w:t>
+            </w:r>
+          </w:p>
+        </w:tc>
+      </w:tr>
+    </w:tbl>
     <w:p>
       <w:pPr>
-        <w:spacing w:after="240"/>
-        <w:jc w:val="center"/>
-      </w:pPr>
-      <w:r>
-        <w:rPr>
-          <w:i/>
-          <w:color w:val="5A6472"/>
-          <w:sz w:val="18"/>
-        </w:rPr>
-        <w:t>Figuur 1 - Opbouw van het whiteboard in negen blokken</w:t>
-      </w:r>
+        <w:spacing w:before="0" w:after="120" w:line="300" w:lineRule="auto"/>
+      </w:pPr>
     </w:p>
     <w:tbl>
       <w:tblPr>
@@ -508,6 +585,65 @@
         <w:br w:type="page"/>
       </w:r>
     </w:p>
+    <w:tbl>
+      <w:tblPr>
+        <w:tblW w:type="auto" w:w="0"/>
+        <w:jc w:val="center"/>
+        <w:tblBorders>
+          <w:top w:val="single" w:sz="4" w:space="0" w:color="1F5FA8"/>
+          <w:left w:val="single" w:sz="4" w:space="0" w:color="1F5FA8"/>
+          <w:bottom w:val="single" w:sz="4" w:space="0" w:color="1F5FA8"/>
+          <w:right w:val="single" w:sz="4" w:space="0" w:color="1F5FA8"/>
+          <w:insideH w:val="single" w:sz="4" w:space="0" w:color="1F5FA8"/>
+          <w:insideV w:val="single" w:sz="4" w:space="0" w:color="1F5FA8"/>
+        </w:tblBorders>
+        <w:tblLook w:firstColumn="1" w:firstRow="1" w:lastColumn="0" w:lastRow="0" w:noHBand="0" w:noVBand="1" w:val="04A0"/>
+      </w:tblPr>
+      <w:tblGrid>
+        <w:gridCol w:w="9298"/>
+      </w:tblGrid>
+      <w:tr>
+        <w:tc>
+          <w:tcPr>
+            <w:tcW w:type="dxa" w:w="9298"/>
+            <w:shd w:val="clear" w:color="auto" w:fill="1F5FA8"/>
+          </w:tcPr>
+          <w:p>
+            <w:pPr>
+              <w:spacing w:before="120" w:after="40"/>
+              <w:jc w:val="center"/>
+            </w:pPr>
+            <w:r>
+              <w:rPr>
+                <w:b/>
+                <w:color w:val="FFFFFF"/>
+                <w:sz w:val="22"/>
+              </w:rPr>
+              <w:t>DEEL A</w:t>
+            </w:r>
+          </w:p>
+          <w:p>
+            <w:pPr>
+              <w:spacing w:after="120"/>
+              <w:jc w:val="center"/>
+            </w:pPr>
+            <w:r>
+              <w:rPr>
+                <w:b/>
+                <w:color w:val="FFFFFF"/>
+                <w:sz w:val="32"/>
+              </w:rPr>
+              <w:t>Het acute-zorgbord</w:t>
+            </w:r>
+          </w:p>
+        </w:tc>
+      </w:tr>
+    </w:tbl>
+    <w:p>
+      <w:pPr>
+        <w:spacing w:after="40"/>
+      </w:pPr>
+    </w:p>
     <w:p>
       <w:pPr>
         <w:pStyle w:val="Heading1"/>
@@ -522,7 +658,20 @@
           <w:color w:val="1F5FA8"/>
           <w:sz w:val="34"/>
         </w:rPr>
-        <w:t>1. Vertrekpunt en planning</w:t>
+        <w:t>1. Overzicht van het acute-zorgbord</w:t>
+      </w:r>
+    </w:p>
+    <w:p>
+      <w:pPr>
+        <w:spacing w:before="0" w:after="160"/>
+      </w:pPr>
+      <w:r>
+        <w:rPr>
+          <w:i/>
+          <w:color w:val="5A6472"/>
+          <w:sz w:val="18"/>
+        </w:rPr>
+        <w:t>Foto 6 - het hele bord in een opname</w:t>
       </w:r>
     </w:p>
     <w:p>
@@ -536,7 +685,1091 @@
           <w:color w:val="1B2430"/>
           <w:sz w:val="21"/>
         </w:rPr>
-        <w:t>Het bord begint bij de planning. Er zijn vier perioden te onderscheiden, en per periode is de vraag anders: wat kan er nu al, wat kan pas in de oudbouw, en wat kan pas na de verhuizing?</w:t>
+        <w:t>Het acute-zorgbord bevat negen blokken. Ze horen bij elkaar: links staat wat er gepland is en welke scenario's er zijn, in het midden de verandering van oud naar nieuw en het stappenplan, en rechts de analyse van de twee grote wijzigingen.</w:t>
+      </w:r>
+    </w:p>
+    <w:p>
+      <w:pPr>
+        <w:spacing w:before="120" w:after="40"/>
+        <w:jc w:val="center"/>
+      </w:pPr>
+      <w:r>
+        <w:drawing>
+          <wp:inline xmlns:a="http://schemas.openxmlformats.org/drawingml/2006/main" xmlns:pic="http://schemas.openxmlformats.org/drawingml/2006/picture">
+            <wp:extent cx="5903999" cy="3795428"/>
+            <wp:docPr id="1" name="Picture 1"/>
+            <wp:cNvGraphicFramePr>
+              <a:graphicFrameLocks noChangeAspect="1"/>
+            </wp:cNvGraphicFramePr>
+            <a:graphic>
+              <a:graphicData uri="http://schemas.openxmlformats.org/drawingml/2006/picture">
+                <pic:pic>
+                  <pic:nvPicPr>
+                    <pic:cNvPr id="0" name="fig_bordoverzicht.png"/>
+                    <pic:cNvPicPr/>
+                  </pic:nvPicPr>
+                  <pic:blipFill>
+                    <a:blip r:embed="rId10"/>
+                    <a:stretch>
+                      <a:fillRect/>
+                    </a:stretch>
+                  </pic:blipFill>
+                  <pic:spPr>
+                    <a:xfrm>
+                      <a:off x="0" y="0"/>
+                      <a:ext cx="5903999" cy="3795428"/>
+                    </a:xfrm>
+                    <a:prstGeom prst="rect"/>
+                  </pic:spPr>
+                </pic:pic>
+              </a:graphicData>
+            </a:graphic>
+          </wp:inline>
+        </w:drawing>
+      </w:r>
+    </w:p>
+    <w:p>
+      <w:pPr>
+        <w:spacing w:after="240"/>
+        <w:jc w:val="center"/>
+      </w:pPr>
+      <w:r>
+        <w:rPr>
+          <w:i/>
+          <w:color w:val="5A6472"/>
+          <w:sz w:val="18"/>
+        </w:rPr>
+        <w:t>Figuur 1 - Schematische kaart van het acute-zorgbord, met de hoofdstukken erbij</w:t>
+      </w:r>
+    </w:p>
+    <w:p>
+      <w:pPr>
+        <w:pStyle w:val="Heading2"/>
+        <w:spacing w:before="240" w:after="120"/>
+      </w:pPr>
+      <w:r>
+        <w:rPr>
+          <w:rFonts w:ascii="Calibri" w:hAnsi="Calibri"/>
+          <w:color w:val="1F5FA8"/>
+          <w:sz w:val="26"/>
+        </w:rPr>
+        <w:t>Hoe de blokken samenhangen</w:t>
+      </w:r>
+    </w:p>
+    <w:p>
+      <w:pPr>
+        <w:pStyle w:val="ListBullet"/>
+        <w:spacing w:after="60" w:line="288" w:lineRule="auto"/>
+      </w:pPr>
+      <w:r>
+        <w:rPr>
+          <w:color w:val="1B2430"/>
+          <w:sz w:val="21"/>
+        </w:rPr>
+        <w:t>Rechts staat de conclusie: de acute poort past niet, de Hotfloor past wel (hoofdstuk 2 en 3).</w:t>
+      </w:r>
+    </w:p>
+    <w:p>
+      <w:pPr>
+        <w:pStyle w:val="ListBullet"/>
+        <w:spacing w:after="60" w:line="288" w:lineRule="auto"/>
+      </w:pPr>
+      <w:r>
+        <w:rPr>
+          <w:color w:val="1B2430"/>
+          <w:sz w:val="21"/>
+        </w:rPr>
+        <w:t>In het midden staat hoe je van daaruit verder komt: het stappenplan (hoofdstuk 4).</w:t>
+      </w:r>
+    </w:p>
+    <w:p>
+      <w:pPr>
+        <w:pStyle w:val="ListBullet"/>
+        <w:spacing w:after="60" w:line="288" w:lineRule="auto"/>
+      </w:pPr>
+      <w:r>
+        <w:rPr>
+          <w:color w:val="1B2430"/>
+          <w:sz w:val="21"/>
+        </w:rPr>
+        <w:t>Links staat wat er nog open is en welke scenario's er liggen (hoofdstuk 5 en 6).</w:t>
+      </w:r>
+    </w:p>
+    <w:p>
+      <w:r>
+        <w:br w:type="page"/>
+      </w:r>
+    </w:p>
+    <w:p>
+      <w:pPr>
+        <w:pStyle w:val="Heading1"/>
+        <w:pBdr>
+          <w:bottom w:val="single" w:sz="6" w:space="4" w:color="1F5FA8"/>
+        </w:pBdr>
+        <w:spacing w:before="360" w:after="120"/>
+      </w:pPr>
+      <w:r>
+        <w:rPr>
+          <w:rFonts w:ascii="Calibri" w:hAnsi="Calibri"/>
+          <w:color w:val="1F5FA8"/>
+          <w:sz w:val="34"/>
+        </w:rPr>
+        <w:t>2. Analyse: past de acute poort?</w:t>
+      </w:r>
+    </w:p>
+    <w:p>
+      <w:pPr>
+        <w:spacing w:before="0" w:after="160"/>
+      </w:pPr>
+      <w:r>
+        <w:rPr>
+          <w:i/>
+          <w:color w:val="5A6472"/>
+          <w:sz w:val="18"/>
+        </w:rPr>
+        <w:t>Foto 7 - rechterkolom van het bord, bovenste deel</w:t>
+      </w:r>
+    </w:p>
+    <w:p>
+      <w:pPr>
+        <w:spacing w:before="0" w:after="120" w:line="300" w:lineRule="auto"/>
+      </w:pPr>
+      <w:r>
+        <w:rPr>
+          <w:b w:val="0"/>
+          <w:i w:val="0"/>
+          <w:color w:val="1B2430"/>
+          <w:sz w:val="21"/>
+        </w:rPr>
+        <w:t>De eerste grote wijziging is de acute poort: kind spoed, EHH en SEH komen samen achter een poort. De analyse laat zien dat dit in de huidige opzet niet past.</w:t>
+      </w:r>
+    </w:p>
+    <w:p>
+      <w:pPr>
+        <w:spacing w:before="120" w:after="40"/>
+        <w:jc w:val="center"/>
+      </w:pPr>
+      <w:r>
+        <w:drawing>
+          <wp:inline xmlns:a="http://schemas.openxmlformats.org/drawingml/2006/main" xmlns:pic="http://schemas.openxmlformats.org/drawingml/2006/picture">
+            <wp:extent cx="5903999" cy="3500228"/>
+            <wp:docPr id="2" name="Picture 2"/>
+            <wp:cNvGraphicFramePr>
+              <a:graphicFrameLocks noChangeAspect="1"/>
+            </wp:cNvGraphicFramePr>
+            <a:graphic>
+              <a:graphicData uri="http://schemas.openxmlformats.org/drawingml/2006/picture">
+                <pic:pic>
+                  <pic:nvPicPr>
+                    <pic:cNvPr id="0" name="fig_acutepoort.png"/>
+                    <pic:cNvPicPr/>
+                  </pic:nvPicPr>
+                  <pic:blipFill>
+                    <a:blip r:embed="rId11"/>
+                    <a:stretch>
+                      <a:fillRect/>
+                    </a:stretch>
+                  </pic:blipFill>
+                  <pic:spPr>
+                    <a:xfrm>
+                      <a:off x="0" y="0"/>
+                      <a:ext cx="5903999" cy="3500228"/>
+                    </a:xfrm>
+                    <a:prstGeom prst="rect"/>
+                  </pic:spPr>
+                </pic:pic>
+              </a:graphicData>
+            </a:graphic>
+          </wp:inline>
+        </w:drawing>
+      </w:r>
+    </w:p>
+    <w:p>
+      <w:pPr>
+        <w:spacing w:after="240"/>
+        <w:jc w:val="center"/>
+      </w:pPr>
+      <w:r>
+        <w:rPr>
+          <w:i/>
+          <w:color w:val="5A6472"/>
+          <w:sz w:val="18"/>
+        </w:rPr>
+        <w:t>Figuur 2 - Analyse van de acute poort en het doel dat eronder ligt</w:t>
+      </w:r>
+    </w:p>
+    <w:p>
+      <w:pPr>
+        <w:pStyle w:val="Heading2"/>
+        <w:spacing w:before="240" w:after="120"/>
+      </w:pPr>
+      <w:r>
+        <w:rPr>
+          <w:rFonts w:ascii="Calibri" w:hAnsi="Calibri"/>
+          <w:color w:val="1F5FA8"/>
+          <w:sz w:val="26"/>
+        </w:rPr>
+        <w:t>Wat staat er op het bord</w:t>
+      </w:r>
+    </w:p>
+    <w:p>
+      <w:pPr>
+        <w:pStyle w:val="ListBullet"/>
+        <w:spacing w:after="60" w:line="288" w:lineRule="auto"/>
+      </w:pPr>
+      <w:r>
+        <w:rPr>
+          <w:color w:val="1B2430"/>
+          <w:sz w:val="21"/>
+        </w:rPr>
+        <w:t>1 acute poort past niet voor kind, EHH en SEH samen.</w:t>
+      </w:r>
+    </w:p>
+    <w:p>
+      <w:pPr>
+        <w:pStyle w:val="ListBullet"/>
+        <w:spacing w:after="60" w:line="288" w:lineRule="auto"/>
+      </w:pPr>
+      <w:r>
+        <w:rPr>
+          <w:color w:val="1B2430"/>
+          <w:sz w:val="21"/>
+        </w:rPr>
+        <w:t>Analyse op dag- en uurniveau.</w:t>
+      </w:r>
+    </w:p>
+    <w:p>
+      <w:pPr>
+        <w:pStyle w:val="ListBullet"/>
+        <w:spacing w:after="60" w:line="288" w:lineRule="auto"/>
+      </w:pPr>
+      <w:r>
+        <w:rPr>
+          <w:color w:val="1B2430"/>
+          <w:sz w:val="21"/>
+        </w:rPr>
+        <w:t>Jaarpatroon in beeld brengen.</w:t>
+      </w:r>
+    </w:p>
+    <w:p>
+      <w:pPr>
+        <w:pStyle w:val="ListBullet"/>
+        <w:spacing w:after="60" w:line="288" w:lineRule="auto"/>
+      </w:pPr>
+      <w:r>
+        <w:rPr>
+          <w:color w:val="1B2430"/>
+          <w:sz w:val="21"/>
+        </w:rPr>
+        <w:t>Data is beschikbaar; vervolgactie bepalen.</w:t>
+      </w:r>
+    </w:p>
+    <w:p>
+      <w:pPr>
+        <w:pStyle w:val="ListBullet"/>
+        <w:spacing w:after="60" w:line="288" w:lineRule="auto"/>
+      </w:pPr>
+      <w:r>
+        <w:rPr>
+          <w:color w:val="1B2430"/>
+          <w:sz w:val="21"/>
+        </w:rPr>
+        <w:t>Doel: de zorg past fysiek op de nieuwe SEH.</w:t>
+      </w:r>
+    </w:p>
+    <w:p>
+      <w:pPr>
+        <w:pStyle w:val="ListBullet"/>
+        <w:spacing w:after="60" w:line="288" w:lineRule="auto"/>
+      </w:pPr>
+      <w:r>
+        <w:rPr>
+          <w:color w:val="1B2430"/>
+          <w:sz w:val="21"/>
+        </w:rPr>
+        <w:t>Fysieke plekken: hoeveel plekken zijn er nodig?</w:t>
+      </w:r>
+    </w:p>
+    <w:p>
+      <w:r>
+        <w:br w:type="page"/>
+      </w:r>
+    </w:p>
+    <w:p>
+      <w:pPr>
+        <w:pStyle w:val="Heading1"/>
+        <w:pBdr>
+          <w:bottom w:val="single" w:sz="6" w:space="4" w:color="0E9A87"/>
+        </w:pBdr>
+        <w:spacing w:before="360" w:after="120"/>
+      </w:pPr>
+      <w:r>
+        <w:rPr>
+          <w:rFonts w:ascii="Calibri" w:hAnsi="Calibri"/>
+          <w:color w:val="0E9A87"/>
+          <w:sz w:val="34"/>
+        </w:rPr>
+        <w:t>3. Analyse: past de Hotfloor? En waar valt de EHH onder?</w:t>
+      </w:r>
+    </w:p>
+    <w:p>
+      <w:pPr>
+        <w:spacing w:before="0" w:after="160"/>
+      </w:pPr>
+      <w:r>
+        <w:rPr>
+          <w:i/>
+          <w:color w:val="5A6472"/>
+          <w:sz w:val="18"/>
+        </w:rPr>
+        <w:t>Foto 8 - rechterkolom van het bord, onderste deel</w:t>
+      </w:r>
+    </w:p>
+    <w:p>
+      <w:pPr>
+        <w:spacing w:before="0" w:after="120" w:line="300" w:lineRule="auto"/>
+      </w:pPr>
+      <w:r>
+        <w:rPr>
+          <w:b w:val="0"/>
+          <w:i w:val="0"/>
+          <w:color w:val="1B2430"/>
+          <w:sz w:val="21"/>
+        </w:rPr>
+        <w:t>De tweede grote wijziging is de Hotfloor: ICU, CCU en SCU samen. Deze analyse valt anders uit dan die van de acute poort. Onderaan het bord staat de vraag die beide wijzigingen raakt: waar valt de EHH onder?</w:t>
+      </w:r>
+    </w:p>
+    <w:p>
+      <w:pPr>
+        <w:spacing w:before="120" w:after="40"/>
+        <w:jc w:val="center"/>
+      </w:pPr>
+      <w:r>
+        <w:drawing>
+          <wp:inline xmlns:a="http://schemas.openxmlformats.org/drawingml/2006/main" xmlns:pic="http://schemas.openxmlformats.org/drawingml/2006/picture">
+            <wp:extent cx="5903999" cy="4217142"/>
+            <wp:docPr id="3" name="Picture 3"/>
+            <wp:cNvGraphicFramePr>
+              <a:graphicFrameLocks noChangeAspect="1"/>
+            </wp:cNvGraphicFramePr>
+            <a:graphic>
+              <a:graphicData uri="http://schemas.openxmlformats.org/drawingml/2006/picture">
+                <pic:pic>
+                  <pic:nvPicPr>
+                    <pic:cNvPr id="0" name="fig_hotfloor.png"/>
+                    <pic:cNvPicPr/>
+                  </pic:nvPicPr>
+                  <pic:blipFill>
+                    <a:blip r:embed="rId12"/>
+                    <a:stretch>
+                      <a:fillRect/>
+                    </a:stretch>
+                  </pic:blipFill>
+                  <pic:spPr>
+                    <a:xfrm>
+                      <a:off x="0" y="0"/>
+                      <a:ext cx="5903999" cy="4217142"/>
+                    </a:xfrm>
+                    <a:prstGeom prst="rect"/>
+                  </pic:spPr>
+                </pic:pic>
+              </a:graphicData>
+            </a:graphic>
+          </wp:inline>
+        </w:drawing>
+      </w:r>
+    </w:p>
+    <w:p>
+      <w:pPr>
+        <w:spacing w:after="240"/>
+        <w:jc w:val="center"/>
+      </w:pPr>
+      <w:r>
+        <w:rPr>
+          <w:i/>
+          <w:color w:val="5A6472"/>
+          <w:sz w:val="18"/>
+        </w:rPr>
+        <w:t>Figuur 3 - Analyse van de Hotfloor en de EHH-vraag die beide wijzigingen raakt</w:t>
+      </w:r>
+    </w:p>
+    <w:p>
+      <w:pPr>
+        <w:pStyle w:val="Heading2"/>
+        <w:spacing w:before="240" w:after="120"/>
+      </w:pPr>
+      <w:r>
+        <w:rPr>
+          <w:rFonts w:ascii="Calibri" w:hAnsi="Calibri"/>
+          <w:color w:val="0E9A87"/>
+          <w:sz w:val="26"/>
+        </w:rPr>
+        <w:t>Wat staat er op het bord</w:t>
+      </w:r>
+    </w:p>
+    <w:p>
+      <w:pPr>
+        <w:pStyle w:val="ListBullet"/>
+        <w:spacing w:after="60" w:line="288" w:lineRule="auto"/>
+      </w:pPr>
+      <w:r>
+        <w:rPr>
+          <w:color w:val="1B2430"/>
+          <w:sz w:val="21"/>
+        </w:rPr>
+        <w:t>Hotfloor op 16 bedden past wel.</w:t>
+      </w:r>
+    </w:p>
+    <w:p>
+      <w:pPr>
+        <w:pStyle w:val="ListBullet"/>
+        <w:spacing w:after="60" w:line="288" w:lineRule="auto"/>
+      </w:pPr>
+      <w:r>
+        <w:rPr>
+          <w:color w:val="1B2430"/>
+          <w:sz w:val="21"/>
+        </w:rPr>
+        <w:t>Openstaand: wat is de weigeringskans?</w:t>
+      </w:r>
+    </w:p>
+    <w:p>
+      <w:pPr>
+        <w:pStyle w:val="ListBullet"/>
+        <w:spacing w:after="60" w:line="288" w:lineRule="auto"/>
+      </w:pPr>
+      <w:r>
+        <w:rPr>
+          <w:color w:val="1B2430"/>
+          <w:sz w:val="21"/>
+        </w:rPr>
+        <w:t>Openstaand: komt de EHH er apart bij?</w:t>
+      </w:r>
+    </w:p>
+    <w:p>
+      <w:pPr>
+        <w:pStyle w:val="ListBullet"/>
+        <w:spacing w:after="60" w:line="288" w:lineRule="auto"/>
+      </w:pPr>
+      <w:r>
+        <w:rPr>
+          <w:color w:val="1B2430"/>
+          <w:sz w:val="21"/>
+        </w:rPr>
+        <w:t>2 grote wijzigingen: (1) acute poort, drie stromen naar een poort; (2) Hotfloor, ICU/CCU/SCU samen.</w:t>
+      </w:r>
+    </w:p>
+    <w:p>
+      <w:pPr>
+        <w:pStyle w:val="ListBullet"/>
+        <w:spacing w:after="60" w:line="288" w:lineRule="auto"/>
+      </w:pPr>
+      <w:r>
+        <w:rPr>
+          <w:color w:val="1B2430"/>
+          <w:sz w:val="21"/>
+        </w:rPr>
+        <w:t>Waar valt de EHH onder, bij 1 of bij 2? Daaruit volgen analyse, knelpunten en acties.</w:t>
+      </w:r>
+    </w:p>
+    <w:p>
+      <w:r>
+        <w:br w:type="page"/>
+      </w:r>
+    </w:p>
+    <w:p>
+      <w:pPr>
+        <w:pStyle w:val="Heading1"/>
+        <w:pBdr>
+          <w:bottom w:val="single" w:sz="6" w:space="4" w:color="6B3FA0"/>
+        </w:pBdr>
+        <w:spacing w:before="360" w:after="120"/>
+      </w:pPr>
+      <w:r>
+        <w:rPr>
+          <w:rFonts w:ascii="Calibri" w:hAnsi="Calibri"/>
+          <w:color w:val="6B3FA0"/>
+          <w:sz w:val="34"/>
+        </w:rPr>
+        <w:t>4. Stappenplan</w:t>
+      </w:r>
+    </w:p>
+    <w:p>
+      <w:pPr>
+        <w:spacing w:before="0" w:after="160"/>
+      </w:pPr>
+      <w:r>
+        <w:rPr>
+          <w:i/>
+          <w:color w:val="5A6472"/>
+          <w:sz w:val="18"/>
+        </w:rPr>
+        <w:t>Foto 9 - middendeel van het bord</w:t>
+      </w:r>
+    </w:p>
+    <w:p>
+      <w:pPr>
+        <w:spacing w:before="0" w:after="120" w:line="300" w:lineRule="auto"/>
+      </w:pPr>
+      <w:r>
+        <w:rPr>
+          <w:b w:val="0"/>
+          <w:i w:val="0"/>
+          <w:color w:val="1B2430"/>
+          <w:sz w:val="21"/>
+        </w:rPr>
+        <w:t>Het stappenplan is de rode draad van het bord: het laat zien hoe je van een scenario komt tot een rooster dat klopt, en hoe je daarna blijft monitoren.</w:t>
+      </w:r>
+    </w:p>
+    <w:p>
+      <w:pPr>
+        <w:spacing w:before="120" w:after="40"/>
+        <w:jc w:val="center"/>
+      </w:pPr>
+      <w:r>
+        <w:drawing>
+          <wp:inline xmlns:a="http://schemas.openxmlformats.org/drawingml/2006/main" xmlns:pic="http://schemas.openxmlformats.org/drawingml/2006/picture">
+            <wp:extent cx="5903999" cy="4554514"/>
+            <wp:docPr id="4" name="Picture 4"/>
+            <wp:cNvGraphicFramePr>
+              <a:graphicFrameLocks noChangeAspect="1"/>
+            </wp:cNvGraphicFramePr>
+            <a:graphic>
+              <a:graphicData uri="http://schemas.openxmlformats.org/drawingml/2006/picture">
+                <pic:pic>
+                  <pic:nvPicPr>
+                    <pic:cNvPr id="0" name="fig10_stappenplan.png"/>
+                    <pic:cNvPicPr/>
+                  </pic:nvPicPr>
+                  <pic:blipFill>
+                    <a:blip r:embed="rId13"/>
+                    <a:stretch>
+                      <a:fillRect/>
+                    </a:stretch>
+                  </pic:blipFill>
+                  <pic:spPr>
+                    <a:xfrm>
+                      <a:off x="0" y="0"/>
+                      <a:ext cx="5903999" cy="4554514"/>
+                    </a:xfrm>
+                    <a:prstGeom prst="rect"/>
+                  </pic:spPr>
+                </pic:pic>
+              </a:graphicData>
+            </a:graphic>
+          </wp:inline>
+        </w:drawing>
+      </w:r>
+    </w:p>
+    <w:p>
+      <w:pPr>
+        <w:spacing w:after="240"/>
+        <w:jc w:val="center"/>
+      </w:pPr>
+      <w:r>
+        <w:rPr>
+          <w:i/>
+          <w:color w:val="5A6472"/>
+          <w:sz w:val="18"/>
+        </w:rPr>
+        <w:t>Figuur 4 - Stappenplan van scenario naar roostersleutel, planning en monitoring</w:t>
+      </w:r>
+    </w:p>
+    <w:p>
+      <w:pPr>
+        <w:pStyle w:val="Heading2"/>
+        <w:spacing w:before="240" w:after="120"/>
+      </w:pPr>
+      <w:r>
+        <w:rPr>
+          <w:rFonts w:ascii="Calibri" w:hAnsi="Calibri"/>
+          <w:color w:val="6B3FA0"/>
+          <w:sz w:val="26"/>
+        </w:rPr>
+        <w:t>De stappen</w:t>
+      </w:r>
+    </w:p>
+    <w:p>
+      <w:pPr>
+        <w:pStyle w:val="ListNumber"/>
+        <w:spacing w:after="60" w:line="288" w:lineRule="auto"/>
+      </w:pPr>
+      <w:r>
+        <w:rPr>
+          <w:color w:val="1B2430"/>
+          <w:sz w:val="21"/>
+        </w:rPr>
+        <w:t>Scenario's uitwerken.</w:t>
+      </w:r>
+    </w:p>
+    <w:p>
+      <w:pPr>
+        <w:pStyle w:val="ListNumber"/>
+        <w:spacing w:after="60" w:line="288" w:lineRule="auto"/>
+      </w:pPr>
+      <w:r>
+        <w:rPr>
+          <w:color w:val="1B2430"/>
+          <w:sz w:val="21"/>
+        </w:rPr>
+        <w:t>Keuze maken op basis van data uit BI.</w:t>
+      </w:r>
+    </w:p>
+    <w:p>
+      <w:pPr>
+        <w:pStyle w:val="ListNumber"/>
+        <w:spacing w:after="60" w:line="288" w:lineRule="auto"/>
+      </w:pPr>
+      <w:r>
+        <w:rPr>
+          <w:color w:val="1B2430"/>
+          <w:sz w:val="21"/>
+        </w:rPr>
+        <w:t>Uitwerken in een week- en dagplan.</w:t>
+      </w:r>
+    </w:p>
+    <w:p>
+      <w:pPr>
+        <w:pStyle w:val="ListNumber"/>
+        <w:spacing w:after="60" w:line="288" w:lineRule="auto"/>
+      </w:pPr>
+      <w:r>
+        <w:rPr>
+          <w:color w:val="1B2430"/>
+          <w:sz w:val="21"/>
+        </w:rPr>
+        <w:t>Verwerken in de roostersleutels.</w:t>
+      </w:r>
+    </w:p>
+    <w:p>
+      <w:pPr>
+        <w:pStyle w:val="ListNumber"/>
+        <w:spacing w:after="60" w:line="288" w:lineRule="auto"/>
+      </w:pPr>
+      <w:r>
+        <w:rPr>
+          <w:color w:val="1B2430"/>
+          <w:sz w:val="21"/>
+        </w:rPr>
+        <w:t>Planning CPP.</w:t>
+      </w:r>
+    </w:p>
+    <w:p>
+      <w:pPr>
+        <w:pStyle w:val="ListNumber"/>
+        <w:spacing w:after="60" w:line="288" w:lineRule="auto"/>
+      </w:pPr>
+      <w:r>
+        <w:rPr>
+          <w:color w:val="1B2430"/>
+          <w:sz w:val="21"/>
+        </w:rPr>
+        <w:t>Monitoring van instroom, stops en knelpunten, en monitoring van de urenoverzichten.</w:t>
+      </w:r>
+    </w:p>
+    <w:p>
+      <w:pPr>
+        <w:spacing w:before="0" w:after="120" w:line="300" w:lineRule="auto"/>
+      </w:pPr>
+    </w:p>
+    <w:tbl>
+      <w:tblPr>
+        <w:tblW w:type="auto" w:w="0"/>
+        <w:jc w:val="center"/>
+        <w:tblBorders>
+          <w:top w:val="single" w:sz="8" w:space="0" w:color="6B3FA0"/>
+          <w:left w:val="single" w:sz="8" w:space="0" w:color="6B3FA0"/>
+          <w:bottom w:val="single" w:sz="8" w:space="0" w:color="6B3FA0"/>
+          <w:right w:val="single" w:sz="8" w:space="0" w:color="6B3FA0"/>
+          <w:insideH w:val="single" w:sz="8" w:space="0" w:color="6B3FA0"/>
+          <w:insideV w:val="single" w:sz="8" w:space="0" w:color="6B3FA0"/>
+        </w:tblBorders>
+        <w:tblLook w:firstColumn="1" w:firstRow="1" w:lastColumn="0" w:lastRow="0" w:noHBand="0" w:noVBand="1" w:val="04A0"/>
+      </w:tblPr>
+      <w:tblGrid>
+        <w:gridCol w:w="9298"/>
+      </w:tblGrid>
+      <w:tr>
+        <w:tc>
+          <w:tcPr>
+            <w:tcW w:type="dxa" w:w="9298"/>
+            <w:shd w:val="clear" w:color="auto" w:fill="F0EAF8"/>
+          </w:tcPr>
+          <w:p>
+            <w:pPr>
+              <w:spacing w:after="80"/>
+            </w:pPr>
+            <w:r>
+              <w:rPr>
+                <w:b/>
+                <w:color w:val="6B3FA0"/>
+                <w:sz w:val="22"/>
+              </w:rPr>
+              <w:t>Twee uitgangspunten bij het stappenplan</w:t>
+            </w:r>
+          </w:p>
+          <w:p>
+            <w:pPr>
+              <w:spacing w:after="40" w:line="288" w:lineRule="auto"/>
+            </w:pPr>
+            <w:r>
+              <w:rPr>
+                <w:color w:val="1B2430"/>
+                <w:sz w:val="20"/>
+              </w:rPr>
+              <w:t>Fysiek gaat voor personeel: eerst wat en waar, daarna volgt de personele inzet daaruit.</w:t>
+            </w:r>
+          </w:p>
+          <w:p>
+            <w:pPr>
+              <w:spacing w:after="40" w:line="288" w:lineRule="auto"/>
+            </w:pPr>
+            <w:r>
+              <w:rPr>
+                <w:color w:val="1B2430"/>
+                <w:sz w:val="20"/>
+              </w:rPr>
+              <w:t>Scheiden in perioden: nu en heel 2026, oudbouw 2027, de verhuisperiode, en de nieuwbouw vanaf juni 2027.</w:t>
+            </w:r>
+          </w:p>
+        </w:tc>
+      </w:tr>
+    </w:tbl>
+    <w:p>
+      <w:pPr>
+        <w:spacing w:after="80"/>
+      </w:pPr>
+    </w:p>
+    <w:p>
+      <w:r>
+        <w:br w:type="page"/>
+      </w:r>
+    </w:p>
+    <w:p>
+      <w:pPr>
+        <w:pStyle w:val="Heading1"/>
+        <w:pBdr>
+          <w:bottom w:val="single" w:sz="6" w:space="4" w:color="D2691E"/>
+        </w:pBdr>
+        <w:spacing w:before="360" w:after="120"/>
+      </w:pPr>
+      <w:r>
+        <w:rPr>
+          <w:rFonts w:ascii="Calibri" w:hAnsi="Calibri"/>
+          <w:color w:val="D2691E"/>
+          <w:sz w:val="34"/>
+        </w:rPr>
+        <w:t>5. Openstaande vragen</w:t>
+      </w:r>
+    </w:p>
+    <w:p>
+      <w:pPr>
+        <w:spacing w:before="0" w:after="160"/>
+      </w:pPr>
+      <w:r>
+        <w:rPr>
+          <w:i/>
+          <w:color w:val="5A6472"/>
+          <w:sz w:val="18"/>
+        </w:rPr>
+        <w:t>Foto 11 - linkerdeel van het bord, onderste helft</w:t>
+      </w:r>
+    </w:p>
+    <w:p>
+      <w:pPr>
+        <w:spacing w:before="0" w:after="120" w:line="300" w:lineRule="auto"/>
+      </w:pPr>
+      <w:r>
+        <w:rPr>
+          <w:b w:val="0"/>
+          <w:i w:val="0"/>
+          <w:color w:val="1B2430"/>
+          <w:sz w:val="21"/>
+        </w:rPr>
+        <w:t>De openstaande vragen op het bord vallen uiteen in twee sporen: vragen over de fysieke planning en vragen over de personele inzet.</w:t>
+      </w:r>
+    </w:p>
+    <w:p>
+      <w:pPr>
+        <w:spacing w:before="120" w:after="40"/>
+        <w:jc w:val="center"/>
+      </w:pPr>
+      <w:r>
+        <w:drawing>
+          <wp:inline xmlns:a="http://schemas.openxmlformats.org/drawingml/2006/main" xmlns:pic="http://schemas.openxmlformats.org/drawingml/2006/picture">
+            <wp:extent cx="5903999" cy="3795428"/>
+            <wp:docPr id="5" name="Picture 5"/>
+            <wp:cNvGraphicFramePr>
+              <a:graphicFrameLocks noChangeAspect="1"/>
+            </wp:cNvGraphicFramePr>
+            <a:graphic>
+              <a:graphicData uri="http://schemas.openxmlformats.org/drawingml/2006/picture">
+                <pic:pic>
+                  <pic:nvPicPr>
+                    <pic:cNvPr id="0" name="fig09_vragen.png"/>
+                    <pic:cNvPicPr/>
+                  </pic:nvPicPr>
+                  <pic:blipFill>
+                    <a:blip r:embed="rId14"/>
+                    <a:stretch>
+                      <a:fillRect/>
+                    </a:stretch>
+                  </pic:blipFill>
+                  <pic:spPr>
+                    <a:xfrm>
+                      <a:off x="0" y="0"/>
+                      <a:ext cx="5903999" cy="3795428"/>
+                    </a:xfrm>
+                    <a:prstGeom prst="rect"/>
+                  </pic:spPr>
+                </pic:pic>
+              </a:graphicData>
+            </a:graphic>
+          </wp:inline>
+        </w:drawing>
+      </w:r>
+    </w:p>
+    <w:p>
+      <w:pPr>
+        <w:spacing w:after="240"/>
+        <w:jc w:val="center"/>
+      </w:pPr>
+      <w:r>
+        <w:rPr>
+          <w:i/>
+          <w:color w:val="5A6472"/>
+          <w:sz w:val="18"/>
+        </w:rPr>
+        <w:t>Figuur 5 - Openstaande vragen langs twee sporen</w:t>
+      </w:r>
+    </w:p>
+    <w:p>
+      <w:pPr>
+        <w:pStyle w:val="Heading2"/>
+        <w:spacing w:before="240" w:after="120"/>
+      </w:pPr>
+      <w:r>
+        <w:rPr>
+          <w:rFonts w:ascii="Calibri" w:hAnsi="Calibri"/>
+          <w:color w:val="1F5FA8"/>
+          <w:sz w:val="26"/>
+        </w:rPr>
+        <w:t>Fysieke planning</w:t>
+      </w:r>
+    </w:p>
+    <w:p>
+      <w:pPr>
+        <w:pStyle w:val="ListNumber"/>
+        <w:spacing w:after="60" w:line="288" w:lineRule="auto"/>
+      </w:pPr>
+      <w:r>
+        <w:rPr>
+          <w:color w:val="1B2430"/>
+          <w:sz w:val="21"/>
+        </w:rPr>
+        <w:t>Waar komt de recoverypatiënt in avond, nacht en weekend?</w:t>
+      </w:r>
+    </w:p>
+    <w:p>
+      <w:pPr>
+        <w:pStyle w:val="ListNumber"/>
+        <w:spacing w:after="60" w:line="288" w:lineRule="auto"/>
+      </w:pPr>
+      <w:r>
+        <w:rPr>
+          <w:color w:val="1B2430"/>
+          <w:sz w:val="21"/>
+        </w:rPr>
+        <w:t>Waar komt de cardioversie?</w:t>
+      </w:r>
+    </w:p>
+    <w:p>
+      <w:pPr>
+        <w:pStyle w:val="ListNumber"/>
+        <w:spacing w:after="60" w:line="288" w:lineRule="auto"/>
+      </w:pPr>
+      <w:r>
+        <w:rPr>
+          <w:color w:val="1B2430"/>
+          <w:sz w:val="21"/>
+        </w:rPr>
+        <w:t>Hoort de EHH bij de SEH of bij de Hotfloor?</w:t>
+      </w:r>
+    </w:p>
+    <w:p>
+      <w:pPr>
+        <w:pStyle w:val="ListNumber"/>
+        <w:spacing w:after="60" w:line="288" w:lineRule="auto"/>
+      </w:pPr>
+      <w:r>
+        <w:rPr>
+          <w:color w:val="1B2430"/>
+          <w:sz w:val="21"/>
+        </w:rPr>
+        <w:t>Komt de OSAS post-OK patiënt nog op de ICU?</w:t>
+      </w:r>
+    </w:p>
+    <w:p>
+      <w:pPr>
+        <w:pStyle w:val="Heading2"/>
+        <w:spacing w:before="240" w:after="120"/>
+      </w:pPr>
+      <w:r>
+        <w:rPr>
+          <w:rFonts w:ascii="Calibri" w:hAnsi="Calibri"/>
+          <w:color w:val="6B3FA0"/>
+          <w:sz w:val="26"/>
+        </w:rPr>
+        <w:t>Personele inzet en opleiden</w:t>
+      </w:r>
+    </w:p>
+    <w:p>
+      <w:pPr>
+        <w:pStyle w:val="ListNumber"/>
+        <w:spacing w:after="60" w:line="288" w:lineRule="auto"/>
+      </w:pPr>
+      <w:r>
+        <w:rPr>
+          <w:color w:val="1B2430"/>
+          <w:sz w:val="21"/>
+        </w:rPr>
+        <w:t>Wat gebeurt er met de scopedienst van de CCU?</w:t>
+      </w:r>
+    </w:p>
+    <w:p>
+      <w:pPr>
+        <w:pStyle w:val="ListNumber"/>
+        <w:spacing w:after="60" w:line="288" w:lineRule="auto"/>
+      </w:pPr>
+      <w:r>
+        <w:rPr>
+          <w:color w:val="1B2430"/>
+          <w:sz w:val="21"/>
+        </w:rPr>
+        <w:t>Welke norm geldt er voor de Hotfloor?</w:t>
+      </w:r>
+    </w:p>
+    <w:p>
+      <w:pPr>
+        <w:pStyle w:val="ListNumber"/>
+        <w:spacing w:after="60" w:line="288" w:lineRule="auto"/>
+      </w:pPr>
+      <w:r>
+        <w:rPr>
+          <w:color w:val="1B2430"/>
+          <w:sz w:val="21"/>
+        </w:rPr>
+        <w:t>Inzet van de kinderverpleegkundige op de SEH?</w:t>
+      </w:r>
+    </w:p>
+    <w:p>
+      <w:pPr>
+        <w:spacing w:before="0" w:after="120" w:line="300" w:lineRule="auto"/>
+      </w:pPr>
+    </w:p>
+    <w:tbl>
+      <w:tblPr>
+        <w:tblW w:type="auto" w:w="0"/>
+        <w:jc w:val="center"/>
+        <w:tblBorders>
+          <w:top w:val="single" w:sz="8" w:space="0" w:color="D2691E"/>
+          <w:left w:val="single" w:sz="8" w:space="0" w:color="D2691E"/>
+          <w:bottom w:val="single" w:sz="8" w:space="0" w:color="D2691E"/>
+          <w:right w:val="single" w:sz="8" w:space="0" w:color="D2691E"/>
+          <w:insideH w:val="single" w:sz="8" w:space="0" w:color="D2691E"/>
+          <w:insideV w:val="single" w:sz="8" w:space="0" w:color="D2691E"/>
+        </w:tblBorders>
+        <w:tblLook w:firstColumn="1" w:firstRow="1" w:lastColumn="0" w:lastRow="0" w:noHBand="0" w:noVBand="1" w:val="04A0"/>
+      </w:tblPr>
+      <w:tblGrid>
+        <w:gridCol w:w="9298"/>
+      </w:tblGrid>
+      <w:tr>
+        <w:tc>
+          <w:tcPr>
+            <w:tcW w:type="dxa" w:w="9298"/>
+            <w:shd w:val="clear" w:color="auto" w:fill="FBEEE3"/>
+          </w:tcPr>
+          <w:p>
+            <w:pPr>
+              <w:spacing w:after="80"/>
+            </w:pPr>
+            <w:r>
+              <w:rPr>
+                <w:b/>
+                <w:color w:val="D2691E"/>
+                <w:sz w:val="22"/>
+              </w:rPr>
+              <w:t>Actie</w:t>
+            </w:r>
+          </w:p>
+          <w:p>
+            <w:pPr>
+              <w:spacing w:after="40" w:line="288" w:lineRule="auto"/>
+            </w:pPr>
+            <w:r>
+              <w:rPr>
+                <w:color w:val="1B2430"/>
+                <w:sz w:val="20"/>
+              </w:rPr>
+              <w:t>Deze lijst aanvullen met de vragen van Lonneke en Maxim.</w:t>
+            </w:r>
+          </w:p>
+        </w:tc>
+      </w:tr>
+    </w:tbl>
+    <w:p>
+      <w:pPr>
+        <w:spacing w:after="80"/>
+      </w:pPr>
+    </w:p>
+    <w:p>
+      <w:r>
+        <w:br w:type="page"/>
+      </w:r>
+    </w:p>
+    <w:p>
+      <w:pPr>
+        <w:pStyle w:val="Heading1"/>
+        <w:pBdr>
+          <w:bottom w:val="single" w:sz="6" w:space="4" w:color="1F5FA8"/>
+        </w:pBdr>
+        <w:spacing w:before="360" w:after="120"/>
+      </w:pPr>
+      <w:r>
+        <w:rPr>
+          <w:rFonts w:ascii="Calibri" w:hAnsi="Calibri"/>
+          <w:color w:val="1F5FA8"/>
+          <w:sz w:val="34"/>
+        </w:rPr>
+        <w:t>6. Vertrekpunt, planning en scenario's</w:t>
+      </w:r>
+    </w:p>
+    <w:p>
+      <w:pPr>
+        <w:spacing w:before="0" w:after="160"/>
+      </w:pPr>
+      <w:r>
+        <w:rPr>
+          <w:i/>
+          <w:color w:val="5A6472"/>
+          <w:sz w:val="18"/>
+        </w:rPr>
+        <w:t>Foto 13 - linkerdeel van het bord, bovenste helft</w:t>
+      </w:r>
+    </w:p>
+    <w:p>
+      <w:pPr>
+        <w:spacing w:before="0" w:after="120" w:line="300" w:lineRule="auto"/>
+      </w:pPr>
+      <w:r>
+        <w:rPr>
+          <w:b w:val="0"/>
+          <w:i w:val="0"/>
+          <w:color w:val="1B2430"/>
+          <w:sz w:val="21"/>
+        </w:rPr>
+        <w:t>Linksboven op het bord staat de planning: vier perioden, met per periode een andere vraag. Daaronder staan de vijf scenario's die uitgewerkt moeten worden.</w:t>
       </w:r>
     </w:p>
     <w:p>
@@ -548,7 +1781,7 @@
         <w:drawing>
           <wp:inline xmlns:a="http://schemas.openxmlformats.org/drawingml/2006/main" xmlns:pic="http://schemas.openxmlformats.org/drawingml/2006/picture">
             <wp:extent cx="5903999" cy="4174971"/>
-            <wp:docPr id="2" name="Picture 2"/>
+            <wp:docPr id="6" name="Picture 6"/>
             <wp:cNvGraphicFramePr>
               <a:graphicFrameLocks noChangeAspect="1"/>
             </wp:cNvGraphicFramePr>
@@ -560,7 +1793,7 @@
                     <pic:cNvPicPr/>
                   </pic:nvPicPr>
                   <pic:blipFill>
-                    <a:blip r:embed="rId11"/>
+                    <a:blip r:embed="rId15"/>
                     <a:stretch>
                       <a:fillRect/>
                     </a:stretch>
@@ -590,7 +1823,7 @@
           <w:color w:val="5A6472"/>
           <w:sz w:val="18"/>
         </w:rPr>
-        <w:t>Figuur 2 - Vier perioden, de ontbrekende randvoorwaarde en de kernvraag</w:t>
+        <w:t>Figuur 6 - Vier perioden, de ontbrekende randvoorwaarde en de kernvraag</w:t>
       </w:r>
     </w:p>
     <w:p>
@@ -604,7 +1837,7 @@
           <w:color w:val="1F5FA8"/>
           <w:sz w:val="26"/>
         </w:rPr>
-        <w:t>Wat staat er op het bord</w:t>
+        <w:t>Wat staat er op het bord: plan</w:t>
       </w:r>
     </w:p>
     <w:p>
@@ -660,549 +1893,6 @@
       </w:r>
     </w:p>
     <w:p>
-      <w:r>
-        <w:br w:type="page"/>
-      </w:r>
-    </w:p>
-    <w:p>
-      <w:pPr>
-        <w:pStyle w:val="Heading1"/>
-        <w:pBdr>
-          <w:bottom w:val="single" w:sz="6" w:space="4" w:color="6B3FA0"/>
-        </w:pBdr>
-        <w:spacing w:before="360" w:after="120"/>
-      </w:pPr>
-      <w:r>
-        <w:rPr>
-          <w:rFonts w:ascii="Calibri" w:hAnsi="Calibri"/>
-          <w:color w:val="6B3FA0"/>
-          <w:sz w:val="34"/>
-        </w:rPr>
-        <w:t>2. Tijdlijn en berekeningen</w:t>
-      </w:r>
-    </w:p>
-    <w:p>
-      <w:pPr>
-        <w:spacing w:before="0" w:after="120" w:line="300" w:lineRule="auto"/>
-      </w:pPr>
-      <w:r>
-        <w:rPr>
-          <w:b w:val="0"/>
-          <w:i w:val="0"/>
-          <w:color w:val="1B2430"/>
-          <w:sz w:val="21"/>
-        </w:rPr>
-        <w:t>Op de tijdlijn staat wat er tussen september 2026 en de verhuizing gereed moet zijn. De maanden oktober tot en met mei zijn op het bord omkaderd: dat is de periode waarin de voorbereiding en het werken in de oudbouw plaatsvinden.</w:t>
-      </w:r>
-    </w:p>
-    <w:p>
-      <w:pPr>
-        <w:spacing w:before="120" w:after="40"/>
-        <w:jc w:val="center"/>
-      </w:pPr>
-      <w:r>
-        <w:drawing>
-          <wp:inline xmlns:a="http://schemas.openxmlformats.org/drawingml/2006/main" xmlns:pic="http://schemas.openxmlformats.org/drawingml/2006/picture">
-            <wp:extent cx="5903999" cy="3795428"/>
-            <wp:docPr id="3" name="Picture 3"/>
-            <wp:cNvGraphicFramePr>
-              <a:graphicFrameLocks noChangeAspect="1"/>
-            </wp:cNvGraphicFramePr>
-            <a:graphic>
-              <a:graphicData uri="http://schemas.openxmlformats.org/drawingml/2006/picture">
-                <pic:pic>
-                  <pic:nvPicPr>
-                    <pic:cNvPr id="0" name="fig03_tijdlijn.png"/>
-                    <pic:cNvPicPr/>
-                  </pic:nvPicPr>
-                  <pic:blipFill>
-                    <a:blip r:embed="rId12"/>
-                    <a:stretch>
-                      <a:fillRect/>
-                    </a:stretch>
-                  </pic:blipFill>
-                  <pic:spPr>
-                    <a:xfrm>
-                      <a:off x="0" y="0"/>
-                      <a:ext cx="5903999" cy="3795428"/>
-                    </a:xfrm>
-                    <a:prstGeom prst="rect"/>
-                  </pic:spPr>
-                </pic:pic>
-              </a:graphicData>
-            </a:graphic>
-          </wp:inline>
-        </w:drawing>
-      </w:r>
-    </w:p>
-    <w:p>
-      <w:pPr>
-        <w:spacing w:after="240"/>
-        <w:jc w:val="center"/>
-      </w:pPr>
-      <w:r>
-        <w:rPr>
-          <w:i/>
-          <w:color w:val="5A6472"/>
-          <w:sz w:val="18"/>
-        </w:rPr>
-        <w:t>Figuur 3 - Tijdlijn van september tot de verhuizing en de drie berekeningen</w:t>
-      </w:r>
-    </w:p>
-    <w:p>
-      <w:pPr>
-        <w:pStyle w:val="Heading2"/>
-        <w:spacing w:before="240" w:after="120"/>
-      </w:pPr>
-      <w:r>
-        <w:rPr>
-          <w:rFonts w:ascii="Calibri" w:hAnsi="Calibri"/>
-          <w:color w:val="6B3FA0"/>
-          <w:sz w:val="26"/>
-        </w:rPr>
-        <w:t>Wat staat er op het bord</w:t>
-      </w:r>
-    </w:p>
-    <w:p>
-      <w:pPr>
-        <w:pStyle w:val="ListBullet"/>
-        <w:spacing w:after="60" w:line="288" w:lineRule="auto"/>
-      </w:pPr>
-      <w:r>
-        <w:rPr>
-          <w:color w:val="1B2430"/>
-          <w:sz w:val="21"/>
-        </w:rPr>
-        <w:t>September 2026: start van de berekeningen.</w:t>
-      </w:r>
-    </w:p>
-    <w:p>
-      <w:pPr>
-        <w:pStyle w:val="ListBullet"/>
-        <w:spacing w:after="60" w:line="288" w:lineRule="auto"/>
-      </w:pPr>
-      <w:r>
-        <w:rPr>
-          <w:color w:val="1B2430"/>
-          <w:sz w:val="21"/>
-        </w:rPr>
-        <w:t>Aantal bedden op basis van patiëntaanwezigheid gereed.</w:t>
-      </w:r>
-    </w:p>
-    <w:p>
-      <w:pPr>
-        <w:pStyle w:val="ListBullet"/>
-        <w:spacing w:after="60" w:line="288" w:lineRule="auto"/>
-      </w:pPr>
-      <w:r>
-        <w:rPr>
-          <w:color w:val="1B2430"/>
-          <w:sz w:val="21"/>
-        </w:rPr>
-        <w:t>Norm verpleegkundigen patiëntenzorg gereed, uitgesplitst naar D, L en N.</w:t>
-      </w:r>
-    </w:p>
-    <w:p>
-      <w:pPr>
-        <w:pStyle w:val="ListBullet"/>
-        <w:spacing w:after="60" w:line="288" w:lineRule="auto"/>
-      </w:pPr>
-      <w:r>
-        <w:rPr>
-          <w:color w:val="1B2430"/>
-          <w:sz w:val="21"/>
-        </w:rPr>
-        <w:t>Indirecte uren per afdeling gereed.</w:t>
-      </w:r>
-    </w:p>
-    <w:p>
-      <w:pPr>
-        <w:pStyle w:val="ListBullet"/>
-        <w:spacing w:after="60" w:line="288" w:lineRule="auto"/>
-      </w:pPr>
-      <w:r>
-        <w:rPr>
-          <w:color w:val="1B2430"/>
-          <w:sz w:val="21"/>
-        </w:rPr>
-        <w:t>Juni: verhuizing.</w:t>
-      </w:r>
-    </w:p>
-    <w:p>
-      <w:r>
-        <w:br w:type="page"/>
-      </w:r>
-    </w:p>
-    <w:p>
-      <w:pPr>
-        <w:pStyle w:val="Heading1"/>
-        <w:pBdr>
-          <w:bottom w:val="single" w:sz="6" w:space="4" w:color="1F5FA8"/>
-        </w:pBdr>
-        <w:spacing w:before="360" w:after="120"/>
-      </w:pPr>
-      <w:r>
-        <w:rPr>
-          <w:rFonts w:ascii="Calibri" w:hAnsi="Calibri"/>
-          <w:color w:val="1F5FA8"/>
-          <w:sz w:val="34"/>
-        </w:rPr>
-        <w:t>3. Oud versus nieuw</w:t>
-      </w:r>
-    </w:p>
-    <w:p>
-      <w:pPr>
-        <w:spacing w:before="0" w:after="120" w:line="300" w:lineRule="auto"/>
-      </w:pPr>
-      <w:r>
-        <w:rPr>
-          <w:b w:val="0"/>
-          <w:i w:val="0"/>
-          <w:color w:val="1B2430"/>
-          <w:sz w:val="21"/>
-        </w:rPr>
-        <w:t>De kern van de verandering: waar de acute en intensieve zorg nu over vier plaatsen in het gebouw verdeeld is, komt die straks in twee clusters te liggen.</w:t>
-      </w:r>
-    </w:p>
-    <w:p>
-      <w:pPr>
-        <w:spacing w:before="120" w:after="40"/>
-        <w:jc w:val="center"/>
-      </w:pPr>
-      <w:r>
-        <w:drawing>
-          <wp:inline xmlns:a="http://schemas.openxmlformats.org/drawingml/2006/main" xmlns:pic="http://schemas.openxmlformats.org/drawingml/2006/picture">
-            <wp:extent cx="5903999" cy="4006285"/>
-            <wp:docPr id="4" name="Picture 4"/>
-            <wp:cNvGraphicFramePr>
-              <a:graphicFrameLocks noChangeAspect="1"/>
-            </wp:cNvGraphicFramePr>
-            <a:graphic>
-              <a:graphicData uri="http://schemas.openxmlformats.org/drawingml/2006/picture">
-                <pic:pic>
-                  <pic:nvPicPr>
-                    <pic:cNvPr id="0" name="fig04_oud_nieuw.png"/>
-                    <pic:cNvPicPr/>
-                  </pic:nvPicPr>
-                  <pic:blipFill>
-                    <a:blip r:embed="rId13"/>
-                    <a:stretch>
-                      <a:fillRect/>
-                    </a:stretch>
-                  </pic:blipFill>
-                  <pic:spPr>
-                    <a:xfrm>
-                      <a:off x="0" y="0"/>
-                      <a:ext cx="5903999" cy="4006285"/>
-                    </a:xfrm>
-                    <a:prstGeom prst="rect"/>
-                  </pic:spPr>
-                </pic:pic>
-              </a:graphicData>
-            </a:graphic>
-          </wp:inline>
-        </w:drawing>
-      </w:r>
-    </w:p>
-    <w:p>
-      <w:pPr>
-        <w:spacing w:after="240"/>
-        <w:jc w:val="center"/>
-      </w:pPr>
-      <w:r>
-        <w:rPr>
-          <w:i/>
-          <w:color w:val="5A6472"/>
-          <w:sz w:val="18"/>
-        </w:rPr>
-        <w:t>Figuur 4 - Van vier verspreide afdelingen naar acute poort en Hotfloor</w:t>
-      </w:r>
-    </w:p>
-    <w:p>
-      <w:pPr>
-        <w:pStyle w:val="Heading2"/>
-        <w:spacing w:before="240" w:after="120"/>
-      </w:pPr>
-      <w:r>
-        <w:rPr>
-          <w:rFonts w:ascii="Calibri" w:hAnsi="Calibri"/>
-          <w:color w:val="1F5FA8"/>
-          <w:sz w:val="26"/>
-        </w:rPr>
-        <w:t>Wat staat er op het bord</w:t>
-      </w:r>
-    </w:p>
-    <w:p>
-      <w:pPr>
-        <w:pStyle w:val="ListBullet"/>
-        <w:spacing w:after="60" w:line="288" w:lineRule="auto"/>
-      </w:pPr>
-      <w:r>
-        <w:rPr>
-          <w:color w:val="1B2430"/>
-          <w:sz w:val="21"/>
-        </w:rPr>
-        <w:t>Oud: kind spoed bij de kinderafdeling/poli, SEH op de begane grond, ICU op de 2e verdieping, CCU/SCU/EHH op de 1e verdieping.</w:t>
-      </w:r>
-    </w:p>
-    <w:p>
-      <w:pPr>
-        <w:pStyle w:val="ListBullet"/>
-        <w:spacing w:after="60" w:line="288" w:lineRule="auto"/>
-      </w:pPr>
-      <w:r>
-        <w:rPr>
-          <w:color w:val="1B2430"/>
-          <w:sz w:val="21"/>
-        </w:rPr>
-        <w:t>Nieuw 1: SEH met acute poort, met daarin kind, EHH en SEH.</w:t>
-      </w:r>
-    </w:p>
-    <w:p>
-      <w:pPr>
-        <w:pStyle w:val="ListBullet"/>
-        <w:spacing w:after="60" w:line="288" w:lineRule="auto"/>
-      </w:pPr>
-      <w:r>
-        <w:rPr>
-          <w:color w:val="1B2430"/>
-          <w:sz w:val="21"/>
-        </w:rPr>
-        <w:t>Nieuw 2: Hotfloor, met daarin ICU en CCU/SCU.</w:t>
-      </w:r>
-    </w:p>
-    <w:p>
-      <w:pPr>
-        <w:pStyle w:val="ListBullet"/>
-        <w:spacing w:after="60" w:line="288" w:lineRule="auto"/>
-      </w:pPr>
-      <w:r>
-        <w:rPr>
-          <w:color w:val="1B2430"/>
-          <w:sz w:val="21"/>
-        </w:rPr>
-        <w:t>Fysieke plekken: hoeveel plekken zijn er nodig? En zijn dit er 16?</w:t>
-      </w:r>
-    </w:p>
-    <w:p>
-      <w:r>
-        <w:br w:type="page"/>
-      </w:r>
-    </w:p>
-    <w:p>
-      <w:pPr>
-        <w:pStyle w:val="Heading1"/>
-        <w:pBdr>
-          <w:bottom w:val="single" w:sz="6" w:space="4" w:color="0E9A87"/>
-        </w:pBdr>
-        <w:spacing w:before="360" w:after="120"/>
-      </w:pPr>
-      <w:r>
-        <w:rPr>
-          <w:rFonts w:ascii="Calibri" w:hAnsi="Calibri"/>
-          <w:color w:val="0E9A87"/>
-          <w:sz w:val="34"/>
-        </w:rPr>
-        <w:t>4. Plattegrond nieuwbouw en fysieke plekken</w:t>
-      </w:r>
-    </w:p>
-    <w:p>
-      <w:pPr>
-        <w:spacing w:before="0" w:after="120" w:line="300" w:lineRule="auto"/>
-      </w:pPr>
-      <w:r>
-        <w:rPr>
-          <w:b w:val="0"/>
-          <w:i w:val="0"/>
-          <w:color w:val="1B2430"/>
-          <w:sz w:val="21"/>
-        </w:rPr>
-        <w:t>De plattegrond van de nieuwbouw kent drie ruimtes. Alleen voor de Hotfloor staat het aantal plekken vast; voor de SEH en de EHH staat er nog een vraagteken.</w:t>
-      </w:r>
-    </w:p>
-    <w:p>
-      <w:pPr>
-        <w:spacing w:before="120" w:after="40"/>
-        <w:jc w:val="center"/>
-      </w:pPr>
-      <w:r>
-        <w:drawing>
-          <wp:inline xmlns:a="http://schemas.openxmlformats.org/drawingml/2006/main" xmlns:pic="http://schemas.openxmlformats.org/drawingml/2006/picture">
-            <wp:extent cx="5903999" cy="3626742"/>
-            <wp:docPr id="5" name="Picture 5"/>
-            <wp:cNvGraphicFramePr>
-              <a:graphicFrameLocks noChangeAspect="1"/>
-            </wp:cNvGraphicFramePr>
-            <a:graphic>
-              <a:graphicData uri="http://schemas.openxmlformats.org/drawingml/2006/picture">
-                <pic:pic>
-                  <pic:nvPicPr>
-                    <pic:cNvPr id="0" name="fig05_plattegrond.png"/>
-                    <pic:cNvPicPr/>
-                  </pic:nvPicPr>
-                  <pic:blipFill>
-                    <a:blip r:embed="rId14"/>
-                    <a:stretch>
-                      <a:fillRect/>
-                    </a:stretch>
-                  </pic:blipFill>
-                  <pic:spPr>
-                    <a:xfrm>
-                      <a:off x="0" y="0"/>
-                      <a:ext cx="5903999" cy="3626742"/>
-                    </a:xfrm>
-                    <a:prstGeom prst="rect"/>
-                  </pic:spPr>
-                </pic:pic>
-              </a:graphicData>
-            </a:graphic>
-          </wp:inline>
-        </w:drawing>
-      </w:r>
-    </w:p>
-    <w:p>
-      <w:pPr>
-        <w:spacing w:after="240"/>
-        <w:jc w:val="center"/>
-      </w:pPr>
-      <w:r>
-        <w:rPr>
-          <w:i/>
-          <w:color w:val="5A6472"/>
-          <w:sz w:val="18"/>
-        </w:rPr>
-        <w:t>Figuur 5 - Plattegrond, aantallen en wat er per plek uitgeschreven moet worden</w:t>
-      </w:r>
-    </w:p>
-    <w:p>
-      <w:pPr>
-        <w:pStyle w:val="Heading2"/>
-        <w:spacing w:before="240" w:after="120"/>
-      </w:pPr>
-      <w:r>
-        <w:rPr>
-          <w:rFonts w:ascii="Calibri" w:hAnsi="Calibri"/>
-          <w:color w:val="0E9A87"/>
-          <w:sz w:val="26"/>
-        </w:rPr>
-        <w:t>Wat staat er op het bord</w:t>
-      </w:r>
-    </w:p>
-    <w:p>
-      <w:pPr>
-        <w:pStyle w:val="ListBullet"/>
-        <w:spacing w:after="60" w:line="288" w:lineRule="auto"/>
-      </w:pPr>
-      <w:r>
-        <w:rPr>
-          <w:color w:val="1B2430"/>
-          <w:sz w:val="21"/>
-        </w:rPr>
-        <w:t>Scenario nieuwbouw fysiek: Hotfloor = 16 bedden, SEH = ? plekken, EHH = ? plekken.</w:t>
-      </w:r>
-    </w:p>
-    <w:p>
-      <w:pPr>
-        <w:pStyle w:val="ListBullet"/>
-        <w:spacing w:after="60" w:line="288" w:lineRule="auto"/>
-      </w:pPr>
-      <w:r>
-        <w:rPr>
-          <w:color w:val="1B2430"/>
-          <w:sz w:val="21"/>
-        </w:rPr>
-        <w:t>Fysieke plekken uitschrijven aan de hand van kamernummer en type, eventueel met middelen en materialen.</w:t>
-      </w:r>
-    </w:p>
-    <w:p>
-      <w:pPr>
-        <w:pStyle w:val="ListBullet"/>
-        <w:spacing w:after="60" w:line="288" w:lineRule="auto"/>
-      </w:pPr>
-      <w:r>
-        <w:rPr>
-          <w:color w:val="1B2430"/>
-          <w:sz w:val="21"/>
-        </w:rPr>
-        <w:t>Onderscheid tussen fysieke plekken, specifieke plekken en middelen/materialen/apparatuur.</w:t>
-      </w:r>
-    </w:p>
-    <w:p>
-      <w:pPr>
-        <w:pStyle w:val="ListBullet"/>
-        <w:spacing w:after="60" w:line="288" w:lineRule="auto"/>
-      </w:pPr>
-      <w:r>
-        <w:rPr>
-          <w:color w:val="1B2430"/>
-          <w:sz w:val="21"/>
-        </w:rPr>
-        <w:t>Bijvoorbeeld: kan er overal beademd worden?</w:t>
-      </w:r>
-    </w:p>
-    <w:p>
-      <w:pPr>
-        <w:pStyle w:val="ListBullet"/>
-        <w:spacing w:after="60" w:line="288" w:lineRule="auto"/>
-      </w:pPr>
-      <w:r>
-        <w:rPr>
-          <w:color w:val="1B2430"/>
-          <w:sz w:val="21"/>
-        </w:rPr>
-        <w:t>Kan elke zorgvraag in elke kamer?</w:t>
-      </w:r>
-    </w:p>
-    <w:p>
-      <w:pPr>
-        <w:pStyle w:val="ListBullet"/>
-        <w:spacing w:after="60" w:line="288" w:lineRule="auto"/>
-      </w:pPr>
-      <w:r>
-        <w:rPr>
-          <w:color w:val="1B2430"/>
-          <w:sz w:val="21"/>
-        </w:rPr>
-        <w:t>Is er een basisverdeling fysiek voor ICU, CCU en SCU?</w:t>
-      </w:r>
-    </w:p>
-    <w:p>
-      <w:r>
-        <w:br w:type="page"/>
-      </w:r>
-    </w:p>
-    <w:p>
-      <w:pPr>
-        <w:pStyle w:val="Heading1"/>
-        <w:pBdr>
-          <w:bottom w:val="single" w:sz="6" w:space="4" w:color="1F5FA8"/>
-        </w:pBdr>
-        <w:spacing w:before="360" w:after="120"/>
-      </w:pPr>
-      <w:r>
-        <w:rPr>
-          <w:rFonts w:ascii="Calibri" w:hAnsi="Calibri"/>
-          <w:color w:val="1F5FA8"/>
-          <w:sz w:val="34"/>
-        </w:rPr>
-        <w:t>5. Scenario's</w:t>
-      </w:r>
-    </w:p>
-    <w:p>
-      <w:pPr>
-        <w:spacing w:before="0" w:after="120" w:line="300" w:lineRule="auto"/>
-      </w:pPr>
-      <w:r>
-        <w:rPr>
-          <w:b w:val="0"/>
-          <w:i w:val="0"/>
-          <w:color w:val="1B2430"/>
-          <w:sz w:val="21"/>
-        </w:rPr>
-        <w:t>Op het bord staan vijf mogelijke scenario's. Ze zijn niet gelijkwaardig: scenario 5 is het handhaven van de huidige situatie en dient als referentie voor de andere vier.</w:t>
-      </w:r>
-    </w:p>
-    <w:p>
       <w:pPr>
         <w:spacing w:before="120" w:after="40"/>
         <w:jc w:val="center"/>
@@ -1211,7 +1901,7 @@
         <w:drawing>
           <wp:inline xmlns:a="http://schemas.openxmlformats.org/drawingml/2006/main" xmlns:pic="http://schemas.openxmlformats.org/drawingml/2006/picture">
             <wp:extent cx="5903999" cy="3711085"/>
-            <wp:docPr id="6" name="Picture 6"/>
+            <wp:docPr id="7" name="Picture 7"/>
             <wp:cNvGraphicFramePr>
               <a:graphicFrameLocks noChangeAspect="1"/>
             </wp:cNvGraphicFramePr>
@@ -1223,7 +1913,7 @@
                     <pic:cNvPicPr/>
                   </pic:nvPicPr>
                   <pic:blipFill>
-                    <a:blip r:embed="rId15"/>
+                    <a:blip r:embed="rId16"/>
                     <a:stretch>
                       <a:fillRect/>
                     </a:stretch>
@@ -1253,7 +1943,7 @@
           <w:color w:val="5A6472"/>
           <w:sz w:val="18"/>
         </w:rPr>
-        <w:t>Figuur 6 - De vijf scenario's en het effect dat elk scenario heeft</w:t>
+        <w:t>Figuur 7 - De vijf scenario's en het effect dat elk scenario heeft</w:t>
       </w:r>
     </w:p>
     <w:p>
@@ -1267,7 +1957,7 @@
           <w:color w:val="1F5FA8"/>
           <w:sz w:val="26"/>
         </w:rPr>
-        <w:t>Wat staat er op het bord</w:t>
+        <w:t>Wat staat er op het bord: scenario's</w:t>
       </w:r>
     </w:p>
     <w:p>
@@ -1405,17 +2095,30 @@
       <w:pPr>
         <w:pStyle w:val="Heading1"/>
         <w:pBdr>
-          <w:bottom w:val="single" w:sz="6" w:space="4" w:color="6B3FA0"/>
+          <w:bottom w:val="single" w:sz="6" w:space="4" w:color="1F5FA8"/>
         </w:pBdr>
         <w:spacing w:before="360" w:after="120"/>
       </w:pPr>
       <w:r>
         <w:rPr>
           <w:rFonts w:ascii="Calibri" w:hAnsi="Calibri"/>
-          <w:color w:val="6B3FA0"/>
+          <w:color w:val="1F5FA8"/>
           <w:sz w:val="34"/>
         </w:rPr>
-        <w:t>6. Twee grote wijzigingen en de analyse</w:t>
+        <w:t>7. Oud versus nieuw</w:t>
+      </w:r>
+    </w:p>
+    <w:p>
+      <w:pPr>
+        <w:spacing w:before="0" w:after="160"/>
+      </w:pPr>
+      <w:r>
+        <w:rPr>
+          <w:i/>
+          <w:color w:val="5A6472"/>
+          <w:sz w:val="18"/>
+        </w:rPr>
+        <w:t>Foto 12 - middendeel van het bord, bovenste helft</w:t>
       </w:r>
     </w:p>
     <w:p>
@@ -1429,7 +2132,7 @@
           <w:color w:val="1B2430"/>
           <w:sz w:val="21"/>
         </w:rPr>
-        <w:t>Het rechterdeel van het bord bevat de belangrijkste conclusie van de sessie: de twee wijzigingen zijn los van elkaar geanalyseerd, en ze vallen verschillend uit.</w:t>
+        <w:t>De kern van de verandering: waar de acute en intensieve zorg nu over vier plaatsen in het gebouw verdeeld is, komt die straks in twee clusters te liggen.</w:t>
       </w:r>
     </w:p>
     <w:p>
@@ -1440,8 +2143,8 @@
       <w:r>
         <w:drawing>
           <wp:inline xmlns:a="http://schemas.openxmlformats.org/drawingml/2006/main" xmlns:pic="http://schemas.openxmlformats.org/drawingml/2006/picture">
-            <wp:extent cx="5903999" cy="4681028"/>
-            <wp:docPr id="7" name="Picture 7"/>
+            <wp:extent cx="5903999" cy="4006285"/>
+            <wp:docPr id="8" name="Picture 8"/>
             <wp:cNvGraphicFramePr>
               <a:graphicFrameLocks noChangeAspect="1"/>
             </wp:cNvGraphicFramePr>
@@ -1449,11 +2152,11 @@
               <a:graphicData uri="http://schemas.openxmlformats.org/drawingml/2006/picture">
                 <pic:pic>
                   <pic:nvPicPr>
-                    <pic:cNvPr id="0" name="fig07_wijzigingen.png"/>
+                    <pic:cNvPr id="0" name="fig04_oud_nieuw.png"/>
                     <pic:cNvPicPr/>
                   </pic:nvPicPr>
                   <pic:blipFill>
-                    <a:blip r:embed="rId16"/>
+                    <a:blip r:embed="rId17"/>
                     <a:stretch>
                       <a:fillRect/>
                     </a:stretch>
@@ -1461,7 +2164,7 @@
                   <pic:spPr>
                     <a:xfrm>
                       <a:off x="0" y="0"/>
-                      <a:ext cx="5903999" cy="4681028"/>
+                      <a:ext cx="5903999" cy="4006285"/>
                     </a:xfrm>
                     <a:prstGeom prst="rect"/>
                   </pic:spPr>
@@ -1483,7 +2186,7 @@
           <w:color w:val="5A6472"/>
           <w:sz w:val="18"/>
         </w:rPr>
-        <w:t>Figuur 7 - Analyse van de acute poort en de Hotfloor, en de EHH-vraag die beide raakt</w:t>
+        <w:t>Figuur 8 - Van vier verspreide afdelingen naar acute poort en Hotfloor</w:t>
       </w:r>
     </w:p>
     <w:p>
@@ -1494,7 +2197,7 @@
       <w:r>
         <w:rPr>
           <w:rFonts w:ascii="Calibri" w:hAnsi="Calibri"/>
-          <w:color w:val="6B3FA0"/>
+          <w:color w:val="1F5FA8"/>
           <w:sz w:val="26"/>
         </w:rPr>
         <w:t>Wat staat er op het bord</w:t>
@@ -1510,7 +2213,7 @@
           <w:color w:val="1B2430"/>
           <w:sz w:val="21"/>
         </w:rPr>
-        <w:t>Wijziging 1: acute poort - drie stromen worden één poort.</w:t>
+        <w:t>Oud: kind spoed bij de kinderafdeling/poli, SEH op de begane grond, ICU op de 2e verdieping, CCU/SCU/EHH op de 1e verdieping.</w:t>
       </w:r>
     </w:p>
     <w:p>
@@ -1523,7 +2226,7 @@
           <w:color w:val="1B2430"/>
           <w:sz w:val="21"/>
         </w:rPr>
-        <w:t>Wijziging 2: Hotfloor - ICU, CCU en SCU samen.</w:t>
+        <w:t>Nieuw 1: SEH met acute poort, met daarin kind, EHH en SEH.</w:t>
       </w:r>
     </w:p>
     <w:p>
@@ -1536,7 +2239,7 @@
           <w:color w:val="1B2430"/>
           <w:sz w:val="21"/>
         </w:rPr>
-        <w:t>Analyse: één acute poort past niet voor kind, EHH en SEH samen.</w:t>
+        <w:t>Nieuw 2: Hotfloor, met daarin ICU en CCU/SCU.</w:t>
       </w:r>
     </w:p>
     <w:p>
@@ -1549,46 +2252,7 @@
           <w:color w:val="1B2430"/>
           <w:sz w:val="21"/>
         </w:rPr>
-        <w:t>Vervolg: analyse op dag- en uurniveau, jaarpatroon, data is beschikbaar, vervolgactie bepalen.</w:t>
-      </w:r>
-    </w:p>
-    <w:p>
-      <w:pPr>
-        <w:pStyle w:val="ListBullet"/>
-        <w:spacing w:after="60" w:line="288" w:lineRule="auto"/>
-      </w:pPr>
-      <w:r>
-        <w:rPr>
-          <w:color w:val="1B2430"/>
-          <w:sz w:val="21"/>
-        </w:rPr>
-        <w:t>Doel: de zorg past fysiek op de nieuwe SEH.</w:t>
-      </w:r>
-    </w:p>
-    <w:p>
-      <w:pPr>
-        <w:pStyle w:val="ListBullet"/>
-        <w:spacing w:after="60" w:line="288" w:lineRule="auto"/>
-      </w:pPr>
-      <w:r>
-        <w:rPr>
-          <w:color w:val="1B2430"/>
-          <w:sz w:val="21"/>
-        </w:rPr>
-        <w:t>Analyse: Hotfloor op 16 bedden past wél. Openstaand: weigeringskans en de vraag of de EHH apart komt.</w:t>
-      </w:r>
-    </w:p>
-    <w:p>
-      <w:pPr>
-        <w:pStyle w:val="ListBullet"/>
-        <w:spacing w:after="60" w:line="288" w:lineRule="auto"/>
-      </w:pPr>
-      <w:r>
-        <w:rPr>
-          <w:color w:val="1B2430"/>
-          <w:sz w:val="21"/>
-        </w:rPr>
-        <w:t>Waar valt de EHH onder - bij 1 of bij 2? Daaruit volgen analyse, knelpunten en acties.</w:t>
+        <w:t>Fysieke plekken: hoeveel plekken zijn er nodig? En zijn dit er 16?</w:t>
       </w:r>
     </w:p>
     <w:p>
@@ -1596,21 +2260,93 @@
         <w:br w:type="page"/>
       </w:r>
     </w:p>
+    <w:tbl>
+      <w:tblPr>
+        <w:tblW w:type="auto" w:w="0"/>
+        <w:jc w:val="center"/>
+        <w:tblBorders>
+          <w:top w:val="single" w:sz="4" w:space="0" w:color="6B3FA0"/>
+          <w:left w:val="single" w:sz="4" w:space="0" w:color="6B3FA0"/>
+          <w:bottom w:val="single" w:sz="4" w:space="0" w:color="6B3FA0"/>
+          <w:right w:val="single" w:sz="4" w:space="0" w:color="6B3FA0"/>
+          <w:insideH w:val="single" w:sz="4" w:space="0" w:color="6B3FA0"/>
+          <w:insideV w:val="single" w:sz="4" w:space="0" w:color="6B3FA0"/>
+        </w:tblBorders>
+        <w:tblLook w:firstColumn="1" w:firstRow="1" w:lastColumn="0" w:lastRow="0" w:noHBand="0" w:noVBand="1" w:val="04A0"/>
+      </w:tblPr>
+      <w:tblGrid>
+        <w:gridCol w:w="9298"/>
+      </w:tblGrid>
+      <w:tr>
+        <w:tc>
+          <w:tcPr>
+            <w:tcW w:type="dxa" w:w="9298"/>
+            <w:shd w:val="clear" w:color="auto" w:fill="6B3FA0"/>
+          </w:tcPr>
+          <w:p>
+            <w:pPr>
+              <w:spacing w:before="120" w:after="40"/>
+              <w:jc w:val="center"/>
+            </w:pPr>
+            <w:r>
+              <w:rPr>
+                <w:b/>
+                <w:color w:val="FFFFFF"/>
+                <w:sz w:val="22"/>
+              </w:rPr>
+              <w:t>DEEL B</w:t>
+            </w:r>
+          </w:p>
+          <w:p>
+            <w:pPr>
+              <w:spacing w:after="120"/>
+              <w:jc w:val="center"/>
+            </w:pPr>
+            <w:r>
+              <w:rPr>
+                <w:b/>
+                <w:color w:val="FFFFFF"/>
+                <w:sz w:val="32"/>
+              </w:rPr>
+              <w:t>Het capaciteitsbord</w:t>
+            </w:r>
+          </w:p>
+        </w:tc>
+      </w:tr>
+    </w:tbl>
+    <w:p>
+      <w:pPr>
+        <w:spacing w:after="40"/>
+      </w:pPr>
+    </w:p>
     <w:p>
       <w:pPr>
         <w:pStyle w:val="Heading1"/>
         <w:pBdr>
-          <w:bottom w:val="single" w:sz="6" w:space="4" w:color="1F5FA8"/>
+          <w:bottom w:val="single" w:sz="6" w:space="4" w:color="6B3FA0"/>
         </w:pBdr>
         <w:spacing w:before="360" w:after="120"/>
       </w:pPr>
       <w:r>
         <w:rPr>
           <w:rFonts w:ascii="Calibri" w:hAnsi="Calibri"/>
-          <w:color w:val="1F5FA8"/>
+          <w:color w:val="6B3FA0"/>
           <w:sz w:val="34"/>
         </w:rPr>
-        <w:t>7. Patiëntstromen per afdeling</w:t>
+        <w:t>8. Tijdlijn, berekeningen en patiëntstromen</w:t>
+      </w:r>
+    </w:p>
+    <w:p>
+      <w:pPr>
+        <w:spacing w:before="0" w:after="160"/>
+      </w:pPr>
+      <w:r>
+        <w:rPr>
+          <w:i/>
+          <w:color w:val="5A6472"/>
+          <w:sz w:val="18"/>
+        </w:rPr>
+        <w:t>Foto 15 - onderste helft van het capaciteitsbord</w:t>
       </w:r>
     </w:p>
     <w:p>
@@ -1624,7 +2360,140 @@
           <w:color w:val="1B2430"/>
           <w:sz w:val="21"/>
         </w:rPr>
-        <w:t>Om het aantal bedden te kunnen berekenen, is per afdeling uitgesplitst welke patiëntstromen erin zitten.</w:t>
+        <w:t>Op de tijdlijn staat wat er tussen september 2026 en de verhuizing gereed moet zijn. De maanden oktober tot en met mei zijn op het bord omkaderd: dat is de periode waarin de voorbereiding en het werken in de oudbouw plaatsvinden.</w:t>
+      </w:r>
+    </w:p>
+    <w:p>
+      <w:pPr>
+        <w:spacing w:before="120" w:after="40"/>
+        <w:jc w:val="center"/>
+      </w:pPr>
+      <w:r>
+        <w:drawing>
+          <wp:inline xmlns:a="http://schemas.openxmlformats.org/drawingml/2006/main" xmlns:pic="http://schemas.openxmlformats.org/drawingml/2006/picture">
+            <wp:extent cx="5903999" cy="3795428"/>
+            <wp:docPr id="9" name="Picture 9"/>
+            <wp:cNvGraphicFramePr>
+              <a:graphicFrameLocks noChangeAspect="1"/>
+            </wp:cNvGraphicFramePr>
+            <a:graphic>
+              <a:graphicData uri="http://schemas.openxmlformats.org/drawingml/2006/picture">
+                <pic:pic>
+                  <pic:nvPicPr>
+                    <pic:cNvPr id="0" name="fig03_tijdlijn.png"/>
+                    <pic:cNvPicPr/>
+                  </pic:nvPicPr>
+                  <pic:blipFill>
+                    <a:blip r:embed="rId18"/>
+                    <a:stretch>
+                      <a:fillRect/>
+                    </a:stretch>
+                  </pic:blipFill>
+                  <pic:spPr>
+                    <a:xfrm>
+                      <a:off x="0" y="0"/>
+                      <a:ext cx="5903999" cy="3795428"/>
+                    </a:xfrm>
+                    <a:prstGeom prst="rect"/>
+                  </pic:spPr>
+                </pic:pic>
+              </a:graphicData>
+            </a:graphic>
+          </wp:inline>
+        </w:drawing>
+      </w:r>
+    </w:p>
+    <w:p>
+      <w:pPr>
+        <w:spacing w:after="240"/>
+        <w:jc w:val="center"/>
+      </w:pPr>
+      <w:r>
+        <w:rPr>
+          <w:i/>
+          <w:color w:val="5A6472"/>
+          <w:sz w:val="18"/>
+        </w:rPr>
+        <w:t>Figuur 9 - Tijdlijn van september tot de verhuizing en de drie berekeningen</w:t>
+      </w:r>
+    </w:p>
+    <w:p>
+      <w:pPr>
+        <w:pStyle w:val="Heading2"/>
+        <w:spacing w:before="240" w:after="120"/>
+      </w:pPr>
+      <w:r>
+        <w:rPr>
+          <w:rFonts w:ascii="Calibri" w:hAnsi="Calibri"/>
+          <w:color w:val="6B3FA0"/>
+          <w:sz w:val="26"/>
+        </w:rPr>
+        <w:t>Wat staat er op het bord: tijdlijn</w:t>
+      </w:r>
+    </w:p>
+    <w:p>
+      <w:pPr>
+        <w:pStyle w:val="ListBullet"/>
+        <w:spacing w:after="60" w:line="288" w:lineRule="auto"/>
+      </w:pPr>
+      <w:r>
+        <w:rPr>
+          <w:color w:val="1B2430"/>
+          <w:sz w:val="21"/>
+        </w:rPr>
+        <w:t>September 2026: start van de berekeningen.</w:t>
+      </w:r>
+    </w:p>
+    <w:p>
+      <w:pPr>
+        <w:pStyle w:val="ListBullet"/>
+        <w:spacing w:after="60" w:line="288" w:lineRule="auto"/>
+      </w:pPr>
+      <w:r>
+        <w:rPr>
+          <w:color w:val="1B2430"/>
+          <w:sz w:val="21"/>
+        </w:rPr>
+        <w:t>Aantal bedden op basis van patiëntaanwezigheid gereed.</w:t>
+      </w:r>
+    </w:p>
+    <w:p>
+      <w:pPr>
+        <w:pStyle w:val="ListBullet"/>
+        <w:spacing w:after="60" w:line="288" w:lineRule="auto"/>
+      </w:pPr>
+      <w:r>
+        <w:rPr>
+          <w:color w:val="1B2430"/>
+          <w:sz w:val="21"/>
+        </w:rPr>
+        <w:t>Norm verpleegkundigen patiëntenzorg gereed, uitgesplitst naar D, L en N.</w:t>
+      </w:r>
+    </w:p>
+    <w:p>
+      <w:pPr>
+        <w:pStyle w:val="ListBullet"/>
+        <w:spacing w:after="60" w:line="288" w:lineRule="auto"/>
+      </w:pPr>
+      <w:r>
+        <w:rPr>
+          <w:color w:val="1B2430"/>
+          <w:sz w:val="21"/>
+        </w:rPr>
+        <w:t>Indirecte uren per afdeling gereed.</w:t>
+      </w:r>
+    </w:p>
+    <w:p>
+      <w:pPr>
+        <w:pStyle w:val="ListBullet"/>
+        <w:spacing w:after="60" w:line="288" w:lineRule="auto"/>
+      </w:pPr>
+      <w:r>
+        <w:rPr>
+          <w:color w:val="1B2430"/>
+          <w:sz w:val="21"/>
+        </w:rPr>
+        <w:t>Juni: verhuizing.</w:t>
       </w:r>
     </w:p>
     <w:p>
@@ -1636,7 +2505,7 @@
         <w:drawing>
           <wp:inline xmlns:a="http://schemas.openxmlformats.org/drawingml/2006/main" xmlns:pic="http://schemas.openxmlformats.org/drawingml/2006/picture">
             <wp:extent cx="5903999" cy="3415885"/>
-            <wp:docPr id="8" name="Picture 8"/>
+            <wp:docPr id="10" name="Picture 10"/>
             <wp:cNvGraphicFramePr>
               <a:graphicFrameLocks noChangeAspect="1"/>
             </wp:cNvGraphicFramePr>
@@ -1648,7 +2517,7 @@
                     <pic:cNvPicPr/>
                   </pic:nvPicPr>
                   <pic:blipFill>
-                    <a:blip r:embed="rId17"/>
+                    <a:blip r:embed="rId19"/>
                     <a:stretch>
                       <a:fillRect/>
                     </a:stretch>
@@ -1678,7 +2547,7 @@
           <w:color w:val="5A6472"/>
           <w:sz w:val="18"/>
         </w:rPr>
-        <w:t>Figuur 8 - Patiëntstromen die in de berekening meegenomen worden</w:t>
+        <w:t>Figuur 10 - Patiëntstromen die in de berekening meegenomen worden</w:t>
       </w:r>
     </w:p>
     <w:p>
@@ -1689,10 +2558,10 @@
       <w:r>
         <w:rPr>
           <w:rFonts w:ascii="Calibri" w:hAnsi="Calibri"/>
-          <w:color w:val="1F5FA8"/>
+          <w:color w:val="6B3FA0"/>
           <w:sz w:val="26"/>
         </w:rPr>
-        <w:t>Wat staat er op het bord</w:t>
+        <w:t>Wat staat er op het bord: patiëntstromen</w:t>
       </w:r>
     </w:p>
     <w:p>
@@ -1769,17 +2638,30 @@
       <w:pPr>
         <w:pStyle w:val="Heading1"/>
         <w:pBdr>
-          <w:bottom w:val="single" w:sz="6" w:space="4" w:color="1F5FA8"/>
+          <w:bottom w:val="single" w:sz="6" w:space="4" w:color="0E9A87"/>
         </w:pBdr>
         <w:spacing w:before="360" w:after="120"/>
       </w:pPr>
       <w:r>
         <w:rPr>
           <w:rFonts w:ascii="Calibri" w:hAnsi="Calibri"/>
-          <w:color w:val="1F5FA8"/>
+          <w:color w:val="0E9A87"/>
           <w:sz w:val="34"/>
         </w:rPr>
-        <w:t>8. Stand van zaken per afdeling</w:t>
+        <w:t>9. Plattegrond nieuwbouw en fysieke plekken</w:t>
+      </w:r>
+    </w:p>
+    <w:p>
+      <w:pPr>
+        <w:spacing w:before="0" w:after="160"/>
+      </w:pPr>
+      <w:r>
+        <w:rPr>
+          <w:i/>
+          <w:color w:val="5A6472"/>
+          <w:sz w:val="18"/>
+        </w:rPr>
+        <w:t>Foto 14 - rechterdeel van het capaciteitsbord</w:t>
       </w:r>
     </w:p>
     <w:p>
@@ -1793,7 +2675,329 @@
           <w:color w:val="1B2430"/>
           <w:sz w:val="21"/>
         </w:rPr>
-        <w:t>De tabel linksboven op het bord laat zien dat de basis nog grotendeels ontbreekt: op één afdeling na is er geen jaarplan ingevoerd, en er is voor geen enkele afdeling een vastgestelde norm verpleegkundigen.</w:t>
+        <w:t>De plattegrond van de nieuwbouw kent drie ruimtes. Alleen voor de Hotfloor staat het aantal plekken vast; voor de SEH en de EHH staat er nog een vraagteken.</w:t>
+      </w:r>
+    </w:p>
+    <w:p>
+      <w:pPr>
+        <w:spacing w:before="120" w:after="40"/>
+        <w:jc w:val="center"/>
+      </w:pPr>
+      <w:r>
+        <w:drawing>
+          <wp:inline xmlns:a="http://schemas.openxmlformats.org/drawingml/2006/main" xmlns:pic="http://schemas.openxmlformats.org/drawingml/2006/picture">
+            <wp:extent cx="5903999" cy="3626742"/>
+            <wp:docPr id="11" name="Picture 11"/>
+            <wp:cNvGraphicFramePr>
+              <a:graphicFrameLocks noChangeAspect="1"/>
+            </wp:cNvGraphicFramePr>
+            <a:graphic>
+              <a:graphicData uri="http://schemas.openxmlformats.org/drawingml/2006/picture">
+                <pic:pic>
+                  <pic:nvPicPr>
+                    <pic:cNvPr id="0" name="fig05_plattegrond.png"/>
+                    <pic:cNvPicPr/>
+                  </pic:nvPicPr>
+                  <pic:blipFill>
+                    <a:blip r:embed="rId20"/>
+                    <a:stretch>
+                      <a:fillRect/>
+                    </a:stretch>
+                  </pic:blipFill>
+                  <pic:spPr>
+                    <a:xfrm>
+                      <a:off x="0" y="0"/>
+                      <a:ext cx="5903999" cy="3626742"/>
+                    </a:xfrm>
+                    <a:prstGeom prst="rect"/>
+                  </pic:spPr>
+                </pic:pic>
+              </a:graphicData>
+            </a:graphic>
+          </wp:inline>
+        </w:drawing>
+      </w:r>
+    </w:p>
+    <w:p>
+      <w:pPr>
+        <w:spacing w:after="240"/>
+        <w:jc w:val="center"/>
+      </w:pPr>
+      <w:r>
+        <w:rPr>
+          <w:i/>
+          <w:color w:val="5A6472"/>
+          <w:sz w:val="18"/>
+        </w:rPr>
+        <w:t>Figuur 11 - Plattegrond, aantallen en wat er per plek uitgeschreven moet worden</w:t>
+      </w:r>
+    </w:p>
+    <w:p>
+      <w:pPr>
+        <w:pStyle w:val="Heading2"/>
+        <w:spacing w:before="240" w:after="120"/>
+      </w:pPr>
+      <w:r>
+        <w:rPr>
+          <w:rFonts w:ascii="Calibri" w:hAnsi="Calibri"/>
+          <w:color w:val="0E9A87"/>
+          <w:sz w:val="26"/>
+        </w:rPr>
+        <w:t>Wat staat er op het bord</w:t>
+      </w:r>
+    </w:p>
+    <w:p>
+      <w:pPr>
+        <w:pStyle w:val="ListBullet"/>
+        <w:spacing w:after="60" w:line="288" w:lineRule="auto"/>
+      </w:pPr>
+      <w:r>
+        <w:rPr>
+          <w:color w:val="1B2430"/>
+          <w:sz w:val="21"/>
+        </w:rPr>
+        <w:t>Scenario nieuwbouw fysiek: Hotfloor = 16 bedden, SEH = ? plekken, EHH = ? plekken.</w:t>
+      </w:r>
+    </w:p>
+    <w:p>
+      <w:pPr>
+        <w:pStyle w:val="ListBullet"/>
+        <w:spacing w:after="60" w:line="288" w:lineRule="auto"/>
+      </w:pPr>
+      <w:r>
+        <w:rPr>
+          <w:color w:val="1B2430"/>
+          <w:sz w:val="21"/>
+        </w:rPr>
+        <w:t>Fysieke plekken uitschrijven aan de hand van kamernummer en type, eventueel met middelen en materialen.</w:t>
+      </w:r>
+    </w:p>
+    <w:p>
+      <w:pPr>
+        <w:pStyle w:val="ListBullet"/>
+        <w:spacing w:after="60" w:line="288" w:lineRule="auto"/>
+      </w:pPr>
+      <w:r>
+        <w:rPr>
+          <w:color w:val="1B2430"/>
+          <w:sz w:val="21"/>
+        </w:rPr>
+        <w:t>Onderscheid tussen fysieke plekken, specifieke plekken en middelen/materialen/apparatuur.</w:t>
+      </w:r>
+    </w:p>
+    <w:p>
+      <w:pPr>
+        <w:pStyle w:val="ListBullet"/>
+        <w:spacing w:after="60" w:line="288" w:lineRule="auto"/>
+      </w:pPr>
+      <w:r>
+        <w:rPr>
+          <w:color w:val="1B2430"/>
+          <w:sz w:val="21"/>
+        </w:rPr>
+        <w:t>Bijvoorbeeld: kan er overal beademd worden?</w:t>
+      </w:r>
+    </w:p>
+    <w:p>
+      <w:pPr>
+        <w:pStyle w:val="ListBullet"/>
+        <w:spacing w:after="60" w:line="288" w:lineRule="auto"/>
+      </w:pPr>
+      <w:r>
+        <w:rPr>
+          <w:color w:val="1B2430"/>
+          <w:sz w:val="21"/>
+        </w:rPr>
+        <w:t>Kan elke zorgvraag in elke kamer?</w:t>
+      </w:r>
+    </w:p>
+    <w:p>
+      <w:pPr>
+        <w:pStyle w:val="ListBullet"/>
+        <w:spacing w:after="60" w:line="288" w:lineRule="auto"/>
+      </w:pPr>
+      <w:r>
+        <w:rPr>
+          <w:color w:val="1B2430"/>
+          <w:sz w:val="21"/>
+        </w:rPr>
+        <w:t>Is er een basisverdeling fysiek voor ICU, CCU en SCU?</w:t>
+      </w:r>
+    </w:p>
+    <w:p>
+      <w:r>
+        <w:br w:type="page"/>
+      </w:r>
+    </w:p>
+    <w:tbl>
+      <w:tblPr>
+        <w:tblW w:type="auto" w:w="0"/>
+        <w:jc w:val="center"/>
+        <w:tblBorders>
+          <w:top w:val="single" w:sz="4" w:space="0" w:color="0E9A87"/>
+          <w:left w:val="single" w:sz="4" w:space="0" w:color="0E9A87"/>
+          <w:bottom w:val="single" w:sz="4" w:space="0" w:color="0E9A87"/>
+          <w:right w:val="single" w:sz="4" w:space="0" w:color="0E9A87"/>
+          <w:insideH w:val="single" w:sz="4" w:space="0" w:color="0E9A87"/>
+          <w:insideV w:val="single" w:sz="4" w:space="0" w:color="0E9A87"/>
+        </w:tblBorders>
+        <w:tblLook w:firstColumn="1" w:firstRow="1" w:lastColumn="0" w:lastRow="0" w:noHBand="0" w:noVBand="1" w:val="04A0"/>
+      </w:tblPr>
+      <w:tblGrid>
+        <w:gridCol w:w="9298"/>
+      </w:tblGrid>
+      <w:tr>
+        <w:tc>
+          <w:tcPr>
+            <w:tcW w:type="dxa" w:w="9298"/>
+            <w:shd w:val="clear" w:color="auto" w:fill="0E9A87"/>
+          </w:tcPr>
+          <w:p>
+            <w:pPr>
+              <w:spacing w:before="120" w:after="40"/>
+              <w:jc w:val="center"/>
+            </w:pPr>
+            <w:r>
+              <w:rPr>
+                <w:b/>
+                <w:color w:val="FFFFFF"/>
+                <w:sz w:val="22"/>
+              </w:rPr>
+              <w:t>DEEL C</w:t>
+            </w:r>
+          </w:p>
+          <w:p>
+            <w:pPr>
+              <w:spacing w:after="120"/>
+              <w:jc w:val="center"/>
+            </w:pPr>
+            <w:r>
+              <w:rPr>
+                <w:b/>
+                <w:color w:val="FFFFFF"/>
+                <w:sz w:val="32"/>
+              </w:rPr>
+              <w:t>Totaaloverzicht</w:t>
+            </w:r>
+          </w:p>
+        </w:tc>
+      </w:tr>
+    </w:tbl>
+    <w:p>
+      <w:pPr>
+        <w:spacing w:after="40"/>
+      </w:pPr>
+    </w:p>
+    <w:p>
+      <w:pPr>
+        <w:pStyle w:val="Heading1"/>
+        <w:pBdr>
+          <w:bottom w:val="single" w:sz="6" w:space="4" w:color="1F5FA8"/>
+        </w:pBdr>
+        <w:spacing w:before="360" w:after="120"/>
+      </w:pPr>
+      <w:r>
+        <w:rPr>
+          <w:rFonts w:ascii="Calibri" w:hAnsi="Calibri"/>
+          <w:color w:val="1F5FA8"/>
+          <w:sz w:val="34"/>
+        </w:rPr>
+        <w:t>10. Totaaloverzicht en stand van zaken per afdeling</w:t>
+      </w:r>
+    </w:p>
+    <w:p>
+      <w:pPr>
+        <w:spacing w:before="0" w:after="160"/>
+      </w:pPr>
+      <w:r>
+        <w:rPr>
+          <w:i/>
+          <w:color w:val="5A6472"/>
+          <w:sz w:val="18"/>
+        </w:rPr>
+        <w:t>Foto 16 - het capaciteitsbord in een opname</w:t>
+      </w:r>
+    </w:p>
+    <w:p>
+      <w:pPr>
+        <w:spacing w:before="0" w:after="120" w:line="300" w:lineRule="auto"/>
+      </w:pPr>
+      <w:r>
+        <w:rPr>
+          <w:b w:val="0"/>
+          <w:i w:val="0"/>
+          <w:color w:val="1B2430"/>
+          <w:sz w:val="21"/>
+        </w:rPr>
+        <w:t>Het capaciteitsbord in zijn geheel. Bovenaan staat de tabel met de stand van zaken per afdeling; die laat zien dat de basis nog grotendeels ontbreekt. Op één afdeling na is er geen jaarplan ingevoerd, en er is voor geen enkele afdeling een vastgestelde norm verpleegkundigen.</w:t>
+      </w:r>
+    </w:p>
+    <w:p>
+      <w:pPr>
+        <w:spacing w:before="120" w:after="40"/>
+        <w:jc w:val="center"/>
+      </w:pPr>
+      <w:r>
+        <w:drawing>
+          <wp:inline xmlns:a="http://schemas.openxmlformats.org/drawingml/2006/main" xmlns:pic="http://schemas.openxmlformats.org/drawingml/2006/picture">
+            <wp:extent cx="5903999" cy="4132799"/>
+            <wp:docPr id="12" name="Picture 12"/>
+            <wp:cNvGraphicFramePr>
+              <a:graphicFrameLocks noChangeAspect="1"/>
+            </wp:cNvGraphicFramePr>
+            <a:graphic>
+              <a:graphicData uri="http://schemas.openxmlformats.org/drawingml/2006/picture">
+                <pic:pic>
+                  <pic:nvPicPr>
+                    <pic:cNvPr id="0" name="fig_capaciteitsbord.png"/>
+                    <pic:cNvPicPr/>
+                  </pic:nvPicPr>
+                  <pic:blipFill>
+                    <a:blip r:embed="rId21"/>
+                    <a:stretch>
+                      <a:fillRect/>
+                    </a:stretch>
+                  </pic:blipFill>
+                  <pic:spPr>
+                    <a:xfrm>
+                      <a:off x="0" y="0"/>
+                      <a:ext cx="5903999" cy="4132799"/>
+                    </a:xfrm>
+                    <a:prstGeom prst="rect"/>
+                  </pic:spPr>
+                </pic:pic>
+              </a:graphicData>
+            </a:graphic>
+          </wp:inline>
+        </w:drawing>
+      </w:r>
+    </w:p>
+    <w:p>
+      <w:pPr>
+        <w:spacing w:after="240"/>
+        <w:jc w:val="center"/>
+      </w:pPr>
+      <w:r>
+        <w:rPr>
+          <w:i/>
+          <w:color w:val="5A6472"/>
+          <w:sz w:val="18"/>
+        </w:rPr>
+        <w:t>Figuur 12 - Schematische kaart van het capaciteitsbord</w:t>
+      </w:r>
+    </w:p>
+    <w:p>
+      <w:pPr>
+        <w:pStyle w:val="Heading2"/>
+        <w:spacing w:before="240" w:after="120"/>
+      </w:pPr>
+      <w:r>
+        <w:rPr>
+          <w:rFonts w:ascii="Calibri" w:hAnsi="Calibri"/>
+          <w:color w:val="1F5FA8"/>
+          <w:sz w:val="26"/>
+        </w:rPr>
+        <w:t>Stand van zaken per afdeling</w:t>
       </w:r>
     </w:p>
     <w:tbl>
@@ -2487,531 +3691,6 @@
           <w:color w:val="D2691E"/>
           <w:sz w:val="34"/>
         </w:rPr>
-        <w:t>9. Openstaande vragen</w:t>
-      </w:r>
-    </w:p>
-    <w:p>
-      <w:pPr>
-        <w:spacing w:before="0" w:after="120" w:line="300" w:lineRule="auto"/>
-      </w:pPr>
-      <w:r>
-        <w:rPr>
-          <w:b w:val="0"/>
-          <w:i w:val="0"/>
-          <w:color w:val="1B2430"/>
-          <w:sz w:val="21"/>
-        </w:rPr>
-        <w:t>De openstaande vragen op het bord vallen uiteen in twee sporen: vragen over de fysieke planning en vragen over de personele inzet.</w:t>
-      </w:r>
-    </w:p>
-    <w:p>
-      <w:pPr>
-        <w:spacing w:before="120" w:after="40"/>
-        <w:jc w:val="center"/>
-      </w:pPr>
-      <w:r>
-        <w:drawing>
-          <wp:inline xmlns:a="http://schemas.openxmlformats.org/drawingml/2006/main" xmlns:pic="http://schemas.openxmlformats.org/drawingml/2006/picture">
-            <wp:extent cx="5903999" cy="3795428"/>
-            <wp:docPr id="9" name="Picture 9"/>
-            <wp:cNvGraphicFramePr>
-              <a:graphicFrameLocks noChangeAspect="1"/>
-            </wp:cNvGraphicFramePr>
-            <a:graphic>
-              <a:graphicData uri="http://schemas.openxmlformats.org/drawingml/2006/picture">
-                <pic:pic>
-                  <pic:nvPicPr>
-                    <pic:cNvPr id="0" name="fig09_vragen.png"/>
-                    <pic:cNvPicPr/>
-                  </pic:nvPicPr>
-                  <pic:blipFill>
-                    <a:blip r:embed="rId18"/>
-                    <a:stretch>
-                      <a:fillRect/>
-                    </a:stretch>
-                  </pic:blipFill>
-                  <pic:spPr>
-                    <a:xfrm>
-                      <a:off x="0" y="0"/>
-                      <a:ext cx="5903999" cy="3795428"/>
-                    </a:xfrm>
-                    <a:prstGeom prst="rect"/>
-                  </pic:spPr>
-                </pic:pic>
-              </a:graphicData>
-            </a:graphic>
-          </wp:inline>
-        </w:drawing>
-      </w:r>
-    </w:p>
-    <w:p>
-      <w:pPr>
-        <w:spacing w:after="240"/>
-        <w:jc w:val="center"/>
-      </w:pPr>
-      <w:r>
-        <w:rPr>
-          <w:i/>
-          <w:color w:val="5A6472"/>
-          <w:sz w:val="18"/>
-        </w:rPr>
-        <w:t>Figuur 9 - Openstaande vragen langs twee sporen</w:t>
-      </w:r>
-    </w:p>
-    <w:p>
-      <w:pPr>
-        <w:pStyle w:val="Heading2"/>
-        <w:spacing w:before="240" w:after="120"/>
-      </w:pPr>
-      <w:r>
-        <w:rPr>
-          <w:rFonts w:ascii="Calibri" w:hAnsi="Calibri"/>
-          <w:color w:val="1F5FA8"/>
-          <w:sz w:val="26"/>
-        </w:rPr>
-        <w:t>Fysieke planning</w:t>
-      </w:r>
-    </w:p>
-    <w:p>
-      <w:pPr>
-        <w:pStyle w:val="ListNumber"/>
-        <w:spacing w:after="60" w:line="288" w:lineRule="auto"/>
-      </w:pPr>
-      <w:r>
-        <w:rPr>
-          <w:color w:val="1B2430"/>
-          <w:sz w:val="21"/>
-        </w:rPr>
-        <w:t>Waar komt de recoverypatiënt in avond, nacht en weekend?</w:t>
-      </w:r>
-    </w:p>
-    <w:p>
-      <w:pPr>
-        <w:pStyle w:val="ListNumber"/>
-        <w:spacing w:after="60" w:line="288" w:lineRule="auto"/>
-      </w:pPr>
-      <w:r>
-        <w:rPr>
-          <w:color w:val="1B2430"/>
-          <w:sz w:val="21"/>
-        </w:rPr>
-        <w:t>Waar komt de cardioversie?</w:t>
-      </w:r>
-    </w:p>
-    <w:p>
-      <w:pPr>
-        <w:pStyle w:val="ListNumber"/>
-        <w:spacing w:after="60" w:line="288" w:lineRule="auto"/>
-      </w:pPr>
-      <w:r>
-        <w:rPr>
-          <w:color w:val="1B2430"/>
-          <w:sz w:val="21"/>
-        </w:rPr>
-        <w:t>Hoort de EHH bij de SEH of bij de Hotfloor?</w:t>
-      </w:r>
-    </w:p>
-    <w:p>
-      <w:pPr>
-        <w:pStyle w:val="ListNumber"/>
-        <w:spacing w:after="60" w:line="288" w:lineRule="auto"/>
-      </w:pPr>
-      <w:r>
-        <w:rPr>
-          <w:color w:val="1B2430"/>
-          <w:sz w:val="21"/>
-        </w:rPr>
-        <w:t>Komt de OSAS post-OK patiënt nog op de ICU?</w:t>
-      </w:r>
-    </w:p>
-    <w:p>
-      <w:pPr>
-        <w:pStyle w:val="Heading2"/>
-        <w:spacing w:before="240" w:after="120"/>
-      </w:pPr>
-      <w:r>
-        <w:rPr>
-          <w:rFonts w:ascii="Calibri" w:hAnsi="Calibri"/>
-          <w:color w:val="6B3FA0"/>
-          <w:sz w:val="26"/>
-        </w:rPr>
-        <w:t>Personele inzet en opleiden</w:t>
-      </w:r>
-    </w:p>
-    <w:p>
-      <w:pPr>
-        <w:pStyle w:val="ListNumber"/>
-        <w:spacing w:after="60" w:line="288" w:lineRule="auto"/>
-      </w:pPr>
-      <w:r>
-        <w:rPr>
-          <w:color w:val="1B2430"/>
-          <w:sz w:val="21"/>
-        </w:rPr>
-        <w:t>Wat gebeurt er met de scopedienst van de CCU?</w:t>
-      </w:r>
-    </w:p>
-    <w:p>
-      <w:pPr>
-        <w:pStyle w:val="ListNumber"/>
-        <w:spacing w:after="60" w:line="288" w:lineRule="auto"/>
-      </w:pPr>
-      <w:r>
-        <w:rPr>
-          <w:color w:val="1B2430"/>
-          <w:sz w:val="21"/>
-        </w:rPr>
-        <w:t>Welke norm geldt er voor de Hotfloor?</w:t>
-      </w:r>
-    </w:p>
-    <w:p>
-      <w:pPr>
-        <w:pStyle w:val="ListNumber"/>
-        <w:spacing w:after="60" w:line="288" w:lineRule="auto"/>
-      </w:pPr>
-      <w:r>
-        <w:rPr>
-          <w:color w:val="1B2430"/>
-          <w:sz w:val="21"/>
-        </w:rPr>
-        <w:t>Inzet van de kinderverpleegkundige op de SEH?</w:t>
-      </w:r>
-    </w:p>
-    <w:p>
-      <w:pPr>
-        <w:spacing w:before="0" w:after="120" w:line="300" w:lineRule="auto"/>
-      </w:pPr>
-    </w:p>
-    <w:tbl>
-      <w:tblPr>
-        <w:tblW w:type="auto" w:w="0"/>
-        <w:jc w:val="center"/>
-        <w:tblBorders>
-          <w:top w:val="single" w:sz="8" w:space="0" w:color="D2691E"/>
-          <w:left w:val="single" w:sz="8" w:space="0" w:color="D2691E"/>
-          <w:bottom w:val="single" w:sz="8" w:space="0" w:color="D2691E"/>
-          <w:right w:val="single" w:sz="8" w:space="0" w:color="D2691E"/>
-          <w:insideH w:val="single" w:sz="8" w:space="0" w:color="D2691E"/>
-          <w:insideV w:val="single" w:sz="8" w:space="0" w:color="D2691E"/>
-        </w:tblBorders>
-        <w:tblLook w:firstColumn="1" w:firstRow="1" w:lastColumn="0" w:lastRow="0" w:noHBand="0" w:noVBand="1" w:val="04A0"/>
-      </w:tblPr>
-      <w:tblGrid>
-        <w:gridCol w:w="9298"/>
-      </w:tblGrid>
-      <w:tr>
-        <w:tc>
-          <w:tcPr>
-            <w:tcW w:type="dxa" w:w="9298"/>
-            <w:shd w:val="clear" w:color="auto" w:fill="FBEEE3"/>
-          </w:tcPr>
-          <w:p>
-            <w:pPr>
-              <w:spacing w:after="80"/>
-            </w:pPr>
-            <w:r>
-              <w:rPr>
-                <w:b/>
-                <w:color w:val="D2691E"/>
-                <w:sz w:val="22"/>
-              </w:rPr>
-              <w:t>Actie</w:t>
-            </w:r>
-          </w:p>
-          <w:p>
-            <w:pPr>
-              <w:spacing w:after="40" w:line="288" w:lineRule="auto"/>
-            </w:pPr>
-            <w:r>
-              <w:rPr>
-                <w:color w:val="1B2430"/>
-                <w:sz w:val="20"/>
-              </w:rPr>
-              <w:t>Deze lijst aanvullen met de vragen van Lonneke en Maxim.</w:t>
-            </w:r>
-          </w:p>
-        </w:tc>
-      </w:tr>
-    </w:tbl>
-    <w:p>
-      <w:pPr>
-        <w:spacing w:after="80"/>
-      </w:pPr>
-    </w:p>
-    <w:p>
-      <w:r>
-        <w:br w:type="page"/>
-      </w:r>
-    </w:p>
-    <w:p>
-      <w:pPr>
-        <w:pStyle w:val="Heading1"/>
-        <w:pBdr>
-          <w:bottom w:val="single" w:sz="6" w:space="4" w:color="6B3FA0"/>
-        </w:pBdr>
-        <w:spacing w:before="360" w:after="120"/>
-      </w:pPr>
-      <w:r>
-        <w:rPr>
-          <w:rFonts w:ascii="Calibri" w:hAnsi="Calibri"/>
-          <w:color w:val="6B3FA0"/>
-          <w:sz w:val="34"/>
-        </w:rPr>
-        <w:t>10. Stappenplan</w:t>
-      </w:r>
-    </w:p>
-    <w:p>
-      <w:pPr>
-        <w:spacing w:before="0" w:after="120" w:line="300" w:lineRule="auto"/>
-      </w:pPr>
-      <w:r>
-        <w:rPr>
-          <w:b w:val="0"/>
-          <w:i w:val="0"/>
-          <w:color w:val="1B2430"/>
-          <w:sz w:val="21"/>
-        </w:rPr>
-        <w:t>Het stappenplan is de rode draad van het bord: het laat zien hoe je van een scenario komt tot een rooster dat klopt, en hoe je daarna blijft monitoren.</w:t>
-      </w:r>
-    </w:p>
-    <w:p>
-      <w:pPr>
-        <w:spacing w:before="120" w:after="40"/>
-        <w:jc w:val="center"/>
-      </w:pPr>
-      <w:r>
-        <w:drawing>
-          <wp:inline xmlns:a="http://schemas.openxmlformats.org/drawingml/2006/main" xmlns:pic="http://schemas.openxmlformats.org/drawingml/2006/picture">
-            <wp:extent cx="5903999" cy="4554514"/>
-            <wp:docPr id="10" name="Picture 10"/>
-            <wp:cNvGraphicFramePr>
-              <a:graphicFrameLocks noChangeAspect="1"/>
-            </wp:cNvGraphicFramePr>
-            <a:graphic>
-              <a:graphicData uri="http://schemas.openxmlformats.org/drawingml/2006/picture">
-                <pic:pic>
-                  <pic:nvPicPr>
-                    <pic:cNvPr id="0" name="fig10_stappenplan.png"/>
-                    <pic:cNvPicPr/>
-                  </pic:nvPicPr>
-                  <pic:blipFill>
-                    <a:blip r:embed="rId19"/>
-                    <a:stretch>
-                      <a:fillRect/>
-                    </a:stretch>
-                  </pic:blipFill>
-                  <pic:spPr>
-                    <a:xfrm>
-                      <a:off x="0" y="0"/>
-                      <a:ext cx="5903999" cy="4554514"/>
-                    </a:xfrm>
-                    <a:prstGeom prst="rect"/>
-                  </pic:spPr>
-                </pic:pic>
-              </a:graphicData>
-            </a:graphic>
-          </wp:inline>
-        </w:drawing>
-      </w:r>
-    </w:p>
-    <w:p>
-      <w:pPr>
-        <w:spacing w:after="240"/>
-        <w:jc w:val="center"/>
-      </w:pPr>
-      <w:r>
-        <w:rPr>
-          <w:i/>
-          <w:color w:val="5A6472"/>
-          <w:sz w:val="18"/>
-        </w:rPr>
-        <w:t>Figuur 10 - Stappenplan van scenario naar roostersleutel, planning en monitoring</w:t>
-      </w:r>
-    </w:p>
-    <w:p>
-      <w:pPr>
-        <w:pStyle w:val="Heading2"/>
-        <w:spacing w:before="240" w:after="120"/>
-      </w:pPr>
-      <w:r>
-        <w:rPr>
-          <w:rFonts w:ascii="Calibri" w:hAnsi="Calibri"/>
-          <w:color w:val="6B3FA0"/>
-          <w:sz w:val="26"/>
-        </w:rPr>
-        <w:t>De stappen</w:t>
-      </w:r>
-    </w:p>
-    <w:p>
-      <w:pPr>
-        <w:pStyle w:val="ListNumber"/>
-        <w:spacing w:after="60" w:line="288" w:lineRule="auto"/>
-      </w:pPr>
-      <w:r>
-        <w:rPr>
-          <w:color w:val="1B2430"/>
-          <w:sz w:val="21"/>
-        </w:rPr>
-        <w:t>Scenario's uitwerken.</w:t>
-      </w:r>
-    </w:p>
-    <w:p>
-      <w:pPr>
-        <w:pStyle w:val="ListNumber"/>
-        <w:spacing w:after="60" w:line="288" w:lineRule="auto"/>
-      </w:pPr>
-      <w:r>
-        <w:rPr>
-          <w:color w:val="1B2430"/>
-          <w:sz w:val="21"/>
-        </w:rPr>
-        <w:t>Keuze maken op basis van data uit BI.</w:t>
-      </w:r>
-    </w:p>
-    <w:p>
-      <w:pPr>
-        <w:pStyle w:val="ListNumber"/>
-        <w:spacing w:after="60" w:line="288" w:lineRule="auto"/>
-      </w:pPr>
-      <w:r>
-        <w:rPr>
-          <w:color w:val="1B2430"/>
-          <w:sz w:val="21"/>
-        </w:rPr>
-        <w:t>Uitwerken in een week- en dagplan.</w:t>
-      </w:r>
-    </w:p>
-    <w:p>
-      <w:pPr>
-        <w:pStyle w:val="ListNumber"/>
-        <w:spacing w:after="60" w:line="288" w:lineRule="auto"/>
-      </w:pPr>
-      <w:r>
-        <w:rPr>
-          <w:color w:val="1B2430"/>
-          <w:sz w:val="21"/>
-        </w:rPr>
-        <w:t>Verwerken in de roostersleutels.</w:t>
-      </w:r>
-    </w:p>
-    <w:p>
-      <w:pPr>
-        <w:pStyle w:val="ListNumber"/>
-        <w:spacing w:after="60" w:line="288" w:lineRule="auto"/>
-      </w:pPr>
-      <w:r>
-        <w:rPr>
-          <w:color w:val="1B2430"/>
-          <w:sz w:val="21"/>
-        </w:rPr>
-        <w:t>Planning CPP.</w:t>
-      </w:r>
-    </w:p>
-    <w:p>
-      <w:pPr>
-        <w:pStyle w:val="ListNumber"/>
-        <w:spacing w:after="60" w:line="288" w:lineRule="auto"/>
-      </w:pPr>
-      <w:r>
-        <w:rPr>
-          <w:color w:val="1B2430"/>
-          <w:sz w:val="21"/>
-        </w:rPr>
-        <w:t>Monitoring van instroom, stops en knelpunten, en monitoring van de urenoverzichten.</w:t>
-      </w:r>
-    </w:p>
-    <w:p>
-      <w:pPr>
-        <w:spacing w:before="0" w:after="120" w:line="300" w:lineRule="auto"/>
-      </w:pPr>
-    </w:p>
-    <w:tbl>
-      <w:tblPr>
-        <w:tblW w:type="auto" w:w="0"/>
-        <w:jc w:val="center"/>
-        <w:tblBorders>
-          <w:top w:val="single" w:sz="8" w:space="0" w:color="6B3FA0"/>
-          <w:left w:val="single" w:sz="8" w:space="0" w:color="6B3FA0"/>
-          <w:bottom w:val="single" w:sz="8" w:space="0" w:color="6B3FA0"/>
-          <w:right w:val="single" w:sz="8" w:space="0" w:color="6B3FA0"/>
-          <w:insideH w:val="single" w:sz="8" w:space="0" w:color="6B3FA0"/>
-          <w:insideV w:val="single" w:sz="8" w:space="0" w:color="6B3FA0"/>
-        </w:tblBorders>
-        <w:tblLook w:firstColumn="1" w:firstRow="1" w:lastColumn="0" w:lastRow="0" w:noHBand="0" w:noVBand="1" w:val="04A0"/>
-      </w:tblPr>
-      <w:tblGrid>
-        <w:gridCol w:w="9298"/>
-      </w:tblGrid>
-      <w:tr>
-        <w:tc>
-          <w:tcPr>
-            <w:tcW w:type="dxa" w:w="9298"/>
-            <w:shd w:val="clear" w:color="auto" w:fill="F0EAF8"/>
-          </w:tcPr>
-          <w:p>
-            <w:pPr>
-              <w:spacing w:after="80"/>
-            </w:pPr>
-            <w:r>
-              <w:rPr>
-                <w:b/>
-                <w:color w:val="6B3FA0"/>
-                <w:sz w:val="22"/>
-              </w:rPr>
-              <w:t>Twee uitgangspunten bij het stappenplan</w:t>
-            </w:r>
-          </w:p>
-          <w:p>
-            <w:pPr>
-              <w:spacing w:after="40" w:line="288" w:lineRule="auto"/>
-            </w:pPr>
-            <w:r>
-              <w:rPr>
-                <w:color w:val="1B2430"/>
-                <w:sz w:val="20"/>
-              </w:rPr>
-              <w:t>Fysiek gaat voor personeel: eerst wat en waar, daarna volgt de personele inzet daaruit.</w:t>
-            </w:r>
-          </w:p>
-          <w:p>
-            <w:pPr>
-              <w:spacing w:after="40" w:line="288" w:lineRule="auto"/>
-            </w:pPr>
-            <w:r>
-              <w:rPr>
-                <w:color w:val="1B2430"/>
-                <w:sz w:val="20"/>
-              </w:rPr>
-              <w:t>Scheiden in perioden: nu en heel 2026, oudbouw 2027, de verhuisperiode, en de nieuwbouw vanaf juni 2027.</w:t>
-            </w:r>
-          </w:p>
-        </w:tc>
-      </w:tr>
-    </w:tbl>
-    <w:p>
-      <w:pPr>
-        <w:spacing w:after="80"/>
-      </w:pPr>
-    </w:p>
-    <w:p>
-      <w:r>
-        <w:br w:type="page"/>
-      </w:r>
-    </w:p>
-    <w:p>
-      <w:pPr>
-        <w:pStyle w:val="Heading1"/>
-        <w:pBdr>
-          <w:bottom w:val="single" w:sz="6" w:space="4" w:color="D2691E"/>
-        </w:pBdr>
-        <w:spacing w:before="360" w:after="120"/>
-      </w:pPr>
-      <w:r>
-        <w:rPr>
-          <w:rFonts w:ascii="Calibri" w:hAnsi="Calibri"/>
-          <w:color w:val="D2691E"/>
-          <w:sz w:val="34"/>
-        </w:rPr>
         <w:t>11. Punten die op het bord niet eenduidig te lezen zijn</w:t>
       </w:r>
     </w:p>

--- a/docs/whiteboard/Integraal-Capaciteitsmanagement-whiteboard.docx
+++ b/docs/whiteboard/Integraal-Capaciteitsmanagement-whiteboard.docx
@@ -48,7 +48,7 @@
           <w:color w:val="6B3FA0"/>
           <w:sz w:val="30"/>
         </w:rPr>
-        <w:t>Uitwerking van de whiteboardsessie</w:t>
+        <w:t>Van huidige situatie naar nieuwbouw juni 2027</w:t>
       </w:r>
     </w:p>
     <w:p>
@@ -72,7 +72,7 @@
           <w:color w:val="5A6472"/>
           <w:sz w:val="24"/>
         </w:rPr>
-        <w:t>Van huidige situatie naar nieuwbouw juni 2027</w:t>
+        <w:t>Uitwerking van de whiteboardsessie, met de openstaande vragen</w:t>
       </w:r>
     </w:p>
     <w:tbl>
@@ -137,38 +137,7 @@
                 <w:color w:val="1F5FA8"/>
                 <w:sz w:val="20"/>
               </w:rPr>
-              <w:t>Bron</w:t>
-            </w:r>
-          </w:p>
-        </w:tc>
-        <w:tc>
-          <w:tcPr>
-            <w:tcW w:type="dxa" w:w="6746"/>
-          </w:tcPr>
-          <w:p>
-            <w:r>
-              <w:rPr>
-                <w:sz w:val="20"/>
-              </w:rPr>
-              <w:t>Whiteboard 'Integraal Capaciteits Management' (foto 6 t/m 16)</w:t>
-            </w:r>
-          </w:p>
-        </w:tc>
-      </w:tr>
-      <w:tr>
-        <w:tc>
-          <w:tcPr>
-            <w:tcW w:type="dxa" w:w="2551"/>
-            <w:shd w:val="clear" w:color="auto" w:fill="F2F4F7"/>
-          </w:tcPr>
-          <w:p>
-            <w:r>
-              <w:rPr>
-                <w:b/>
-                <w:color w:val="1F5FA8"/>
-                <w:sz w:val="20"/>
-              </w:rPr>
-              <w:t>Betreft afdelingen</w:t>
+              <w:t>Afdelingen</w:t>
             </w:r>
           </w:p>
         </w:tc>
@@ -199,6 +168,37 @@
                 <w:color w:val="1F5FA8"/>
                 <w:sz w:val="20"/>
               </w:rPr>
+              <w:t>Bron</w:t>
+            </w:r>
+          </w:p>
+        </w:tc>
+        <w:tc>
+          <w:tcPr>
+            <w:tcW w:type="dxa" w:w="6746"/>
+          </w:tcPr>
+          <w:p>
+            <w:r>
+              <w:rPr>
+                <w:sz w:val="20"/>
+              </w:rPr>
+              <w:t>Whiteboard 'Integraal Capaciteits Management', aangevuld met de vragen van Maxim en Lonneke</w:t>
+            </w:r>
+          </w:p>
+        </w:tc>
+      </w:tr>
+      <w:tr>
+        <w:tc>
+          <w:tcPr>
+            <w:tcW w:type="dxa" w:w="2551"/>
+            <w:shd w:val="clear" w:color="auto" w:fill="F2F4F7"/>
+          </w:tcPr>
+          <w:p>
+            <w:r>
+              <w:rPr>
+                <w:b/>
+                <w:color w:val="1F5FA8"/>
+                <w:sz w:val="20"/>
+              </w:rPr>
               <w:t>Status</w:t>
             </w:r>
           </w:p>
@@ -212,7 +212,7 @@
               <w:rPr>
                 <w:sz w:val="20"/>
               </w:rPr>
-              <w:t>Werkdocument - onderdelen zijn nog open</w:t>
+              <w:t>Werkdocument - meerdere onderdelen staan nog open</w:t>
             </w:r>
           </w:p>
         </w:tc>
@@ -261,168 +261,6 @@
         <w:t>Tip: klik in de inhoudsopgave en druk op F9 om de paginanummers te laten vullen.</w:t>
       </w:r>
     </w:p>
-    <w:p>
-      <w:r>
-        <w:br w:type="page"/>
-      </w:r>
-    </w:p>
-    <w:p>
-      <w:pPr>
-        <w:pStyle w:val="Heading1"/>
-        <w:pBdr>
-          <w:bottom w:val="single" w:sz="6" w:space="4" w:color="1F5FA8"/>
-        </w:pBdr>
-        <w:spacing w:before="360" w:after="120"/>
-      </w:pPr>
-      <w:r>
-        <w:rPr>
-          <w:rFonts w:ascii="Calibri" w:hAnsi="Calibri"/>
-          <w:color w:val="1F5FA8"/>
-          <w:sz w:val="34"/>
-        </w:rPr>
-        <w:t>Leeswijzer</w:t>
-      </w:r>
-    </w:p>
-    <w:p>
-      <w:pPr>
-        <w:spacing w:before="0" w:after="120" w:line="300" w:lineRule="auto"/>
-      </w:pPr>
-      <w:r>
-        <w:rPr>
-          <w:b w:val="0"/>
-          <w:i w:val="0"/>
-          <w:color w:val="1B2430"/>
-          <w:sz w:val="21"/>
-        </w:rPr>
-        <w:t>De sessie is vastgelegd op twee whiteboards. Dit document volgt de volgorde waarin die borden zijn gefotografeerd: eerst het acute-zorgbord met de analyse, het stappenplan en de scenario's, daarna het capaciteitsbord met de tijdlijn en de plattegrond, en tot slot het totaaloverzicht.</w:t>
-      </w:r>
-    </w:p>
-    <w:p>
-      <w:pPr>
-        <w:spacing w:before="0" w:after="120" w:line="300" w:lineRule="auto"/>
-      </w:pPr>
-      <w:r>
-        <w:rPr>
-          <w:b w:val="0"/>
-          <w:i w:val="0"/>
-          <w:color w:val="1B2430"/>
-          <w:sz w:val="21"/>
-        </w:rPr>
-        <w:t>Elk hoofdstuk bestaat uit een visualisatie en daaronder de inhoud van het bord in tekst. Onder elke hoofdstuktitel staat naar welke foto het hoofdstuk verwijst.</w:t>
-      </w:r>
-    </w:p>
-    <w:tbl>
-      <w:tblPr>
-        <w:tblW w:type="auto" w:w="0"/>
-        <w:jc w:val="center"/>
-        <w:tblBorders>
-          <w:top w:val="single" w:sz="4" w:space="0" w:color="D6DCE5"/>
-          <w:left w:val="single" w:sz="4" w:space="0" w:color="D6DCE5"/>
-          <w:bottom w:val="single" w:sz="4" w:space="0" w:color="D6DCE5"/>
-          <w:right w:val="single" w:sz="4" w:space="0" w:color="D6DCE5"/>
-          <w:insideH w:val="single" w:sz="4" w:space="0" w:color="D6DCE5"/>
-          <w:insideV w:val="single" w:sz="4" w:space="0" w:color="D6DCE5"/>
-        </w:tblBorders>
-        <w:tblLook w:firstColumn="1" w:firstRow="1" w:lastColumn="0" w:lastRow="0" w:noHBand="0" w:noVBand="1" w:val="04A0"/>
-      </w:tblPr>
-      <w:tblGrid>
-        <w:gridCol w:w="4649"/>
-        <w:gridCol w:w="4649"/>
-      </w:tblGrid>
-      <w:tr>
-        <w:tc>
-          <w:tcPr>
-            <w:tcW w:type="dxa" w:w="3628"/>
-            <w:shd w:val="clear" w:color="auto" w:fill="F2F4F7"/>
-          </w:tcPr>
-          <w:p>
-            <w:r>
-              <w:rPr>
-                <w:b/>
-                <w:color w:val="1F5FA8"/>
-                <w:sz w:val="20"/>
-              </w:rPr>
-              <w:t>DEEL A - Het acute-zorgbord</w:t>
-            </w:r>
-          </w:p>
-        </w:tc>
-        <w:tc>
-          <w:tcPr>
-            <w:tcW w:type="dxa" w:w="5669"/>
-          </w:tcPr>
-          <w:p>
-            <w:r>
-              <w:rPr>
-                <w:sz w:val="20"/>
-              </w:rPr>
-              <w:t>hoofdstuk 1 t/m 7   (foto 6, 7, 8, 9, 11, 13, 12)</w:t>
-            </w:r>
-          </w:p>
-        </w:tc>
-      </w:tr>
-      <w:tr>
-        <w:tc>
-          <w:tcPr>
-            <w:tcW w:type="dxa" w:w="3628"/>
-            <w:shd w:val="clear" w:color="auto" w:fill="F2F4F7"/>
-          </w:tcPr>
-          <w:p>
-            <w:r>
-              <w:rPr>
-                <w:b/>
-                <w:color w:val="1F5FA8"/>
-                <w:sz w:val="20"/>
-              </w:rPr>
-              <w:t>DEEL B - Het capaciteitsbord</w:t>
-            </w:r>
-          </w:p>
-        </w:tc>
-        <w:tc>
-          <w:tcPr>
-            <w:tcW w:type="dxa" w:w="5669"/>
-          </w:tcPr>
-          <w:p>
-            <w:r>
-              <w:rPr>
-                <w:sz w:val="20"/>
-              </w:rPr>
-              <w:t>hoofdstuk 8 en 9   (foto 15, 14)</w:t>
-            </w:r>
-          </w:p>
-        </w:tc>
-      </w:tr>
-      <w:tr>
-        <w:tc>
-          <w:tcPr>
-            <w:tcW w:type="dxa" w:w="3628"/>
-            <w:shd w:val="clear" w:color="auto" w:fill="F2F4F7"/>
-          </w:tcPr>
-          <w:p>
-            <w:r>
-              <w:rPr>
-                <w:b/>
-                <w:color w:val="1F5FA8"/>
-                <w:sz w:val="20"/>
-              </w:rPr>
-              <w:t>DEEL C - Totaaloverzicht</w:t>
-            </w:r>
-          </w:p>
-        </w:tc>
-        <w:tc>
-          <w:tcPr>
-            <w:tcW w:type="dxa" w:w="5669"/>
-          </w:tcPr>
-          <w:p>
-            <w:r>
-              <w:rPr>
-                <w:sz w:val="20"/>
-              </w:rPr>
-              <w:t>hoofdstuk 10   (foto 16)</w:t>
-            </w:r>
-          </w:p>
-        </w:tc>
-      </w:tr>
-    </w:tbl>
     <w:p>
       <w:pPr>
         <w:spacing w:before="0" w:after="120" w:line="300" w:lineRule="auto"/>
@@ -461,7 +299,7 @@
                 <w:color w:val="5A6472"/>
                 <w:sz w:val="22"/>
               </w:rPr>
-              <w:t>Afkortingen op het bord</w:t>
+              <w:t>Afkortingen</w:t>
             </w:r>
           </w:p>
           <w:p>
@@ -473,7 +311,7 @@
                 <w:color w:val="1B2430"/>
                 <w:sz w:val="20"/>
               </w:rPr>
-              <w:t>SEH - Spoedeisende hulp</w:t>
+              <w:t>SEH - spoedeisende hulp   |   EHH - eerste hart hulp</w:t>
             </w:r>
           </w:p>
           <w:p>
@@ -485,7 +323,7 @@
                 <w:color w:val="1B2430"/>
                 <w:sz w:val="20"/>
               </w:rPr>
-              <w:t>EHH - Eerste hart hulp</w:t>
+              <w:t>ICU - intensive care   |   CCU - coronary care   |   SCU - stroke care</w:t>
             </w:r>
           </w:p>
           <w:p>
@@ -497,7 +335,7 @@
                 <w:color w:val="1B2430"/>
                 <w:sz w:val="20"/>
               </w:rPr>
-              <w:t>ICU - Intensive care unit</w:t>
+              <w:t>vpk - verpleegkundige   |   CPP - capaciteits- en personeelsplanning</w:t>
             </w:r>
           </w:p>
           <w:p>
@@ -509,43 +347,7 @@
                 <w:color w:val="1B2430"/>
                 <w:sz w:val="20"/>
               </w:rPr>
-              <w:t>CCU - Coronary care unit</w:t>
-            </w:r>
-          </w:p>
-          <w:p>
-            <w:pPr>
-              <w:spacing w:after="40" w:line="288" w:lineRule="auto"/>
-            </w:pPr>
-            <w:r>
-              <w:rPr>
-                <w:color w:val="1B2430"/>
-                <w:sz w:val="20"/>
-              </w:rPr>
-              <w:t>SCU - Stroke care unit</w:t>
-            </w:r>
-          </w:p>
-          <w:p>
-            <w:pPr>
-              <w:spacing w:after="40" w:line="288" w:lineRule="auto"/>
-            </w:pPr>
-            <w:r>
-              <w:rPr>
-                <w:color w:val="1B2430"/>
-                <w:sz w:val="20"/>
-              </w:rPr>
-              <w:t>CPP - capaciteits- en personeelsplanning</w:t>
-            </w:r>
-          </w:p>
-          <w:p>
-            <w:pPr>
-              <w:spacing w:after="40" w:line="288" w:lineRule="auto"/>
-            </w:pPr>
-            <w:r>
-              <w:rPr>
-                <w:color w:val="1B2430"/>
-                <w:sz w:val="20"/>
-              </w:rPr>
-              <w:t>BI - business intelligence (databron voor de onderbouwing)</w:t>
+              <w:t>BIC - business intelligence centrum (databron voor de onderbouwing)</w:t>
             </w:r>
           </w:p>
           <w:p>
@@ -569,843 +371,7 @@
                 <w:color w:val="1B2430"/>
                 <w:sz w:val="20"/>
               </w:rPr>
-              <w:t>vpk - verpleegkundige</w:t>
-            </w:r>
-          </w:p>
-        </w:tc>
-      </w:tr>
-    </w:tbl>
-    <w:p>
-      <w:pPr>
-        <w:spacing w:after="80"/>
-      </w:pPr>
-    </w:p>
-    <w:p>
-      <w:r>
-        <w:br w:type="page"/>
-      </w:r>
-    </w:p>
-    <w:tbl>
-      <w:tblPr>
-        <w:tblW w:type="auto" w:w="0"/>
-        <w:jc w:val="center"/>
-        <w:tblBorders>
-          <w:top w:val="single" w:sz="4" w:space="0" w:color="1F5FA8"/>
-          <w:left w:val="single" w:sz="4" w:space="0" w:color="1F5FA8"/>
-          <w:bottom w:val="single" w:sz="4" w:space="0" w:color="1F5FA8"/>
-          <w:right w:val="single" w:sz="4" w:space="0" w:color="1F5FA8"/>
-          <w:insideH w:val="single" w:sz="4" w:space="0" w:color="1F5FA8"/>
-          <w:insideV w:val="single" w:sz="4" w:space="0" w:color="1F5FA8"/>
-        </w:tblBorders>
-        <w:tblLook w:firstColumn="1" w:firstRow="1" w:lastColumn="0" w:lastRow="0" w:noHBand="0" w:noVBand="1" w:val="04A0"/>
-      </w:tblPr>
-      <w:tblGrid>
-        <w:gridCol w:w="9298"/>
-      </w:tblGrid>
-      <w:tr>
-        <w:tc>
-          <w:tcPr>
-            <w:tcW w:type="dxa" w:w="9298"/>
-            <w:shd w:val="clear" w:color="auto" w:fill="1F5FA8"/>
-          </w:tcPr>
-          <w:p>
-            <w:pPr>
-              <w:spacing w:before="120" w:after="40"/>
-              <w:jc w:val="center"/>
-            </w:pPr>
-            <w:r>
-              <w:rPr>
-                <w:b/>
-                <w:color w:val="FFFFFF"/>
-                <w:sz w:val="22"/>
-              </w:rPr>
-              <w:t>DEEL A</w:t>
-            </w:r>
-          </w:p>
-          <w:p>
-            <w:pPr>
-              <w:spacing w:after="120"/>
-              <w:jc w:val="center"/>
-            </w:pPr>
-            <w:r>
-              <w:rPr>
-                <w:b/>
-                <w:color w:val="FFFFFF"/>
-                <w:sz w:val="32"/>
-              </w:rPr>
-              <w:t>Het acute-zorgbord</w:t>
-            </w:r>
-          </w:p>
-        </w:tc>
-      </w:tr>
-    </w:tbl>
-    <w:p>
-      <w:pPr>
-        <w:spacing w:after="40"/>
-      </w:pPr>
-    </w:p>
-    <w:p>
-      <w:pPr>
-        <w:pStyle w:val="Heading1"/>
-        <w:pBdr>
-          <w:bottom w:val="single" w:sz="6" w:space="4" w:color="1F5FA8"/>
-        </w:pBdr>
-        <w:spacing w:before="360" w:after="120"/>
-      </w:pPr>
-      <w:r>
-        <w:rPr>
-          <w:rFonts w:ascii="Calibri" w:hAnsi="Calibri"/>
-          <w:color w:val="1F5FA8"/>
-          <w:sz w:val="34"/>
-        </w:rPr>
-        <w:t>1. Overzicht van het acute-zorgbord</w:t>
-      </w:r>
-    </w:p>
-    <w:p>
-      <w:pPr>
-        <w:spacing w:before="0" w:after="160"/>
-      </w:pPr>
-      <w:r>
-        <w:rPr>
-          <w:i/>
-          <w:color w:val="5A6472"/>
-          <w:sz w:val="18"/>
-        </w:rPr>
-        <w:t>Foto 6 - het hele bord in een opname</w:t>
-      </w:r>
-    </w:p>
-    <w:p>
-      <w:pPr>
-        <w:spacing w:before="0" w:after="120" w:line="300" w:lineRule="auto"/>
-      </w:pPr>
-      <w:r>
-        <w:rPr>
-          <w:b w:val="0"/>
-          <w:i w:val="0"/>
-          <w:color w:val="1B2430"/>
-          <w:sz w:val="21"/>
-        </w:rPr>
-        <w:t>Het acute-zorgbord bevat negen blokken. Ze horen bij elkaar: links staat wat er gepland is en welke scenario's er zijn, in het midden de verandering van oud naar nieuw en het stappenplan, en rechts de analyse van de twee grote wijzigingen.</w:t>
-      </w:r>
-    </w:p>
-    <w:p>
-      <w:pPr>
-        <w:spacing w:before="120" w:after="40"/>
-        <w:jc w:val="center"/>
-      </w:pPr>
-      <w:r>
-        <w:drawing>
-          <wp:inline xmlns:a="http://schemas.openxmlformats.org/drawingml/2006/main" xmlns:pic="http://schemas.openxmlformats.org/drawingml/2006/picture">
-            <wp:extent cx="5903999" cy="3795428"/>
-            <wp:docPr id="1" name="Picture 1"/>
-            <wp:cNvGraphicFramePr>
-              <a:graphicFrameLocks noChangeAspect="1"/>
-            </wp:cNvGraphicFramePr>
-            <a:graphic>
-              <a:graphicData uri="http://schemas.openxmlformats.org/drawingml/2006/picture">
-                <pic:pic>
-                  <pic:nvPicPr>
-                    <pic:cNvPr id="0" name="fig_bordoverzicht.png"/>
-                    <pic:cNvPicPr/>
-                  </pic:nvPicPr>
-                  <pic:blipFill>
-                    <a:blip r:embed="rId10"/>
-                    <a:stretch>
-                      <a:fillRect/>
-                    </a:stretch>
-                  </pic:blipFill>
-                  <pic:spPr>
-                    <a:xfrm>
-                      <a:off x="0" y="0"/>
-                      <a:ext cx="5903999" cy="3795428"/>
-                    </a:xfrm>
-                    <a:prstGeom prst="rect"/>
-                  </pic:spPr>
-                </pic:pic>
-              </a:graphicData>
-            </a:graphic>
-          </wp:inline>
-        </w:drawing>
-      </w:r>
-    </w:p>
-    <w:p>
-      <w:pPr>
-        <w:spacing w:after="240"/>
-        <w:jc w:val="center"/>
-      </w:pPr>
-      <w:r>
-        <w:rPr>
-          <w:i/>
-          <w:color w:val="5A6472"/>
-          <w:sz w:val="18"/>
-        </w:rPr>
-        <w:t>Figuur 1 - Schematische kaart van het acute-zorgbord, met de hoofdstukken erbij</w:t>
-      </w:r>
-    </w:p>
-    <w:p>
-      <w:pPr>
-        <w:pStyle w:val="Heading2"/>
-        <w:spacing w:before="240" w:after="120"/>
-      </w:pPr>
-      <w:r>
-        <w:rPr>
-          <w:rFonts w:ascii="Calibri" w:hAnsi="Calibri"/>
-          <w:color w:val="1F5FA8"/>
-          <w:sz w:val="26"/>
-        </w:rPr>
-        <w:t>Hoe de blokken samenhangen</w:t>
-      </w:r>
-    </w:p>
-    <w:p>
-      <w:pPr>
-        <w:pStyle w:val="ListBullet"/>
-        <w:spacing w:after="60" w:line="288" w:lineRule="auto"/>
-      </w:pPr>
-      <w:r>
-        <w:rPr>
-          <w:color w:val="1B2430"/>
-          <w:sz w:val="21"/>
-        </w:rPr>
-        <w:t>Rechts staat de conclusie: de acute poort past niet, de Hotfloor past wel (hoofdstuk 2 en 3).</w:t>
-      </w:r>
-    </w:p>
-    <w:p>
-      <w:pPr>
-        <w:pStyle w:val="ListBullet"/>
-        <w:spacing w:after="60" w:line="288" w:lineRule="auto"/>
-      </w:pPr>
-      <w:r>
-        <w:rPr>
-          <w:color w:val="1B2430"/>
-          <w:sz w:val="21"/>
-        </w:rPr>
-        <w:t>In het midden staat hoe je van daaruit verder komt: het stappenplan (hoofdstuk 4).</w:t>
-      </w:r>
-    </w:p>
-    <w:p>
-      <w:pPr>
-        <w:pStyle w:val="ListBullet"/>
-        <w:spacing w:after="60" w:line="288" w:lineRule="auto"/>
-      </w:pPr>
-      <w:r>
-        <w:rPr>
-          <w:color w:val="1B2430"/>
-          <w:sz w:val="21"/>
-        </w:rPr>
-        <w:t>Links staat wat er nog open is en welke scenario's er liggen (hoofdstuk 5 en 6).</w:t>
-      </w:r>
-    </w:p>
-    <w:p>
-      <w:r>
-        <w:br w:type="page"/>
-      </w:r>
-    </w:p>
-    <w:p>
-      <w:pPr>
-        <w:pStyle w:val="Heading1"/>
-        <w:pBdr>
-          <w:bottom w:val="single" w:sz="6" w:space="4" w:color="1F5FA8"/>
-        </w:pBdr>
-        <w:spacing w:before="360" w:after="120"/>
-      </w:pPr>
-      <w:r>
-        <w:rPr>
-          <w:rFonts w:ascii="Calibri" w:hAnsi="Calibri"/>
-          <w:color w:val="1F5FA8"/>
-          <w:sz w:val="34"/>
-        </w:rPr>
-        <w:t>2. Analyse: past de acute poort?</w:t>
-      </w:r>
-    </w:p>
-    <w:p>
-      <w:pPr>
-        <w:spacing w:before="0" w:after="160"/>
-      </w:pPr>
-      <w:r>
-        <w:rPr>
-          <w:i/>
-          <w:color w:val="5A6472"/>
-          <w:sz w:val="18"/>
-        </w:rPr>
-        <w:t>Foto 7 - rechterkolom van het bord, bovenste deel</w:t>
-      </w:r>
-    </w:p>
-    <w:p>
-      <w:pPr>
-        <w:spacing w:before="0" w:after="120" w:line="300" w:lineRule="auto"/>
-      </w:pPr>
-      <w:r>
-        <w:rPr>
-          <w:b w:val="0"/>
-          <w:i w:val="0"/>
-          <w:color w:val="1B2430"/>
-          <w:sz w:val="21"/>
-        </w:rPr>
-        <w:t>De eerste grote wijziging is de acute poort: kind spoed, EHH en SEH komen samen achter een poort. De analyse laat zien dat dit in de huidige opzet niet past.</w:t>
-      </w:r>
-    </w:p>
-    <w:p>
-      <w:pPr>
-        <w:spacing w:before="120" w:after="40"/>
-        <w:jc w:val="center"/>
-      </w:pPr>
-      <w:r>
-        <w:drawing>
-          <wp:inline xmlns:a="http://schemas.openxmlformats.org/drawingml/2006/main" xmlns:pic="http://schemas.openxmlformats.org/drawingml/2006/picture">
-            <wp:extent cx="5903999" cy="3500228"/>
-            <wp:docPr id="2" name="Picture 2"/>
-            <wp:cNvGraphicFramePr>
-              <a:graphicFrameLocks noChangeAspect="1"/>
-            </wp:cNvGraphicFramePr>
-            <a:graphic>
-              <a:graphicData uri="http://schemas.openxmlformats.org/drawingml/2006/picture">
-                <pic:pic>
-                  <pic:nvPicPr>
-                    <pic:cNvPr id="0" name="fig_acutepoort.png"/>
-                    <pic:cNvPicPr/>
-                  </pic:nvPicPr>
-                  <pic:blipFill>
-                    <a:blip r:embed="rId11"/>
-                    <a:stretch>
-                      <a:fillRect/>
-                    </a:stretch>
-                  </pic:blipFill>
-                  <pic:spPr>
-                    <a:xfrm>
-                      <a:off x="0" y="0"/>
-                      <a:ext cx="5903999" cy="3500228"/>
-                    </a:xfrm>
-                    <a:prstGeom prst="rect"/>
-                  </pic:spPr>
-                </pic:pic>
-              </a:graphicData>
-            </a:graphic>
-          </wp:inline>
-        </w:drawing>
-      </w:r>
-    </w:p>
-    <w:p>
-      <w:pPr>
-        <w:spacing w:after="240"/>
-        <w:jc w:val="center"/>
-      </w:pPr>
-      <w:r>
-        <w:rPr>
-          <w:i/>
-          <w:color w:val="5A6472"/>
-          <w:sz w:val="18"/>
-        </w:rPr>
-        <w:t>Figuur 2 - Analyse van de acute poort en het doel dat eronder ligt</w:t>
-      </w:r>
-    </w:p>
-    <w:p>
-      <w:pPr>
-        <w:pStyle w:val="Heading2"/>
-        <w:spacing w:before="240" w:after="120"/>
-      </w:pPr>
-      <w:r>
-        <w:rPr>
-          <w:rFonts w:ascii="Calibri" w:hAnsi="Calibri"/>
-          <w:color w:val="1F5FA8"/>
-          <w:sz w:val="26"/>
-        </w:rPr>
-        <w:t>Wat staat er op het bord</w:t>
-      </w:r>
-    </w:p>
-    <w:p>
-      <w:pPr>
-        <w:pStyle w:val="ListBullet"/>
-        <w:spacing w:after="60" w:line="288" w:lineRule="auto"/>
-      </w:pPr>
-      <w:r>
-        <w:rPr>
-          <w:color w:val="1B2430"/>
-          <w:sz w:val="21"/>
-        </w:rPr>
-        <w:t>1 acute poort past niet voor kind, EHH en SEH samen.</w:t>
-      </w:r>
-    </w:p>
-    <w:p>
-      <w:pPr>
-        <w:pStyle w:val="ListBullet"/>
-        <w:spacing w:after="60" w:line="288" w:lineRule="auto"/>
-      </w:pPr>
-      <w:r>
-        <w:rPr>
-          <w:color w:val="1B2430"/>
-          <w:sz w:val="21"/>
-        </w:rPr>
-        <w:t>Analyse op dag- en uurniveau.</w:t>
-      </w:r>
-    </w:p>
-    <w:p>
-      <w:pPr>
-        <w:pStyle w:val="ListBullet"/>
-        <w:spacing w:after="60" w:line="288" w:lineRule="auto"/>
-      </w:pPr>
-      <w:r>
-        <w:rPr>
-          <w:color w:val="1B2430"/>
-          <w:sz w:val="21"/>
-        </w:rPr>
-        <w:t>Jaarpatroon in beeld brengen.</w:t>
-      </w:r>
-    </w:p>
-    <w:p>
-      <w:pPr>
-        <w:pStyle w:val="ListBullet"/>
-        <w:spacing w:after="60" w:line="288" w:lineRule="auto"/>
-      </w:pPr>
-      <w:r>
-        <w:rPr>
-          <w:color w:val="1B2430"/>
-          <w:sz w:val="21"/>
-        </w:rPr>
-        <w:t>Data is beschikbaar; vervolgactie bepalen.</w:t>
-      </w:r>
-    </w:p>
-    <w:p>
-      <w:pPr>
-        <w:pStyle w:val="ListBullet"/>
-        <w:spacing w:after="60" w:line="288" w:lineRule="auto"/>
-      </w:pPr>
-      <w:r>
-        <w:rPr>
-          <w:color w:val="1B2430"/>
-          <w:sz w:val="21"/>
-        </w:rPr>
-        <w:t>Doel: de zorg past fysiek op de nieuwe SEH.</w:t>
-      </w:r>
-    </w:p>
-    <w:p>
-      <w:pPr>
-        <w:pStyle w:val="ListBullet"/>
-        <w:spacing w:after="60" w:line="288" w:lineRule="auto"/>
-      </w:pPr>
-      <w:r>
-        <w:rPr>
-          <w:color w:val="1B2430"/>
-          <w:sz w:val="21"/>
-        </w:rPr>
-        <w:t>Fysieke plekken: hoeveel plekken zijn er nodig?</w:t>
-      </w:r>
-    </w:p>
-    <w:p>
-      <w:r>
-        <w:br w:type="page"/>
-      </w:r>
-    </w:p>
-    <w:p>
-      <w:pPr>
-        <w:pStyle w:val="Heading1"/>
-        <w:pBdr>
-          <w:bottom w:val="single" w:sz="6" w:space="4" w:color="0E9A87"/>
-        </w:pBdr>
-        <w:spacing w:before="360" w:after="120"/>
-      </w:pPr>
-      <w:r>
-        <w:rPr>
-          <w:rFonts w:ascii="Calibri" w:hAnsi="Calibri"/>
-          <w:color w:val="0E9A87"/>
-          <w:sz w:val="34"/>
-        </w:rPr>
-        <w:t>3. Analyse: past de Hotfloor? En waar valt de EHH onder?</w:t>
-      </w:r>
-    </w:p>
-    <w:p>
-      <w:pPr>
-        <w:spacing w:before="0" w:after="160"/>
-      </w:pPr>
-      <w:r>
-        <w:rPr>
-          <w:i/>
-          <w:color w:val="5A6472"/>
-          <w:sz w:val="18"/>
-        </w:rPr>
-        <w:t>Foto 8 - rechterkolom van het bord, onderste deel</w:t>
-      </w:r>
-    </w:p>
-    <w:p>
-      <w:pPr>
-        <w:spacing w:before="0" w:after="120" w:line="300" w:lineRule="auto"/>
-      </w:pPr>
-      <w:r>
-        <w:rPr>
-          <w:b w:val="0"/>
-          <w:i w:val="0"/>
-          <w:color w:val="1B2430"/>
-          <w:sz w:val="21"/>
-        </w:rPr>
-        <w:t>De tweede grote wijziging is de Hotfloor: ICU, CCU en SCU samen. Deze analyse valt anders uit dan die van de acute poort. Onderaan het bord staat de vraag die beide wijzigingen raakt: waar valt de EHH onder?</w:t>
-      </w:r>
-    </w:p>
-    <w:p>
-      <w:pPr>
-        <w:spacing w:before="120" w:after="40"/>
-        <w:jc w:val="center"/>
-      </w:pPr>
-      <w:r>
-        <w:drawing>
-          <wp:inline xmlns:a="http://schemas.openxmlformats.org/drawingml/2006/main" xmlns:pic="http://schemas.openxmlformats.org/drawingml/2006/picture">
-            <wp:extent cx="5903999" cy="4217142"/>
-            <wp:docPr id="3" name="Picture 3"/>
-            <wp:cNvGraphicFramePr>
-              <a:graphicFrameLocks noChangeAspect="1"/>
-            </wp:cNvGraphicFramePr>
-            <a:graphic>
-              <a:graphicData uri="http://schemas.openxmlformats.org/drawingml/2006/picture">
-                <pic:pic>
-                  <pic:nvPicPr>
-                    <pic:cNvPr id="0" name="fig_hotfloor.png"/>
-                    <pic:cNvPicPr/>
-                  </pic:nvPicPr>
-                  <pic:blipFill>
-                    <a:blip r:embed="rId12"/>
-                    <a:stretch>
-                      <a:fillRect/>
-                    </a:stretch>
-                  </pic:blipFill>
-                  <pic:spPr>
-                    <a:xfrm>
-                      <a:off x="0" y="0"/>
-                      <a:ext cx="5903999" cy="4217142"/>
-                    </a:xfrm>
-                    <a:prstGeom prst="rect"/>
-                  </pic:spPr>
-                </pic:pic>
-              </a:graphicData>
-            </a:graphic>
-          </wp:inline>
-        </w:drawing>
-      </w:r>
-    </w:p>
-    <w:p>
-      <w:pPr>
-        <w:spacing w:after="240"/>
-        <w:jc w:val="center"/>
-      </w:pPr>
-      <w:r>
-        <w:rPr>
-          <w:i/>
-          <w:color w:val="5A6472"/>
-          <w:sz w:val="18"/>
-        </w:rPr>
-        <w:t>Figuur 3 - Analyse van de Hotfloor en de EHH-vraag die beide wijzigingen raakt</w:t>
-      </w:r>
-    </w:p>
-    <w:p>
-      <w:pPr>
-        <w:pStyle w:val="Heading2"/>
-        <w:spacing w:before="240" w:after="120"/>
-      </w:pPr>
-      <w:r>
-        <w:rPr>
-          <w:rFonts w:ascii="Calibri" w:hAnsi="Calibri"/>
-          <w:color w:val="0E9A87"/>
-          <w:sz w:val="26"/>
-        </w:rPr>
-        <w:t>Wat staat er op het bord</w:t>
-      </w:r>
-    </w:p>
-    <w:p>
-      <w:pPr>
-        <w:pStyle w:val="ListBullet"/>
-        <w:spacing w:after="60" w:line="288" w:lineRule="auto"/>
-      </w:pPr>
-      <w:r>
-        <w:rPr>
-          <w:color w:val="1B2430"/>
-          <w:sz w:val="21"/>
-        </w:rPr>
-        <w:t>Hotfloor op 16 bedden past wel.</w:t>
-      </w:r>
-    </w:p>
-    <w:p>
-      <w:pPr>
-        <w:pStyle w:val="ListBullet"/>
-        <w:spacing w:after="60" w:line="288" w:lineRule="auto"/>
-      </w:pPr>
-      <w:r>
-        <w:rPr>
-          <w:color w:val="1B2430"/>
-          <w:sz w:val="21"/>
-        </w:rPr>
-        <w:t>Openstaand: wat is de weigeringskans?</w:t>
-      </w:r>
-    </w:p>
-    <w:p>
-      <w:pPr>
-        <w:pStyle w:val="ListBullet"/>
-        <w:spacing w:after="60" w:line="288" w:lineRule="auto"/>
-      </w:pPr>
-      <w:r>
-        <w:rPr>
-          <w:color w:val="1B2430"/>
-          <w:sz w:val="21"/>
-        </w:rPr>
-        <w:t>Openstaand: komt de EHH er apart bij?</w:t>
-      </w:r>
-    </w:p>
-    <w:p>
-      <w:pPr>
-        <w:pStyle w:val="ListBullet"/>
-        <w:spacing w:after="60" w:line="288" w:lineRule="auto"/>
-      </w:pPr>
-      <w:r>
-        <w:rPr>
-          <w:color w:val="1B2430"/>
-          <w:sz w:val="21"/>
-        </w:rPr>
-        <w:t>2 grote wijzigingen: (1) acute poort, drie stromen naar een poort; (2) Hotfloor, ICU/CCU/SCU samen.</w:t>
-      </w:r>
-    </w:p>
-    <w:p>
-      <w:pPr>
-        <w:pStyle w:val="ListBullet"/>
-        <w:spacing w:after="60" w:line="288" w:lineRule="auto"/>
-      </w:pPr>
-      <w:r>
-        <w:rPr>
-          <w:color w:val="1B2430"/>
-          <w:sz w:val="21"/>
-        </w:rPr>
-        <w:t>Waar valt de EHH onder, bij 1 of bij 2? Daaruit volgen analyse, knelpunten en acties.</w:t>
-      </w:r>
-    </w:p>
-    <w:p>
-      <w:r>
-        <w:br w:type="page"/>
-      </w:r>
-    </w:p>
-    <w:p>
-      <w:pPr>
-        <w:pStyle w:val="Heading1"/>
-        <w:pBdr>
-          <w:bottom w:val="single" w:sz="6" w:space="4" w:color="6B3FA0"/>
-        </w:pBdr>
-        <w:spacing w:before="360" w:after="120"/>
-      </w:pPr>
-      <w:r>
-        <w:rPr>
-          <w:rFonts w:ascii="Calibri" w:hAnsi="Calibri"/>
-          <w:color w:val="6B3FA0"/>
-          <w:sz w:val="34"/>
-        </w:rPr>
-        <w:t>4. Stappenplan</w:t>
-      </w:r>
-    </w:p>
-    <w:p>
-      <w:pPr>
-        <w:spacing w:before="0" w:after="160"/>
-      </w:pPr>
-      <w:r>
-        <w:rPr>
-          <w:i/>
-          <w:color w:val="5A6472"/>
-          <w:sz w:val="18"/>
-        </w:rPr>
-        <w:t>Foto 9 - middendeel van het bord</w:t>
-      </w:r>
-    </w:p>
-    <w:p>
-      <w:pPr>
-        <w:spacing w:before="0" w:after="120" w:line="300" w:lineRule="auto"/>
-      </w:pPr>
-      <w:r>
-        <w:rPr>
-          <w:b w:val="0"/>
-          <w:i w:val="0"/>
-          <w:color w:val="1B2430"/>
-          <w:sz w:val="21"/>
-        </w:rPr>
-        <w:t>Het stappenplan is de rode draad van het bord: het laat zien hoe je van een scenario komt tot een rooster dat klopt, en hoe je daarna blijft monitoren.</w:t>
-      </w:r>
-    </w:p>
-    <w:p>
-      <w:pPr>
-        <w:spacing w:before="120" w:after="40"/>
-        <w:jc w:val="center"/>
-      </w:pPr>
-      <w:r>
-        <w:drawing>
-          <wp:inline xmlns:a="http://schemas.openxmlformats.org/drawingml/2006/main" xmlns:pic="http://schemas.openxmlformats.org/drawingml/2006/picture">
-            <wp:extent cx="5903999" cy="4554514"/>
-            <wp:docPr id="4" name="Picture 4"/>
-            <wp:cNvGraphicFramePr>
-              <a:graphicFrameLocks noChangeAspect="1"/>
-            </wp:cNvGraphicFramePr>
-            <a:graphic>
-              <a:graphicData uri="http://schemas.openxmlformats.org/drawingml/2006/picture">
-                <pic:pic>
-                  <pic:nvPicPr>
-                    <pic:cNvPr id="0" name="fig10_stappenplan.png"/>
-                    <pic:cNvPicPr/>
-                  </pic:nvPicPr>
-                  <pic:blipFill>
-                    <a:blip r:embed="rId13"/>
-                    <a:stretch>
-                      <a:fillRect/>
-                    </a:stretch>
-                  </pic:blipFill>
-                  <pic:spPr>
-                    <a:xfrm>
-                      <a:off x="0" y="0"/>
-                      <a:ext cx="5903999" cy="4554514"/>
-                    </a:xfrm>
-                    <a:prstGeom prst="rect"/>
-                  </pic:spPr>
-                </pic:pic>
-              </a:graphicData>
-            </a:graphic>
-          </wp:inline>
-        </w:drawing>
-      </w:r>
-    </w:p>
-    <w:p>
-      <w:pPr>
-        <w:spacing w:after="240"/>
-        <w:jc w:val="center"/>
-      </w:pPr>
-      <w:r>
-        <w:rPr>
-          <w:i/>
-          <w:color w:val="5A6472"/>
-          <w:sz w:val="18"/>
-        </w:rPr>
-        <w:t>Figuur 4 - Stappenplan van scenario naar roostersleutel, planning en monitoring</w:t>
-      </w:r>
-    </w:p>
-    <w:p>
-      <w:pPr>
-        <w:pStyle w:val="Heading2"/>
-        <w:spacing w:before="240" w:after="120"/>
-      </w:pPr>
-      <w:r>
-        <w:rPr>
-          <w:rFonts w:ascii="Calibri" w:hAnsi="Calibri"/>
-          <w:color w:val="6B3FA0"/>
-          <w:sz w:val="26"/>
-        </w:rPr>
-        <w:t>De stappen</w:t>
-      </w:r>
-    </w:p>
-    <w:p>
-      <w:pPr>
-        <w:pStyle w:val="ListNumber"/>
-        <w:spacing w:after="60" w:line="288" w:lineRule="auto"/>
-      </w:pPr>
-      <w:r>
-        <w:rPr>
-          <w:color w:val="1B2430"/>
-          <w:sz w:val="21"/>
-        </w:rPr>
-        <w:t>Scenario's uitwerken.</w:t>
-      </w:r>
-    </w:p>
-    <w:p>
-      <w:pPr>
-        <w:pStyle w:val="ListNumber"/>
-        <w:spacing w:after="60" w:line="288" w:lineRule="auto"/>
-      </w:pPr>
-      <w:r>
-        <w:rPr>
-          <w:color w:val="1B2430"/>
-          <w:sz w:val="21"/>
-        </w:rPr>
-        <w:t>Keuze maken op basis van data uit BI.</w:t>
-      </w:r>
-    </w:p>
-    <w:p>
-      <w:pPr>
-        <w:pStyle w:val="ListNumber"/>
-        <w:spacing w:after="60" w:line="288" w:lineRule="auto"/>
-      </w:pPr>
-      <w:r>
-        <w:rPr>
-          <w:color w:val="1B2430"/>
-          <w:sz w:val="21"/>
-        </w:rPr>
-        <w:t>Uitwerken in een week- en dagplan.</w:t>
-      </w:r>
-    </w:p>
-    <w:p>
-      <w:pPr>
-        <w:pStyle w:val="ListNumber"/>
-        <w:spacing w:after="60" w:line="288" w:lineRule="auto"/>
-      </w:pPr>
-      <w:r>
-        <w:rPr>
-          <w:color w:val="1B2430"/>
-          <w:sz w:val="21"/>
-        </w:rPr>
-        <w:t>Verwerken in de roostersleutels.</w:t>
-      </w:r>
-    </w:p>
-    <w:p>
-      <w:pPr>
-        <w:pStyle w:val="ListNumber"/>
-        <w:spacing w:after="60" w:line="288" w:lineRule="auto"/>
-      </w:pPr>
-      <w:r>
-        <w:rPr>
-          <w:color w:val="1B2430"/>
-          <w:sz w:val="21"/>
-        </w:rPr>
-        <w:t>Planning CPP.</w:t>
-      </w:r>
-    </w:p>
-    <w:p>
-      <w:pPr>
-        <w:pStyle w:val="ListNumber"/>
-        <w:spacing w:after="60" w:line="288" w:lineRule="auto"/>
-      </w:pPr>
-      <w:r>
-        <w:rPr>
-          <w:color w:val="1B2430"/>
-          <w:sz w:val="21"/>
-        </w:rPr>
-        <w:t>Monitoring van instroom, stops en knelpunten, en monitoring van de urenoverzichten.</w:t>
-      </w:r>
-    </w:p>
-    <w:p>
-      <w:pPr>
-        <w:spacing w:before="0" w:after="120" w:line="300" w:lineRule="auto"/>
-      </w:pPr>
-    </w:p>
-    <w:tbl>
-      <w:tblPr>
-        <w:tblW w:type="auto" w:w="0"/>
-        <w:jc w:val="center"/>
-        <w:tblBorders>
-          <w:top w:val="single" w:sz="8" w:space="0" w:color="6B3FA0"/>
-          <w:left w:val="single" w:sz="8" w:space="0" w:color="6B3FA0"/>
-          <w:bottom w:val="single" w:sz="8" w:space="0" w:color="6B3FA0"/>
-          <w:right w:val="single" w:sz="8" w:space="0" w:color="6B3FA0"/>
-          <w:insideH w:val="single" w:sz="8" w:space="0" w:color="6B3FA0"/>
-          <w:insideV w:val="single" w:sz="8" w:space="0" w:color="6B3FA0"/>
-        </w:tblBorders>
-        <w:tblLook w:firstColumn="1" w:firstRow="1" w:lastColumn="0" w:lastRow="0" w:noHBand="0" w:noVBand="1" w:val="04A0"/>
-      </w:tblPr>
-      <w:tblGrid>
-        <w:gridCol w:w="9298"/>
-      </w:tblGrid>
-      <w:tr>
-        <w:tc>
-          <w:tcPr>
-            <w:tcW w:type="dxa" w:w="9298"/>
-            <w:shd w:val="clear" w:color="auto" w:fill="F0EAF8"/>
-          </w:tcPr>
-          <w:p>
-            <w:pPr>
-              <w:spacing w:after="80"/>
-            </w:pPr>
-            <w:r>
-              <w:rPr>
-                <w:b/>
-                <w:color w:val="6B3FA0"/>
-                <w:sz w:val="22"/>
-              </w:rPr>
-              <w:t>Twee uitgangspunten bij het stappenplan</w:t>
+              <w:t>AO - achterwacht/oproep   |   EPA - entrustable professional activity</w:t>
             </w:r>
           </w:p>
           <w:p>
@@ -1417,19 +383,7 @@
                 <w:color w:val="1B2430"/>
                 <w:sz w:val="20"/>
               </w:rPr>
-              <w:t>Fysiek gaat voor personeel: eerst wat en waar, daarna volgt de personele inzet daaruit.</w:t>
-            </w:r>
-          </w:p>
-          <w:p>
-            <w:pPr>
-              <w:spacing w:after="40" w:line="288" w:lineRule="auto"/>
-            </w:pPr>
-            <w:r>
-              <w:rPr>
-                <w:color w:val="1B2430"/>
-                <w:sz w:val="20"/>
-              </w:rPr>
-              <w:t>Scheiden in perioden: nu en heel 2026, oudbouw 2027, de verhuisperiode, en de nieuwbouw vanaf juni 2027.</w:t>
+              <w:t>JDT - job demand tool (ervaren werkdruk)</w:t>
             </w:r>
           </w:p>
         </w:tc>
@@ -1449,30 +403,17 @@
       <w:pPr>
         <w:pStyle w:val="Heading1"/>
         <w:pBdr>
-          <w:bottom w:val="single" w:sz="6" w:space="4" w:color="D2691E"/>
+          <w:bottom w:val="single" w:sz="6" w:space="4" w:color="1F5FA8"/>
         </w:pBdr>
         <w:spacing w:before="360" w:after="120"/>
       </w:pPr>
       <w:r>
         <w:rPr>
           <w:rFonts w:ascii="Calibri" w:hAnsi="Calibri"/>
-          <w:color w:val="D2691E"/>
+          <w:color w:val="1F5FA8"/>
           <w:sz w:val="34"/>
         </w:rPr>
-        <w:t>5. Openstaande vragen</w:t>
-      </w:r>
-    </w:p>
-    <w:p>
-      <w:pPr>
-        <w:spacing w:before="0" w:after="160"/>
-      </w:pPr>
-      <w:r>
-        <w:rPr>
-          <w:i/>
-          <w:color w:val="5A6472"/>
-          <w:sz w:val="18"/>
-        </w:rPr>
-        <w:t>Foto 11 - linkerdeel van het bord, onderste helft</w:t>
+        <w:t>1. Stand van zaken per afdeling</w:t>
       </w:r>
     </w:p>
     <w:p>
@@ -1486,1518 +427,7 @@
           <w:color w:val="1B2430"/>
           <w:sz w:val="21"/>
         </w:rPr>
-        <w:t>De openstaande vragen op het bord vallen uiteen in twee sporen: vragen over de fysieke planning en vragen over de personele inzet.</w:t>
-      </w:r>
-    </w:p>
-    <w:p>
-      <w:pPr>
-        <w:spacing w:before="120" w:after="40"/>
-        <w:jc w:val="center"/>
-      </w:pPr>
-      <w:r>
-        <w:drawing>
-          <wp:inline xmlns:a="http://schemas.openxmlformats.org/drawingml/2006/main" xmlns:pic="http://schemas.openxmlformats.org/drawingml/2006/picture">
-            <wp:extent cx="5903999" cy="3795428"/>
-            <wp:docPr id="5" name="Picture 5"/>
-            <wp:cNvGraphicFramePr>
-              <a:graphicFrameLocks noChangeAspect="1"/>
-            </wp:cNvGraphicFramePr>
-            <a:graphic>
-              <a:graphicData uri="http://schemas.openxmlformats.org/drawingml/2006/picture">
-                <pic:pic>
-                  <pic:nvPicPr>
-                    <pic:cNvPr id="0" name="fig09_vragen.png"/>
-                    <pic:cNvPicPr/>
-                  </pic:nvPicPr>
-                  <pic:blipFill>
-                    <a:blip r:embed="rId14"/>
-                    <a:stretch>
-                      <a:fillRect/>
-                    </a:stretch>
-                  </pic:blipFill>
-                  <pic:spPr>
-                    <a:xfrm>
-                      <a:off x="0" y="0"/>
-                      <a:ext cx="5903999" cy="3795428"/>
-                    </a:xfrm>
-                    <a:prstGeom prst="rect"/>
-                  </pic:spPr>
-                </pic:pic>
-              </a:graphicData>
-            </a:graphic>
-          </wp:inline>
-        </w:drawing>
-      </w:r>
-    </w:p>
-    <w:p>
-      <w:pPr>
-        <w:spacing w:after="240"/>
-        <w:jc w:val="center"/>
-      </w:pPr>
-      <w:r>
-        <w:rPr>
-          <w:i/>
-          <w:color w:val="5A6472"/>
-          <w:sz w:val="18"/>
-        </w:rPr>
-        <w:t>Figuur 5 - Openstaande vragen langs twee sporen</w:t>
-      </w:r>
-    </w:p>
-    <w:p>
-      <w:pPr>
-        <w:pStyle w:val="Heading2"/>
-        <w:spacing w:before="240" w:after="120"/>
-      </w:pPr>
-      <w:r>
-        <w:rPr>
-          <w:rFonts w:ascii="Calibri" w:hAnsi="Calibri"/>
-          <w:color w:val="1F5FA8"/>
-          <w:sz w:val="26"/>
-        </w:rPr>
-        <w:t>Fysieke planning</w:t>
-      </w:r>
-    </w:p>
-    <w:p>
-      <w:pPr>
-        <w:pStyle w:val="ListNumber"/>
-        <w:spacing w:after="60" w:line="288" w:lineRule="auto"/>
-      </w:pPr>
-      <w:r>
-        <w:rPr>
-          <w:color w:val="1B2430"/>
-          <w:sz w:val="21"/>
-        </w:rPr>
-        <w:t>Waar komt de recoverypatiënt in avond, nacht en weekend?</w:t>
-      </w:r>
-    </w:p>
-    <w:p>
-      <w:pPr>
-        <w:pStyle w:val="ListNumber"/>
-        <w:spacing w:after="60" w:line="288" w:lineRule="auto"/>
-      </w:pPr>
-      <w:r>
-        <w:rPr>
-          <w:color w:val="1B2430"/>
-          <w:sz w:val="21"/>
-        </w:rPr>
-        <w:t>Waar komt de cardioversie?</w:t>
-      </w:r>
-    </w:p>
-    <w:p>
-      <w:pPr>
-        <w:pStyle w:val="ListNumber"/>
-        <w:spacing w:after="60" w:line="288" w:lineRule="auto"/>
-      </w:pPr>
-      <w:r>
-        <w:rPr>
-          <w:color w:val="1B2430"/>
-          <w:sz w:val="21"/>
-        </w:rPr>
-        <w:t>Hoort de EHH bij de SEH of bij de Hotfloor?</w:t>
-      </w:r>
-    </w:p>
-    <w:p>
-      <w:pPr>
-        <w:pStyle w:val="ListNumber"/>
-        <w:spacing w:after="60" w:line="288" w:lineRule="auto"/>
-      </w:pPr>
-      <w:r>
-        <w:rPr>
-          <w:color w:val="1B2430"/>
-          <w:sz w:val="21"/>
-        </w:rPr>
-        <w:t>Komt de OSAS post-OK patiënt nog op de ICU?</w:t>
-      </w:r>
-    </w:p>
-    <w:p>
-      <w:pPr>
-        <w:pStyle w:val="Heading2"/>
-        <w:spacing w:before="240" w:after="120"/>
-      </w:pPr>
-      <w:r>
-        <w:rPr>
-          <w:rFonts w:ascii="Calibri" w:hAnsi="Calibri"/>
-          <w:color w:val="6B3FA0"/>
-          <w:sz w:val="26"/>
-        </w:rPr>
-        <w:t>Personele inzet en opleiden</w:t>
-      </w:r>
-    </w:p>
-    <w:p>
-      <w:pPr>
-        <w:pStyle w:val="ListNumber"/>
-        <w:spacing w:after="60" w:line="288" w:lineRule="auto"/>
-      </w:pPr>
-      <w:r>
-        <w:rPr>
-          <w:color w:val="1B2430"/>
-          <w:sz w:val="21"/>
-        </w:rPr>
-        <w:t>Wat gebeurt er met de scopedienst van de CCU?</w:t>
-      </w:r>
-    </w:p>
-    <w:p>
-      <w:pPr>
-        <w:pStyle w:val="ListNumber"/>
-        <w:spacing w:after="60" w:line="288" w:lineRule="auto"/>
-      </w:pPr>
-      <w:r>
-        <w:rPr>
-          <w:color w:val="1B2430"/>
-          <w:sz w:val="21"/>
-        </w:rPr>
-        <w:t>Welke norm geldt er voor de Hotfloor?</w:t>
-      </w:r>
-    </w:p>
-    <w:p>
-      <w:pPr>
-        <w:pStyle w:val="ListNumber"/>
-        <w:spacing w:after="60" w:line="288" w:lineRule="auto"/>
-      </w:pPr>
-      <w:r>
-        <w:rPr>
-          <w:color w:val="1B2430"/>
-          <w:sz w:val="21"/>
-        </w:rPr>
-        <w:t>Inzet van de kinderverpleegkundige op de SEH?</w:t>
-      </w:r>
-    </w:p>
-    <w:p>
-      <w:pPr>
-        <w:spacing w:before="0" w:after="120" w:line="300" w:lineRule="auto"/>
-      </w:pPr>
-    </w:p>
-    <w:tbl>
-      <w:tblPr>
-        <w:tblW w:type="auto" w:w="0"/>
-        <w:jc w:val="center"/>
-        <w:tblBorders>
-          <w:top w:val="single" w:sz="8" w:space="0" w:color="D2691E"/>
-          <w:left w:val="single" w:sz="8" w:space="0" w:color="D2691E"/>
-          <w:bottom w:val="single" w:sz="8" w:space="0" w:color="D2691E"/>
-          <w:right w:val="single" w:sz="8" w:space="0" w:color="D2691E"/>
-          <w:insideH w:val="single" w:sz="8" w:space="0" w:color="D2691E"/>
-          <w:insideV w:val="single" w:sz="8" w:space="0" w:color="D2691E"/>
-        </w:tblBorders>
-        <w:tblLook w:firstColumn="1" w:firstRow="1" w:lastColumn="0" w:lastRow="0" w:noHBand="0" w:noVBand="1" w:val="04A0"/>
-      </w:tblPr>
-      <w:tblGrid>
-        <w:gridCol w:w="9298"/>
-      </w:tblGrid>
-      <w:tr>
-        <w:tc>
-          <w:tcPr>
-            <w:tcW w:type="dxa" w:w="9298"/>
-            <w:shd w:val="clear" w:color="auto" w:fill="FBEEE3"/>
-          </w:tcPr>
-          <w:p>
-            <w:pPr>
-              <w:spacing w:after="80"/>
-            </w:pPr>
-            <w:r>
-              <w:rPr>
-                <w:b/>
-                <w:color w:val="D2691E"/>
-                <w:sz w:val="22"/>
-              </w:rPr>
-              <w:t>Actie</w:t>
-            </w:r>
-          </w:p>
-          <w:p>
-            <w:pPr>
-              <w:spacing w:after="40" w:line="288" w:lineRule="auto"/>
-            </w:pPr>
-            <w:r>
-              <w:rPr>
-                <w:color w:val="1B2430"/>
-                <w:sz w:val="20"/>
-              </w:rPr>
-              <w:t>Deze lijst aanvullen met de vragen van Lonneke en Maxim.</w:t>
-            </w:r>
-          </w:p>
-        </w:tc>
-      </w:tr>
-    </w:tbl>
-    <w:p>
-      <w:pPr>
-        <w:spacing w:after="80"/>
-      </w:pPr>
-    </w:p>
-    <w:p>
-      <w:r>
-        <w:br w:type="page"/>
-      </w:r>
-    </w:p>
-    <w:p>
-      <w:pPr>
-        <w:pStyle w:val="Heading1"/>
-        <w:pBdr>
-          <w:bottom w:val="single" w:sz="6" w:space="4" w:color="1F5FA8"/>
-        </w:pBdr>
-        <w:spacing w:before="360" w:after="120"/>
-      </w:pPr>
-      <w:r>
-        <w:rPr>
-          <w:rFonts w:ascii="Calibri" w:hAnsi="Calibri"/>
-          <w:color w:val="1F5FA8"/>
-          <w:sz w:val="34"/>
-        </w:rPr>
-        <w:t>6. Vertrekpunt, planning en scenario's</w:t>
-      </w:r>
-    </w:p>
-    <w:p>
-      <w:pPr>
-        <w:spacing w:before="0" w:after="160"/>
-      </w:pPr>
-      <w:r>
-        <w:rPr>
-          <w:i/>
-          <w:color w:val="5A6472"/>
-          <w:sz w:val="18"/>
-        </w:rPr>
-        <w:t>Foto 13 - linkerdeel van het bord, bovenste helft</w:t>
-      </w:r>
-    </w:p>
-    <w:p>
-      <w:pPr>
-        <w:spacing w:before="0" w:after="120" w:line="300" w:lineRule="auto"/>
-      </w:pPr>
-      <w:r>
-        <w:rPr>
-          <w:b w:val="0"/>
-          <w:i w:val="0"/>
-          <w:color w:val="1B2430"/>
-          <w:sz w:val="21"/>
-        </w:rPr>
-        <w:t>Linksboven op het bord staat de planning: vier perioden, met per periode een andere vraag. Daaronder staan de vijf scenario's die uitgewerkt moeten worden.</w:t>
-      </w:r>
-    </w:p>
-    <w:p>
-      <w:pPr>
-        <w:spacing w:before="120" w:after="40"/>
-        <w:jc w:val="center"/>
-      </w:pPr>
-      <w:r>
-        <w:drawing>
-          <wp:inline xmlns:a="http://schemas.openxmlformats.org/drawingml/2006/main" xmlns:pic="http://schemas.openxmlformats.org/drawingml/2006/picture">
-            <wp:extent cx="5903999" cy="4174971"/>
-            <wp:docPr id="6" name="Picture 6"/>
-            <wp:cNvGraphicFramePr>
-              <a:graphicFrameLocks noChangeAspect="1"/>
-            </wp:cNvGraphicFramePr>
-            <a:graphic>
-              <a:graphicData uri="http://schemas.openxmlformats.org/drawingml/2006/picture">
-                <pic:pic>
-                  <pic:nvPicPr>
-                    <pic:cNvPr id="0" name="fig02_plan.png"/>
-                    <pic:cNvPicPr/>
-                  </pic:nvPicPr>
-                  <pic:blipFill>
-                    <a:blip r:embed="rId15"/>
-                    <a:stretch>
-                      <a:fillRect/>
-                    </a:stretch>
-                  </pic:blipFill>
-                  <pic:spPr>
-                    <a:xfrm>
-                      <a:off x="0" y="0"/>
-                      <a:ext cx="5903999" cy="4174971"/>
-                    </a:xfrm>
-                    <a:prstGeom prst="rect"/>
-                  </pic:spPr>
-                </pic:pic>
-              </a:graphicData>
-            </a:graphic>
-          </wp:inline>
-        </w:drawing>
-      </w:r>
-    </w:p>
-    <w:p>
-      <w:pPr>
-        <w:spacing w:after="240"/>
-        <w:jc w:val="center"/>
-      </w:pPr>
-      <w:r>
-        <w:rPr>
-          <w:i/>
-          <w:color w:val="5A6472"/>
-          <w:sz w:val="18"/>
-        </w:rPr>
-        <w:t>Figuur 6 - Vier perioden, de ontbrekende randvoorwaarde en de kernvraag</w:t>
-      </w:r>
-    </w:p>
-    <w:p>
-      <w:pPr>
-        <w:pStyle w:val="Heading2"/>
-        <w:spacing w:before="240" w:after="120"/>
-      </w:pPr>
-      <w:r>
-        <w:rPr>
-          <w:rFonts w:ascii="Calibri" w:hAnsi="Calibri"/>
-          <w:color w:val="1F5FA8"/>
-          <w:sz w:val="26"/>
-        </w:rPr>
-        <w:t>Wat staat er op het bord: plan</w:t>
-      </w:r>
-    </w:p>
-    <w:p>
-      <w:pPr>
-        <w:pStyle w:val="ListBullet"/>
-        <w:spacing w:after="60" w:line="288" w:lineRule="auto"/>
-      </w:pPr>
-      <w:r>
-        <w:rPr>
-          <w:color w:val="1B2430"/>
-          <w:sz w:val="21"/>
-        </w:rPr>
-        <w:t>Plan: nu 2026 - oudbouw jan tot en met mei - verhuis begin juni - nieuwbouw eind juni.</w:t>
-      </w:r>
-    </w:p>
-    <w:p>
-      <w:pPr>
-        <w:pStyle w:val="ListBullet"/>
-        <w:spacing w:after="60" w:line="288" w:lineRule="auto"/>
-      </w:pPr>
-      <w:r>
-        <w:rPr>
-          <w:color w:val="1B2430"/>
-          <w:sz w:val="21"/>
-        </w:rPr>
-        <w:t>Er is geen vastgestelde norm en geen vastgestelde roostersleutel.</w:t>
-      </w:r>
-    </w:p>
-    <w:p>
-      <w:pPr>
-        <w:pStyle w:val="ListBullet"/>
-        <w:spacing w:after="60" w:line="288" w:lineRule="auto"/>
-      </w:pPr>
-      <w:r>
-        <w:rPr>
-          <w:color w:val="1B2430"/>
-          <w:sz w:val="21"/>
-        </w:rPr>
-        <w:t>Hoe gaan we samenwerken? Diensten uitruilen? Fysieke patiëntcategorieën al schuiven?</w:t>
-      </w:r>
-    </w:p>
-    <w:p>
-      <w:pPr>
-        <w:pStyle w:val="ListBullet"/>
-        <w:spacing w:after="60" w:line="288" w:lineRule="auto"/>
-      </w:pPr>
-      <w:r>
-        <w:rPr>
-          <w:color w:val="1B2430"/>
-          <w:sz w:val="21"/>
-        </w:rPr>
-        <w:t>Elk scenario heeft effect op de benodigde fysieke capaciteit én op de personele inzet (norm plus deskundigheid).</w:t>
-      </w:r>
-    </w:p>
-    <w:p>
-      <w:pPr>
-        <w:spacing w:before="120" w:after="40"/>
-        <w:jc w:val="center"/>
-      </w:pPr>
-      <w:r>
-        <w:drawing>
-          <wp:inline xmlns:a="http://schemas.openxmlformats.org/drawingml/2006/main" xmlns:pic="http://schemas.openxmlformats.org/drawingml/2006/picture">
-            <wp:extent cx="5903999" cy="3711085"/>
-            <wp:docPr id="7" name="Picture 7"/>
-            <wp:cNvGraphicFramePr>
-              <a:graphicFrameLocks noChangeAspect="1"/>
-            </wp:cNvGraphicFramePr>
-            <a:graphic>
-              <a:graphicData uri="http://schemas.openxmlformats.org/drawingml/2006/picture">
-                <pic:pic>
-                  <pic:nvPicPr>
-                    <pic:cNvPr id="0" name="fig06_scenarios.png"/>
-                    <pic:cNvPicPr/>
-                  </pic:nvPicPr>
-                  <pic:blipFill>
-                    <a:blip r:embed="rId16"/>
-                    <a:stretch>
-                      <a:fillRect/>
-                    </a:stretch>
-                  </pic:blipFill>
-                  <pic:spPr>
-                    <a:xfrm>
-                      <a:off x="0" y="0"/>
-                      <a:ext cx="5903999" cy="3711085"/>
-                    </a:xfrm>
-                    <a:prstGeom prst="rect"/>
-                  </pic:spPr>
-                </pic:pic>
-              </a:graphicData>
-            </a:graphic>
-          </wp:inline>
-        </w:drawing>
-      </w:r>
-    </w:p>
-    <w:p>
-      <w:pPr>
-        <w:spacing w:after="240"/>
-        <w:jc w:val="center"/>
-      </w:pPr>
-      <w:r>
-        <w:rPr>
-          <w:i/>
-          <w:color w:val="5A6472"/>
-          <w:sz w:val="18"/>
-        </w:rPr>
-        <w:t>Figuur 7 - De vijf scenario's en het effect dat elk scenario heeft</w:t>
-      </w:r>
-    </w:p>
-    <w:p>
-      <w:pPr>
-        <w:pStyle w:val="Heading2"/>
-        <w:spacing w:before="240" w:after="120"/>
-      </w:pPr>
-      <w:r>
-        <w:rPr>
-          <w:rFonts w:ascii="Calibri" w:hAnsi="Calibri"/>
-          <w:color w:val="1F5FA8"/>
-          <w:sz w:val="26"/>
-        </w:rPr>
-        <w:t>Wat staat er op het bord: scenario's</w:t>
-      </w:r>
-    </w:p>
-    <w:p>
-      <w:pPr>
-        <w:pStyle w:val="ListNumber"/>
-        <w:spacing w:after="60" w:line="288" w:lineRule="auto"/>
-      </w:pPr>
-      <w:r>
-        <w:rPr>
-          <w:color w:val="1B2430"/>
-          <w:sz w:val="21"/>
-        </w:rPr>
-        <w:t>EHH naar SEH? Overdag, of ook in de avond?</w:t>
-      </w:r>
-    </w:p>
-    <w:p>
-      <w:pPr>
-        <w:pStyle w:val="ListNumber"/>
-        <w:spacing w:after="60" w:line="288" w:lineRule="auto"/>
-      </w:pPr>
-      <w:r>
-        <w:rPr>
-          <w:color w:val="1B2430"/>
-          <w:sz w:val="21"/>
-        </w:rPr>
-        <w:t>ICU en SCU samen op de ICU.</w:t>
-      </w:r>
-    </w:p>
-    <w:p>
-      <w:pPr>
-        <w:pStyle w:val="ListNumber"/>
-        <w:spacing w:after="60" w:line="288" w:lineRule="auto"/>
-      </w:pPr>
-      <w:r>
-        <w:rPr>
-          <w:color w:val="1B2430"/>
-          <w:sz w:val="21"/>
-        </w:rPr>
-        <w:t>Recovery ICU naar CCU/SCU.</w:t>
-      </w:r>
-    </w:p>
-    <w:p>
-      <w:pPr>
-        <w:pStyle w:val="ListNumber"/>
-        <w:spacing w:after="60" w:line="288" w:lineRule="auto"/>
-      </w:pPr>
-      <w:r>
-        <w:rPr>
-          <w:color w:val="1B2430"/>
-          <w:sz w:val="21"/>
-        </w:rPr>
-        <w:t>Cardioversies CCU verplaatsen.</w:t>
-      </w:r>
-    </w:p>
-    <w:p>
-      <w:pPr>
-        <w:pStyle w:val="ListNumber"/>
-        <w:spacing w:after="60" w:line="288" w:lineRule="auto"/>
-      </w:pPr>
-      <w:r>
-        <w:rPr>
-          <w:color w:val="1B2430"/>
-          <w:sz w:val="21"/>
-        </w:rPr>
-        <w:t>Huidige situatie: ICU, CCU/SCU/EHH en SEH apart.</w:t>
-      </w:r>
-    </w:p>
-    <w:p>
-      <w:pPr>
-        <w:spacing w:before="0" w:after="120" w:line="300" w:lineRule="auto"/>
-      </w:pPr>
-    </w:p>
-    <w:tbl>
-      <w:tblPr>
-        <w:tblW w:type="auto" w:w="0"/>
-        <w:jc w:val="center"/>
-        <w:tblBorders>
-          <w:top w:val="single" w:sz="8" w:space="0" w:color="6B3FA0"/>
-          <w:left w:val="single" w:sz="8" w:space="0" w:color="6B3FA0"/>
-          <w:bottom w:val="single" w:sz="8" w:space="0" w:color="6B3FA0"/>
-          <w:right w:val="single" w:sz="8" w:space="0" w:color="6B3FA0"/>
-          <w:insideH w:val="single" w:sz="8" w:space="0" w:color="6B3FA0"/>
-          <w:insideV w:val="single" w:sz="8" w:space="0" w:color="6B3FA0"/>
-        </w:tblBorders>
-        <w:tblLook w:firstColumn="1" w:firstRow="1" w:lastColumn="0" w:lastRow="0" w:noHBand="0" w:noVBand="1" w:val="04A0"/>
-      </w:tblPr>
-      <w:tblGrid>
-        <w:gridCol w:w="9298"/>
-      </w:tblGrid>
-      <w:tr>
-        <w:tc>
-          <w:tcPr>
-            <w:tcW w:type="dxa" w:w="9298"/>
-            <w:shd w:val="clear" w:color="auto" w:fill="F0EAF8"/>
-          </w:tcPr>
-          <w:p>
-            <w:pPr>
-              <w:spacing w:after="80"/>
-            </w:pPr>
-            <w:r>
-              <w:rPr>
-                <w:b/>
-                <w:color w:val="6B3FA0"/>
-                <w:sz w:val="22"/>
-              </w:rPr>
-              <w:t>Let op</w:t>
-            </w:r>
-          </w:p>
-          <w:p>
-            <w:pPr>
-              <w:spacing w:after="40" w:line="288" w:lineRule="auto"/>
-            </w:pPr>
-            <w:r>
-              <w:rPr>
-                <w:color w:val="1B2430"/>
-                <w:sz w:val="20"/>
-              </w:rPr>
-              <w:t>De keuze tussen deze scenario's wordt volgens het bord pas gemaakt op basis van data uit BI, niet op basis van aannames.</w:t>
-            </w:r>
-          </w:p>
-        </w:tc>
-      </w:tr>
-    </w:tbl>
-    <w:p>
-      <w:pPr>
-        <w:spacing w:after="80"/>
-      </w:pPr>
-    </w:p>
-    <w:p>
-      <w:r>
-        <w:br w:type="page"/>
-      </w:r>
-    </w:p>
-    <w:p>
-      <w:pPr>
-        <w:pStyle w:val="Heading1"/>
-        <w:pBdr>
-          <w:bottom w:val="single" w:sz="6" w:space="4" w:color="1F5FA8"/>
-        </w:pBdr>
-        <w:spacing w:before="360" w:after="120"/>
-      </w:pPr>
-      <w:r>
-        <w:rPr>
-          <w:rFonts w:ascii="Calibri" w:hAnsi="Calibri"/>
-          <w:color w:val="1F5FA8"/>
-          <w:sz w:val="34"/>
-        </w:rPr>
-        <w:t>7. Oud versus nieuw</w:t>
-      </w:r>
-    </w:p>
-    <w:p>
-      <w:pPr>
-        <w:spacing w:before="0" w:after="160"/>
-      </w:pPr>
-      <w:r>
-        <w:rPr>
-          <w:i/>
-          <w:color w:val="5A6472"/>
-          <w:sz w:val="18"/>
-        </w:rPr>
-        <w:t>Foto 12 - middendeel van het bord, bovenste helft</w:t>
-      </w:r>
-    </w:p>
-    <w:p>
-      <w:pPr>
-        <w:spacing w:before="0" w:after="120" w:line="300" w:lineRule="auto"/>
-      </w:pPr>
-      <w:r>
-        <w:rPr>
-          <w:b w:val="0"/>
-          <w:i w:val="0"/>
-          <w:color w:val="1B2430"/>
-          <w:sz w:val="21"/>
-        </w:rPr>
-        <w:t>De kern van de verandering: waar de acute en intensieve zorg nu over vier plaatsen in het gebouw verdeeld is, komt die straks in twee clusters te liggen.</w:t>
-      </w:r>
-    </w:p>
-    <w:p>
-      <w:pPr>
-        <w:spacing w:before="120" w:after="40"/>
-        <w:jc w:val="center"/>
-      </w:pPr>
-      <w:r>
-        <w:drawing>
-          <wp:inline xmlns:a="http://schemas.openxmlformats.org/drawingml/2006/main" xmlns:pic="http://schemas.openxmlformats.org/drawingml/2006/picture">
-            <wp:extent cx="5903999" cy="4006285"/>
-            <wp:docPr id="8" name="Picture 8"/>
-            <wp:cNvGraphicFramePr>
-              <a:graphicFrameLocks noChangeAspect="1"/>
-            </wp:cNvGraphicFramePr>
-            <a:graphic>
-              <a:graphicData uri="http://schemas.openxmlformats.org/drawingml/2006/picture">
-                <pic:pic>
-                  <pic:nvPicPr>
-                    <pic:cNvPr id="0" name="fig04_oud_nieuw.png"/>
-                    <pic:cNvPicPr/>
-                  </pic:nvPicPr>
-                  <pic:blipFill>
-                    <a:blip r:embed="rId17"/>
-                    <a:stretch>
-                      <a:fillRect/>
-                    </a:stretch>
-                  </pic:blipFill>
-                  <pic:spPr>
-                    <a:xfrm>
-                      <a:off x="0" y="0"/>
-                      <a:ext cx="5903999" cy="4006285"/>
-                    </a:xfrm>
-                    <a:prstGeom prst="rect"/>
-                  </pic:spPr>
-                </pic:pic>
-              </a:graphicData>
-            </a:graphic>
-          </wp:inline>
-        </w:drawing>
-      </w:r>
-    </w:p>
-    <w:p>
-      <w:pPr>
-        <w:spacing w:after="240"/>
-        <w:jc w:val="center"/>
-      </w:pPr>
-      <w:r>
-        <w:rPr>
-          <w:i/>
-          <w:color w:val="5A6472"/>
-          <w:sz w:val="18"/>
-        </w:rPr>
-        <w:t>Figuur 8 - Van vier verspreide afdelingen naar acute poort en Hotfloor</w:t>
-      </w:r>
-    </w:p>
-    <w:p>
-      <w:pPr>
-        <w:pStyle w:val="Heading2"/>
-        <w:spacing w:before="240" w:after="120"/>
-      </w:pPr>
-      <w:r>
-        <w:rPr>
-          <w:rFonts w:ascii="Calibri" w:hAnsi="Calibri"/>
-          <w:color w:val="1F5FA8"/>
-          <w:sz w:val="26"/>
-        </w:rPr>
-        <w:t>Wat staat er op het bord</w:t>
-      </w:r>
-    </w:p>
-    <w:p>
-      <w:pPr>
-        <w:pStyle w:val="ListBullet"/>
-        <w:spacing w:after="60" w:line="288" w:lineRule="auto"/>
-      </w:pPr>
-      <w:r>
-        <w:rPr>
-          <w:color w:val="1B2430"/>
-          <w:sz w:val="21"/>
-        </w:rPr>
-        <w:t>Oud: kind spoed bij de kinderafdeling/poli, SEH op de begane grond, ICU op de 2e verdieping, CCU/SCU/EHH op de 1e verdieping.</w:t>
-      </w:r>
-    </w:p>
-    <w:p>
-      <w:pPr>
-        <w:pStyle w:val="ListBullet"/>
-        <w:spacing w:after="60" w:line="288" w:lineRule="auto"/>
-      </w:pPr>
-      <w:r>
-        <w:rPr>
-          <w:color w:val="1B2430"/>
-          <w:sz w:val="21"/>
-        </w:rPr>
-        <w:t>Nieuw 1: SEH met acute poort, met daarin kind, EHH en SEH.</w:t>
-      </w:r>
-    </w:p>
-    <w:p>
-      <w:pPr>
-        <w:pStyle w:val="ListBullet"/>
-        <w:spacing w:after="60" w:line="288" w:lineRule="auto"/>
-      </w:pPr>
-      <w:r>
-        <w:rPr>
-          <w:color w:val="1B2430"/>
-          <w:sz w:val="21"/>
-        </w:rPr>
-        <w:t>Nieuw 2: Hotfloor, met daarin ICU en CCU/SCU.</w:t>
-      </w:r>
-    </w:p>
-    <w:p>
-      <w:pPr>
-        <w:pStyle w:val="ListBullet"/>
-        <w:spacing w:after="60" w:line="288" w:lineRule="auto"/>
-      </w:pPr>
-      <w:r>
-        <w:rPr>
-          <w:color w:val="1B2430"/>
-          <w:sz w:val="21"/>
-        </w:rPr>
-        <w:t>Fysieke plekken: hoeveel plekken zijn er nodig? En zijn dit er 16?</w:t>
-      </w:r>
-    </w:p>
-    <w:p>
-      <w:r>
-        <w:br w:type="page"/>
-      </w:r>
-    </w:p>
-    <w:tbl>
-      <w:tblPr>
-        <w:tblW w:type="auto" w:w="0"/>
-        <w:jc w:val="center"/>
-        <w:tblBorders>
-          <w:top w:val="single" w:sz="4" w:space="0" w:color="6B3FA0"/>
-          <w:left w:val="single" w:sz="4" w:space="0" w:color="6B3FA0"/>
-          <w:bottom w:val="single" w:sz="4" w:space="0" w:color="6B3FA0"/>
-          <w:right w:val="single" w:sz="4" w:space="0" w:color="6B3FA0"/>
-          <w:insideH w:val="single" w:sz="4" w:space="0" w:color="6B3FA0"/>
-          <w:insideV w:val="single" w:sz="4" w:space="0" w:color="6B3FA0"/>
-        </w:tblBorders>
-        <w:tblLook w:firstColumn="1" w:firstRow="1" w:lastColumn="0" w:lastRow="0" w:noHBand="0" w:noVBand="1" w:val="04A0"/>
-      </w:tblPr>
-      <w:tblGrid>
-        <w:gridCol w:w="9298"/>
-      </w:tblGrid>
-      <w:tr>
-        <w:tc>
-          <w:tcPr>
-            <w:tcW w:type="dxa" w:w="9298"/>
-            <w:shd w:val="clear" w:color="auto" w:fill="6B3FA0"/>
-          </w:tcPr>
-          <w:p>
-            <w:pPr>
-              <w:spacing w:before="120" w:after="40"/>
-              <w:jc w:val="center"/>
-            </w:pPr>
-            <w:r>
-              <w:rPr>
-                <w:b/>
-                <w:color w:val="FFFFFF"/>
-                <w:sz w:val="22"/>
-              </w:rPr>
-              <w:t>DEEL B</w:t>
-            </w:r>
-          </w:p>
-          <w:p>
-            <w:pPr>
-              <w:spacing w:after="120"/>
-              <w:jc w:val="center"/>
-            </w:pPr>
-            <w:r>
-              <w:rPr>
-                <w:b/>
-                <w:color w:val="FFFFFF"/>
-                <w:sz w:val="32"/>
-              </w:rPr>
-              <w:t>Het capaciteitsbord</w:t>
-            </w:r>
-          </w:p>
-        </w:tc>
-      </w:tr>
-    </w:tbl>
-    <w:p>
-      <w:pPr>
-        <w:spacing w:after="40"/>
-      </w:pPr>
-    </w:p>
-    <w:p>
-      <w:pPr>
-        <w:pStyle w:val="Heading1"/>
-        <w:pBdr>
-          <w:bottom w:val="single" w:sz="6" w:space="4" w:color="6B3FA0"/>
-        </w:pBdr>
-        <w:spacing w:before="360" w:after="120"/>
-      </w:pPr>
-      <w:r>
-        <w:rPr>
-          <w:rFonts w:ascii="Calibri" w:hAnsi="Calibri"/>
-          <w:color w:val="6B3FA0"/>
-          <w:sz w:val="34"/>
-        </w:rPr>
-        <w:t>8. Tijdlijn, berekeningen en patiëntstromen</w:t>
-      </w:r>
-    </w:p>
-    <w:p>
-      <w:pPr>
-        <w:spacing w:before="0" w:after="160"/>
-      </w:pPr>
-      <w:r>
-        <w:rPr>
-          <w:i/>
-          <w:color w:val="5A6472"/>
-          <w:sz w:val="18"/>
-        </w:rPr>
-        <w:t>Foto 15 - onderste helft van het capaciteitsbord</w:t>
-      </w:r>
-    </w:p>
-    <w:p>
-      <w:pPr>
-        <w:spacing w:before="0" w:after="120" w:line="300" w:lineRule="auto"/>
-      </w:pPr>
-      <w:r>
-        <w:rPr>
-          <w:b w:val="0"/>
-          <w:i w:val="0"/>
-          <w:color w:val="1B2430"/>
-          <w:sz w:val="21"/>
-        </w:rPr>
-        <w:t>Op de tijdlijn staat wat er tussen september 2026 en de verhuizing gereed moet zijn. De maanden oktober tot en met mei zijn op het bord omkaderd: dat is de periode waarin de voorbereiding en het werken in de oudbouw plaatsvinden.</w:t>
-      </w:r>
-    </w:p>
-    <w:p>
-      <w:pPr>
-        <w:spacing w:before="120" w:after="40"/>
-        <w:jc w:val="center"/>
-      </w:pPr>
-      <w:r>
-        <w:drawing>
-          <wp:inline xmlns:a="http://schemas.openxmlformats.org/drawingml/2006/main" xmlns:pic="http://schemas.openxmlformats.org/drawingml/2006/picture">
-            <wp:extent cx="5903999" cy="3795428"/>
-            <wp:docPr id="9" name="Picture 9"/>
-            <wp:cNvGraphicFramePr>
-              <a:graphicFrameLocks noChangeAspect="1"/>
-            </wp:cNvGraphicFramePr>
-            <a:graphic>
-              <a:graphicData uri="http://schemas.openxmlformats.org/drawingml/2006/picture">
-                <pic:pic>
-                  <pic:nvPicPr>
-                    <pic:cNvPr id="0" name="fig03_tijdlijn.png"/>
-                    <pic:cNvPicPr/>
-                  </pic:nvPicPr>
-                  <pic:blipFill>
-                    <a:blip r:embed="rId18"/>
-                    <a:stretch>
-                      <a:fillRect/>
-                    </a:stretch>
-                  </pic:blipFill>
-                  <pic:spPr>
-                    <a:xfrm>
-                      <a:off x="0" y="0"/>
-                      <a:ext cx="5903999" cy="3795428"/>
-                    </a:xfrm>
-                    <a:prstGeom prst="rect"/>
-                  </pic:spPr>
-                </pic:pic>
-              </a:graphicData>
-            </a:graphic>
-          </wp:inline>
-        </w:drawing>
-      </w:r>
-    </w:p>
-    <w:p>
-      <w:pPr>
-        <w:spacing w:after="240"/>
-        <w:jc w:val="center"/>
-      </w:pPr>
-      <w:r>
-        <w:rPr>
-          <w:i/>
-          <w:color w:val="5A6472"/>
-          <w:sz w:val="18"/>
-        </w:rPr>
-        <w:t>Figuur 9 - Tijdlijn van september tot de verhuizing en de drie berekeningen</w:t>
-      </w:r>
-    </w:p>
-    <w:p>
-      <w:pPr>
-        <w:pStyle w:val="Heading2"/>
-        <w:spacing w:before="240" w:after="120"/>
-      </w:pPr>
-      <w:r>
-        <w:rPr>
-          <w:rFonts w:ascii="Calibri" w:hAnsi="Calibri"/>
-          <w:color w:val="6B3FA0"/>
-          <w:sz w:val="26"/>
-        </w:rPr>
-        <w:t>Wat staat er op het bord: tijdlijn</w:t>
-      </w:r>
-    </w:p>
-    <w:p>
-      <w:pPr>
-        <w:pStyle w:val="ListBullet"/>
-        <w:spacing w:after="60" w:line="288" w:lineRule="auto"/>
-      </w:pPr>
-      <w:r>
-        <w:rPr>
-          <w:color w:val="1B2430"/>
-          <w:sz w:val="21"/>
-        </w:rPr>
-        <w:t>September 2026: start van de berekeningen.</w:t>
-      </w:r>
-    </w:p>
-    <w:p>
-      <w:pPr>
-        <w:pStyle w:val="ListBullet"/>
-        <w:spacing w:after="60" w:line="288" w:lineRule="auto"/>
-      </w:pPr>
-      <w:r>
-        <w:rPr>
-          <w:color w:val="1B2430"/>
-          <w:sz w:val="21"/>
-        </w:rPr>
-        <w:t>Aantal bedden op basis van patiëntaanwezigheid gereed.</w:t>
-      </w:r>
-    </w:p>
-    <w:p>
-      <w:pPr>
-        <w:pStyle w:val="ListBullet"/>
-        <w:spacing w:after="60" w:line="288" w:lineRule="auto"/>
-      </w:pPr>
-      <w:r>
-        <w:rPr>
-          <w:color w:val="1B2430"/>
-          <w:sz w:val="21"/>
-        </w:rPr>
-        <w:t>Norm verpleegkundigen patiëntenzorg gereed, uitgesplitst naar D, L en N.</w:t>
-      </w:r>
-    </w:p>
-    <w:p>
-      <w:pPr>
-        <w:pStyle w:val="ListBullet"/>
-        <w:spacing w:after="60" w:line="288" w:lineRule="auto"/>
-      </w:pPr>
-      <w:r>
-        <w:rPr>
-          <w:color w:val="1B2430"/>
-          <w:sz w:val="21"/>
-        </w:rPr>
-        <w:t>Indirecte uren per afdeling gereed.</w:t>
-      </w:r>
-    </w:p>
-    <w:p>
-      <w:pPr>
-        <w:pStyle w:val="ListBullet"/>
-        <w:spacing w:after="60" w:line="288" w:lineRule="auto"/>
-      </w:pPr>
-      <w:r>
-        <w:rPr>
-          <w:color w:val="1B2430"/>
-          <w:sz w:val="21"/>
-        </w:rPr>
-        <w:t>Juni: verhuizing.</w:t>
-      </w:r>
-    </w:p>
-    <w:p>
-      <w:pPr>
-        <w:spacing w:before="120" w:after="40"/>
-        <w:jc w:val="center"/>
-      </w:pPr>
-      <w:r>
-        <w:drawing>
-          <wp:inline xmlns:a="http://schemas.openxmlformats.org/drawingml/2006/main" xmlns:pic="http://schemas.openxmlformats.org/drawingml/2006/picture">
-            <wp:extent cx="5903999" cy="3415885"/>
-            <wp:docPr id="10" name="Picture 10"/>
-            <wp:cNvGraphicFramePr>
-              <a:graphicFrameLocks noChangeAspect="1"/>
-            </wp:cNvGraphicFramePr>
-            <a:graphic>
-              <a:graphicData uri="http://schemas.openxmlformats.org/drawingml/2006/picture">
-                <pic:pic>
-                  <pic:nvPicPr>
-                    <pic:cNvPr id="0" name="fig08_stromen.png"/>
-                    <pic:cNvPicPr/>
-                  </pic:nvPicPr>
-                  <pic:blipFill>
-                    <a:blip r:embed="rId19"/>
-                    <a:stretch>
-                      <a:fillRect/>
-                    </a:stretch>
-                  </pic:blipFill>
-                  <pic:spPr>
-                    <a:xfrm>
-                      <a:off x="0" y="0"/>
-                      <a:ext cx="5903999" cy="3415885"/>
-                    </a:xfrm>
-                    <a:prstGeom prst="rect"/>
-                  </pic:spPr>
-                </pic:pic>
-              </a:graphicData>
-            </a:graphic>
-          </wp:inline>
-        </w:drawing>
-      </w:r>
-    </w:p>
-    <w:p>
-      <w:pPr>
-        <w:spacing w:after="240"/>
-        <w:jc w:val="center"/>
-      </w:pPr>
-      <w:r>
-        <w:rPr>
-          <w:i/>
-          <w:color w:val="5A6472"/>
-          <w:sz w:val="18"/>
-        </w:rPr>
-        <w:t>Figuur 10 - Patiëntstromen die in de berekening meegenomen worden</w:t>
-      </w:r>
-    </w:p>
-    <w:p>
-      <w:pPr>
-        <w:pStyle w:val="Heading2"/>
-        <w:spacing w:before="240" w:after="120"/>
-      </w:pPr>
-      <w:r>
-        <w:rPr>
-          <w:rFonts w:ascii="Calibri" w:hAnsi="Calibri"/>
-          <w:color w:val="6B3FA0"/>
-          <w:sz w:val="26"/>
-        </w:rPr>
-        <w:t>Wat staat er op het bord: patiëntstromen</w:t>
-      </w:r>
-    </w:p>
-    <w:p>
-      <w:pPr>
-        <w:pStyle w:val="ListBullet"/>
-        <w:spacing w:after="60" w:line="288" w:lineRule="auto"/>
-      </w:pPr>
-      <w:r>
-        <w:rPr>
-          <w:color w:val="1B2430"/>
-          <w:sz w:val="21"/>
-        </w:rPr>
-        <w:t>ICU: spoed, electief, recovery.</w:t>
-      </w:r>
-    </w:p>
-    <w:p>
-      <w:pPr>
-        <w:pStyle w:val="ListBullet"/>
-        <w:spacing w:after="60" w:line="288" w:lineRule="auto"/>
-      </w:pPr>
-      <w:r>
-        <w:rPr>
-          <w:color w:val="1B2430"/>
-          <w:sz w:val="21"/>
-        </w:rPr>
-        <w:t>CCU: spoed, cardioversie.</w:t>
-      </w:r>
-    </w:p>
-    <w:p>
-      <w:pPr>
-        <w:pStyle w:val="ListBullet"/>
-        <w:spacing w:after="60" w:line="288" w:lineRule="auto"/>
-      </w:pPr>
-      <w:r>
-        <w:rPr>
-          <w:color w:val="1B2430"/>
-          <w:sz w:val="21"/>
-        </w:rPr>
-        <w:t>SCU: spoed.</w:t>
-      </w:r>
-    </w:p>
-    <w:p>
-      <w:pPr>
-        <w:pStyle w:val="ListBullet"/>
-        <w:spacing w:after="60" w:line="288" w:lineRule="auto"/>
-      </w:pPr>
-      <w:r>
-        <w:rPr>
-          <w:color w:val="1B2430"/>
-          <w:sz w:val="21"/>
-        </w:rPr>
-        <w:t>EHH: spoed.</w:t>
-      </w:r>
-    </w:p>
-    <w:p>
-      <w:pPr>
-        <w:pStyle w:val="ListBullet"/>
-        <w:spacing w:after="60" w:line="288" w:lineRule="auto"/>
-      </w:pPr>
-      <w:r>
-        <w:rPr>
-          <w:color w:val="1B2430"/>
-          <w:sz w:val="21"/>
-        </w:rPr>
-        <w:t>SEH: scenario's van Maxim en Sigrid.</w:t>
-      </w:r>
-    </w:p>
-    <w:p>
-      <w:r>
-        <w:br w:type="page"/>
-      </w:r>
-    </w:p>
-    <w:p>
-      <w:pPr>
-        <w:pStyle w:val="Heading1"/>
-        <w:pBdr>
-          <w:bottom w:val="single" w:sz="6" w:space="4" w:color="0E9A87"/>
-        </w:pBdr>
-        <w:spacing w:before="360" w:after="120"/>
-      </w:pPr>
-      <w:r>
-        <w:rPr>
-          <w:rFonts w:ascii="Calibri" w:hAnsi="Calibri"/>
-          <w:color w:val="0E9A87"/>
-          <w:sz w:val="34"/>
-        </w:rPr>
-        <w:t>9. Plattegrond nieuwbouw en fysieke plekken</w:t>
-      </w:r>
-    </w:p>
-    <w:p>
-      <w:pPr>
-        <w:spacing w:before="0" w:after="160"/>
-      </w:pPr>
-      <w:r>
-        <w:rPr>
-          <w:i/>
-          <w:color w:val="5A6472"/>
-          <w:sz w:val="18"/>
-        </w:rPr>
-        <w:t>Foto 14 - rechterdeel van het capaciteitsbord</w:t>
-      </w:r>
-    </w:p>
-    <w:p>
-      <w:pPr>
-        <w:spacing w:before="0" w:after="120" w:line="300" w:lineRule="auto"/>
-      </w:pPr>
-      <w:r>
-        <w:rPr>
-          <w:b w:val="0"/>
-          <w:i w:val="0"/>
-          <w:color w:val="1B2430"/>
-          <w:sz w:val="21"/>
-        </w:rPr>
-        <w:t>De plattegrond van de nieuwbouw kent drie ruimtes. Alleen voor de Hotfloor staat het aantal plekken vast; voor de SEH en de EHH staat er nog een vraagteken.</w:t>
-      </w:r>
-    </w:p>
-    <w:p>
-      <w:pPr>
-        <w:spacing w:before="120" w:after="40"/>
-        <w:jc w:val="center"/>
-      </w:pPr>
-      <w:r>
-        <w:drawing>
-          <wp:inline xmlns:a="http://schemas.openxmlformats.org/drawingml/2006/main" xmlns:pic="http://schemas.openxmlformats.org/drawingml/2006/picture">
-            <wp:extent cx="5903999" cy="3626742"/>
-            <wp:docPr id="11" name="Picture 11"/>
-            <wp:cNvGraphicFramePr>
-              <a:graphicFrameLocks noChangeAspect="1"/>
-            </wp:cNvGraphicFramePr>
-            <a:graphic>
-              <a:graphicData uri="http://schemas.openxmlformats.org/drawingml/2006/picture">
-                <pic:pic>
-                  <pic:nvPicPr>
-                    <pic:cNvPr id="0" name="fig05_plattegrond.png"/>
-                    <pic:cNvPicPr/>
-                  </pic:nvPicPr>
-                  <pic:blipFill>
-                    <a:blip r:embed="rId20"/>
-                    <a:stretch>
-                      <a:fillRect/>
-                    </a:stretch>
-                  </pic:blipFill>
-                  <pic:spPr>
-                    <a:xfrm>
-                      <a:off x="0" y="0"/>
-                      <a:ext cx="5903999" cy="3626742"/>
-                    </a:xfrm>
-                    <a:prstGeom prst="rect"/>
-                  </pic:spPr>
-                </pic:pic>
-              </a:graphicData>
-            </a:graphic>
-          </wp:inline>
-        </w:drawing>
-      </w:r>
-    </w:p>
-    <w:p>
-      <w:pPr>
-        <w:spacing w:after="240"/>
-        <w:jc w:val="center"/>
-      </w:pPr>
-      <w:r>
-        <w:rPr>
-          <w:i/>
-          <w:color w:val="5A6472"/>
-          <w:sz w:val="18"/>
-        </w:rPr>
-        <w:t>Figuur 11 - Plattegrond, aantallen en wat er per plek uitgeschreven moet worden</w:t>
-      </w:r>
-    </w:p>
-    <w:p>
-      <w:pPr>
-        <w:pStyle w:val="Heading2"/>
-        <w:spacing w:before="240" w:after="120"/>
-      </w:pPr>
-      <w:r>
-        <w:rPr>
-          <w:rFonts w:ascii="Calibri" w:hAnsi="Calibri"/>
-          <w:color w:val="0E9A87"/>
-          <w:sz w:val="26"/>
-        </w:rPr>
-        <w:t>Wat staat er op het bord</w:t>
-      </w:r>
-    </w:p>
-    <w:p>
-      <w:pPr>
-        <w:pStyle w:val="ListBullet"/>
-        <w:spacing w:after="60" w:line="288" w:lineRule="auto"/>
-      </w:pPr>
-      <w:r>
-        <w:rPr>
-          <w:color w:val="1B2430"/>
-          <w:sz w:val="21"/>
-        </w:rPr>
-        <w:t>Scenario nieuwbouw fysiek: Hotfloor = 16 bedden, SEH = ? plekken, EHH = ? plekken.</w:t>
-      </w:r>
-    </w:p>
-    <w:p>
-      <w:pPr>
-        <w:pStyle w:val="ListBullet"/>
-        <w:spacing w:after="60" w:line="288" w:lineRule="auto"/>
-      </w:pPr>
-      <w:r>
-        <w:rPr>
-          <w:color w:val="1B2430"/>
-          <w:sz w:val="21"/>
-        </w:rPr>
-        <w:t>Fysieke plekken uitschrijven aan de hand van kamernummer en type, eventueel met middelen en materialen.</w:t>
-      </w:r>
-    </w:p>
-    <w:p>
-      <w:pPr>
-        <w:pStyle w:val="ListBullet"/>
-        <w:spacing w:after="60" w:line="288" w:lineRule="auto"/>
-      </w:pPr>
-      <w:r>
-        <w:rPr>
-          <w:color w:val="1B2430"/>
-          <w:sz w:val="21"/>
-        </w:rPr>
-        <w:t>Onderscheid tussen fysieke plekken, specifieke plekken en middelen/materialen/apparatuur.</w:t>
-      </w:r>
-    </w:p>
-    <w:p>
-      <w:pPr>
-        <w:pStyle w:val="ListBullet"/>
-        <w:spacing w:after="60" w:line="288" w:lineRule="auto"/>
-      </w:pPr>
-      <w:r>
-        <w:rPr>
-          <w:color w:val="1B2430"/>
-          <w:sz w:val="21"/>
-        </w:rPr>
-        <w:t>Bijvoorbeeld: kan er overal beademd worden?</w:t>
-      </w:r>
-    </w:p>
-    <w:p>
-      <w:pPr>
-        <w:pStyle w:val="ListBullet"/>
-        <w:spacing w:after="60" w:line="288" w:lineRule="auto"/>
-      </w:pPr>
-      <w:r>
-        <w:rPr>
-          <w:color w:val="1B2430"/>
-          <w:sz w:val="21"/>
-        </w:rPr>
-        <w:t>Kan elke zorgvraag in elke kamer?</w:t>
-      </w:r>
-    </w:p>
-    <w:p>
-      <w:pPr>
-        <w:pStyle w:val="ListBullet"/>
-        <w:spacing w:after="60" w:line="288" w:lineRule="auto"/>
-      </w:pPr>
-      <w:r>
-        <w:rPr>
-          <w:color w:val="1B2430"/>
-          <w:sz w:val="21"/>
-        </w:rPr>
-        <w:t>Is er een basisverdeling fysiek voor ICU, CCU en SCU?</w:t>
-      </w:r>
-    </w:p>
-    <w:p>
-      <w:r>
-        <w:br w:type="page"/>
-      </w:r>
-    </w:p>
-    <w:tbl>
-      <w:tblPr>
-        <w:tblW w:type="auto" w:w="0"/>
-        <w:jc w:val="center"/>
-        <w:tblBorders>
-          <w:top w:val="single" w:sz="4" w:space="0" w:color="0E9A87"/>
-          <w:left w:val="single" w:sz="4" w:space="0" w:color="0E9A87"/>
-          <w:bottom w:val="single" w:sz="4" w:space="0" w:color="0E9A87"/>
-          <w:right w:val="single" w:sz="4" w:space="0" w:color="0E9A87"/>
-          <w:insideH w:val="single" w:sz="4" w:space="0" w:color="0E9A87"/>
-          <w:insideV w:val="single" w:sz="4" w:space="0" w:color="0E9A87"/>
-        </w:tblBorders>
-        <w:tblLook w:firstColumn="1" w:firstRow="1" w:lastColumn="0" w:lastRow="0" w:noHBand="0" w:noVBand="1" w:val="04A0"/>
-      </w:tblPr>
-      <w:tblGrid>
-        <w:gridCol w:w="9298"/>
-      </w:tblGrid>
-      <w:tr>
-        <w:tc>
-          <w:tcPr>
-            <w:tcW w:type="dxa" w:w="9298"/>
-            <w:shd w:val="clear" w:color="auto" w:fill="0E9A87"/>
-          </w:tcPr>
-          <w:p>
-            <w:pPr>
-              <w:spacing w:before="120" w:after="40"/>
-              <w:jc w:val="center"/>
-            </w:pPr>
-            <w:r>
-              <w:rPr>
-                <w:b/>
-                <w:color w:val="FFFFFF"/>
-                <w:sz w:val="22"/>
-              </w:rPr>
-              <w:t>DEEL C</w:t>
-            </w:r>
-          </w:p>
-          <w:p>
-            <w:pPr>
-              <w:spacing w:after="120"/>
-              <w:jc w:val="center"/>
-            </w:pPr>
-            <w:r>
-              <w:rPr>
-                <w:b/>
-                <w:color w:val="FFFFFF"/>
-                <w:sz w:val="32"/>
-              </w:rPr>
-              <w:t>Totaaloverzicht</w:t>
-            </w:r>
-          </w:p>
-        </w:tc>
-      </w:tr>
-    </w:tbl>
-    <w:p>
-      <w:pPr>
-        <w:spacing w:after="40"/>
-      </w:pPr>
-    </w:p>
-    <w:p>
-      <w:pPr>
-        <w:pStyle w:val="Heading1"/>
-        <w:pBdr>
-          <w:bottom w:val="single" w:sz="6" w:space="4" w:color="1F5FA8"/>
-        </w:pBdr>
-        <w:spacing w:before="360" w:after="120"/>
-      </w:pPr>
-      <w:r>
-        <w:rPr>
-          <w:rFonts w:ascii="Calibri" w:hAnsi="Calibri"/>
-          <w:color w:val="1F5FA8"/>
-          <w:sz w:val="34"/>
-        </w:rPr>
-        <w:t>10. Totaaloverzicht en stand van zaken per afdeling</w:t>
-      </w:r>
-    </w:p>
-    <w:p>
-      <w:pPr>
-        <w:spacing w:before="0" w:after="160"/>
-      </w:pPr>
-      <w:r>
-        <w:rPr>
-          <w:i/>
-          <w:color w:val="5A6472"/>
-          <w:sz w:val="18"/>
-        </w:rPr>
-        <w:t>Foto 16 - het capaciteitsbord in een opname</w:t>
-      </w:r>
-    </w:p>
-    <w:p>
-      <w:pPr>
-        <w:spacing w:before="0" w:after="120" w:line="300" w:lineRule="auto"/>
-      </w:pPr>
-      <w:r>
-        <w:rPr>
-          <w:b w:val="0"/>
-          <w:i w:val="0"/>
-          <w:color w:val="1B2430"/>
-          <w:sz w:val="21"/>
-        </w:rPr>
-        <w:t>Het capaciteitsbord in zijn geheel. Bovenaan staat de tabel met de stand van zaken per afdeling; die laat zien dat de basis nog grotendeels ontbreekt. Op één afdeling na is er geen jaarplan ingevoerd, en er is voor geen enkele afdeling een vastgestelde norm verpleegkundigen.</w:t>
-      </w:r>
-    </w:p>
-    <w:p>
-      <w:pPr>
-        <w:spacing w:before="120" w:after="40"/>
-        <w:jc w:val="center"/>
-      </w:pPr>
-      <w:r>
-        <w:drawing>
-          <wp:inline xmlns:a="http://schemas.openxmlformats.org/drawingml/2006/main" xmlns:pic="http://schemas.openxmlformats.org/drawingml/2006/picture">
-            <wp:extent cx="5903999" cy="4132799"/>
-            <wp:docPr id="12" name="Picture 12"/>
-            <wp:cNvGraphicFramePr>
-              <a:graphicFrameLocks noChangeAspect="1"/>
-            </wp:cNvGraphicFramePr>
-            <a:graphic>
-              <a:graphicData uri="http://schemas.openxmlformats.org/drawingml/2006/picture">
-                <pic:pic>
-                  <pic:nvPicPr>
-                    <pic:cNvPr id="0" name="fig_capaciteitsbord.png"/>
-                    <pic:cNvPicPr/>
-                  </pic:nvPicPr>
-                  <pic:blipFill>
-                    <a:blip r:embed="rId21"/>
-                    <a:stretch>
-                      <a:fillRect/>
-                    </a:stretch>
-                  </pic:blipFill>
-                  <pic:spPr>
-                    <a:xfrm>
-                      <a:off x="0" y="0"/>
-                      <a:ext cx="5903999" cy="4132799"/>
-                    </a:xfrm>
-                    <a:prstGeom prst="rect"/>
-                  </pic:spPr>
-                </pic:pic>
-              </a:graphicData>
-            </a:graphic>
-          </wp:inline>
-        </w:drawing>
-      </w:r>
-    </w:p>
-    <w:p>
-      <w:pPr>
-        <w:spacing w:after="240"/>
-        <w:jc w:val="center"/>
-      </w:pPr>
-      <w:r>
-        <w:rPr>
-          <w:i/>
-          <w:color w:val="5A6472"/>
-          <w:sz w:val="18"/>
-        </w:rPr>
-        <w:t>Figuur 12 - Schematische kaart van het capaciteitsbord</w:t>
-      </w:r>
-    </w:p>
-    <w:p>
-      <w:pPr>
-        <w:pStyle w:val="Heading2"/>
-        <w:spacing w:before="240" w:after="120"/>
-      </w:pPr>
-      <w:r>
-        <w:rPr>
-          <w:rFonts w:ascii="Calibri" w:hAnsi="Calibri"/>
-          <w:color w:val="1F5FA8"/>
-          <w:sz w:val="26"/>
-        </w:rPr>
-        <w:t>Stand van zaken per afdeling</w:t>
+        <w:t>Het vertrekpunt. Per afdeling is nagegaan of er een jaarplan is, of de norm verpleegkundigen is vastgesteld, wat de huidige inzet is en wat die inzet omgerekend naar norm betekent. De laatste kolom, de gewenste norm van Remco, moet nog ingevuld worden.</w:t>
       </w:r>
     </w:p>
     <w:tbl>
@@ -3025,12 +455,13 @@
       <w:tr>
         <w:tc>
           <w:tcPr>
-            <w:tcW w:type="dxa" w:w="1701"/>
+            <w:tcW w:type="dxa" w:w="1644"/>
             <w:shd w:val="clear" w:color="auto" w:fill="1F5FA8"/>
           </w:tcPr>
           <w:p>
             <w:pPr>
-              <w:spacing w:after="40"/>
+              <w:spacing w:before="80" w:after="80"/>
+              <w:jc w:val="center"/>
             </w:pPr>
             <w:r>
               <w:rPr>
@@ -3044,31 +475,13 @@
         </w:tc>
         <w:tc>
           <w:tcPr>
-            <w:tcW w:type="dxa" w:w="907"/>
+            <w:tcW w:type="dxa" w:w="1531"/>
             <w:shd w:val="clear" w:color="auto" w:fill="1F5FA8"/>
           </w:tcPr>
           <w:p>
             <w:pPr>
-              <w:spacing w:after="40"/>
-            </w:pPr>
-            <w:r>
-              <w:rPr>
-                <w:b/>
-                <w:color w:val="FFFFFF"/>
-                <w:sz w:val="18"/>
-              </w:rPr>
-              <w:t>Aantal</w:t>
-            </w:r>
-          </w:p>
-        </w:tc>
-        <w:tc>
-          <w:tcPr>
-            <w:tcW w:type="dxa" w:w="1587"/>
-            <w:shd w:val="clear" w:color="auto" w:fill="1F5FA8"/>
-          </w:tcPr>
-          <w:p>
-            <w:pPr>
-              <w:spacing w:after="40"/>
+              <w:spacing w:before="80" w:after="80"/>
+              <w:jc w:val="center"/>
             </w:pPr>
             <w:r>
               <w:rPr>
@@ -3082,12 +495,13 @@
         </w:tc>
         <w:tc>
           <w:tcPr>
-            <w:tcW w:type="dxa" w:w="1134"/>
+            <w:tcW w:type="dxa" w:w="1077"/>
             <w:shd w:val="clear" w:color="auto" w:fill="1F5FA8"/>
           </w:tcPr>
           <w:p>
             <w:pPr>
-              <w:spacing w:after="40"/>
+              <w:spacing w:before="80" w:after="80"/>
+              <w:jc w:val="center"/>
             </w:pPr>
             <w:r>
               <w:rPr>
@@ -3101,12 +515,13 @@
         </w:tc>
         <w:tc>
           <w:tcPr>
-            <w:tcW w:type="dxa" w:w="2041"/>
+            <w:tcW w:type="dxa" w:w="1928"/>
             <w:shd w:val="clear" w:color="auto" w:fill="1F5FA8"/>
           </w:tcPr>
           <w:p>
             <w:pPr>
-              <w:spacing w:after="40"/>
+              <w:spacing w:before="80" w:after="80"/>
+              <w:jc w:val="center"/>
             </w:pPr>
             <w:r>
               <w:rPr>
@@ -3120,12 +535,13 @@
         </w:tc>
         <w:tc>
           <w:tcPr>
-            <w:tcW w:type="dxa" w:w="1928"/>
+            <w:tcW w:type="dxa" w:w="1644"/>
             <w:shd w:val="clear" w:color="auto" w:fill="1F5FA8"/>
           </w:tcPr>
           <w:p>
             <w:pPr>
-              <w:spacing w:after="40"/>
+              <w:spacing w:before="80" w:after="80"/>
+              <w:jc w:val="center"/>
             </w:pPr>
             <w:r>
               <w:rPr>
@@ -3137,20 +553,41 @@
             </w:r>
           </w:p>
         </w:tc>
+        <w:tc>
+          <w:tcPr>
+            <w:tcW w:type="dxa" w:w="1474"/>
+            <w:shd w:val="clear" w:color="auto" w:fill="1F5FA8"/>
+          </w:tcPr>
+          <w:p>
+            <w:pPr>
+              <w:spacing w:before="80" w:after="80"/>
+              <w:jc w:val="center"/>
+            </w:pPr>
+            <w:r>
+              <w:rPr>
+                <w:b/>
+                <w:color w:val="FFFFFF"/>
+                <w:sz w:val="18"/>
+              </w:rPr>
+              <w:t>Gewenste norm Remco</w:t>
+            </w:r>
+          </w:p>
+        </w:tc>
       </w:tr>
       <w:tr>
         <w:tc>
           <w:tcPr>
-            <w:tcW w:type="dxa" w:w="1701"/>
-            <w:shd w:val="clear" w:color="auto" w:fill="F2F4F7"/>
+            <w:tcW w:type="dxa" w:w="1644"/>
+            <w:shd w:val="clear" w:color="auto" w:fill="FFFFFF"/>
           </w:tcPr>
           <w:p>
             <w:pPr>
-              <w:spacing w:after="40"/>
+              <w:spacing w:before="60" w:after="60"/>
             </w:pPr>
             <w:r>
               <w:rPr>
                 <w:b/>
+                <w:color w:val="1F5FA8"/>
                 <w:sz w:val="18"/>
               </w:rPr>
               <w:t>ICU</w:t>
@@ -3159,34 +596,17 @@
         </w:tc>
         <w:tc>
           <w:tcPr>
-            <w:tcW w:type="dxa" w:w="907"/>
-            <w:shd w:val="clear" w:color="auto" w:fill="F2F4F7"/>
+            <w:tcW w:type="dxa" w:w="1531"/>
+            <w:shd w:val="clear" w:color="auto" w:fill="FFFFFF"/>
           </w:tcPr>
           <w:p>
             <w:pPr>
-              <w:spacing w:after="40"/>
+              <w:spacing w:before="60" w:after="60"/>
+              <w:jc w:val="center"/>
             </w:pPr>
             <w:r>
               <w:rPr>
-                <w:b w:val="0"/>
-                <w:sz w:val="18"/>
-              </w:rPr>
-              <w:t>10</w:t>
-            </w:r>
-          </w:p>
-        </w:tc>
-        <w:tc>
-          <w:tcPr>
-            <w:tcW w:type="dxa" w:w="1587"/>
-            <w:shd w:val="clear" w:color="auto" w:fill="F2F4F7"/>
-          </w:tcPr>
-          <w:p>
-            <w:pPr>
-              <w:spacing w:after="40"/>
-            </w:pPr>
-            <w:r>
-              <w:rPr>
-                <w:b w:val="0"/>
+                <w:b/>
                 <w:color w:val="D2691E"/>
                 <w:sz w:val="18"/>
               </w:rPr>
@@ -3196,16 +616,17 @@
         </w:tc>
         <w:tc>
           <w:tcPr>
-            <w:tcW w:type="dxa" w:w="1134"/>
-            <w:shd w:val="clear" w:color="auto" w:fill="F2F4F7"/>
+            <w:tcW w:type="dxa" w:w="1077"/>
+            <w:shd w:val="clear" w:color="auto" w:fill="FFFFFF"/>
           </w:tcPr>
           <w:p>
             <w:pPr>
-              <w:spacing w:after="40"/>
+              <w:spacing w:before="60" w:after="60"/>
+              <w:jc w:val="center"/>
             </w:pPr>
             <w:r>
               <w:rPr>
-                <w:b w:val="0"/>
+                <w:b/>
                 <w:color w:val="D2691E"/>
                 <w:sz w:val="18"/>
               </w:rPr>
@@ -3215,12 +636,13 @@
         </w:tc>
         <w:tc>
           <w:tcPr>
-            <w:tcW w:type="dxa" w:w="2041"/>
-            <w:shd w:val="clear" w:color="auto" w:fill="F2F4F7"/>
+            <w:tcW w:type="dxa" w:w="1928"/>
+            <w:shd w:val="clear" w:color="auto" w:fill="FFFFFF"/>
           </w:tcPr>
           <w:p>
             <w:pPr>
-              <w:spacing w:after="40"/>
+              <w:spacing w:before="60" w:after="60"/>
+              <w:jc w:val="center"/>
             </w:pPr>
             <w:r>
               <w:rPr>
@@ -3233,35 +655,76 @@
         </w:tc>
         <w:tc>
           <w:tcPr>
-            <w:tcW w:type="dxa" w:w="1928"/>
-            <w:shd w:val="clear" w:color="auto" w:fill="F2F4F7"/>
+            <w:tcW w:type="dxa" w:w="1644"/>
+            <w:shd w:val="clear" w:color="auto" w:fill="FFFFFF"/>
           </w:tcPr>
           <w:p>
             <w:pPr>
-              <w:spacing w:after="40"/>
+              <w:spacing w:before="60" w:after="0"/>
+              <w:jc w:val="center"/>
             </w:pPr>
             <w:r>
               <w:rPr>
                 <w:b w:val="0"/>
                 <w:sz w:val="18"/>
               </w:rPr>
-              <w:t>D: ___  L: ___  N: ___</w:t>
+              <w:t>D:  ___</w:t>
             </w:r>
+          </w:p>
+          <w:p>
+            <w:pPr>
+              <w:spacing w:before="0" w:after="0"/>
+              <w:jc w:val="center"/>
+            </w:pPr>
+            <w:r>
+              <w:rPr>
+                <w:b w:val="0"/>
+                <w:sz w:val="18"/>
+              </w:rPr>
+              <w:t>L:  ___</w:t>
+            </w:r>
+          </w:p>
+          <w:p>
+            <w:pPr>
+              <w:spacing w:before="0" w:after="60"/>
+              <w:jc w:val="center"/>
+            </w:pPr>
+            <w:r>
+              <w:rPr>
+                <w:b w:val="0"/>
+                <w:sz w:val="18"/>
+              </w:rPr>
+              <w:t>N:  ___</w:t>
+            </w:r>
+          </w:p>
+        </w:tc>
+        <w:tc>
+          <w:tcPr>
+            <w:tcW w:type="dxa" w:w="1474"/>
+            <w:shd w:val="clear" w:color="auto" w:fill="FFFFFF"/>
+          </w:tcPr>
+          <w:p>
+            <w:pPr>
+              <w:spacing w:before="60" w:after="60"/>
+              <w:jc w:val="center"/>
+            </w:pPr>
           </w:p>
         </w:tc>
       </w:tr>
       <w:tr>
         <w:tc>
           <w:tcPr>
-            <w:tcW w:type="dxa" w:w="1701"/>
+            <w:tcW w:type="dxa" w:w="1644"/>
+            <w:shd w:val="clear" w:color="auto" w:fill="F5F8FC"/>
           </w:tcPr>
           <w:p>
             <w:pPr>
-              <w:spacing w:after="40"/>
+              <w:spacing w:before="60" w:after="60"/>
             </w:pPr>
             <w:r>
               <w:rPr>
                 <w:b/>
+                <w:color w:val="1F5FA8"/>
                 <w:sz w:val="18"/>
               </w:rPr>
               <w:t>CCU / SCU / EHH</w:t>
@@ -3270,32 +733,18 @@
         </w:tc>
         <w:tc>
           <w:tcPr>
-            <w:tcW w:type="dxa" w:w="907"/>
+            <w:tcW w:type="dxa" w:w="1531"/>
+            <w:shd w:val="clear" w:color="auto" w:fill="F5F8FC"/>
           </w:tcPr>
           <w:p>
             <w:pPr>
-              <w:spacing w:after="40"/>
+              <w:spacing w:before="60" w:after="60"/>
+              <w:jc w:val="center"/>
             </w:pPr>
             <w:r>
               <w:rPr>
-                <w:b w:val="0"/>
-                <w:sz w:val="18"/>
-              </w:rPr>
-              <w:t>15</w:t>
-            </w:r>
-          </w:p>
-        </w:tc>
-        <w:tc>
-          <w:tcPr>
-            <w:tcW w:type="dxa" w:w="1587"/>
-          </w:tcPr>
-          <w:p>
-            <w:pPr>
-              <w:spacing w:after="40"/>
-            </w:pPr>
-            <w:r>
-              <w:rPr>
-                <w:b w:val="0"/>
+                <w:b/>
+                <w:color w:val="D2691E"/>
                 <w:sz w:val="18"/>
               </w:rPr>
               <w:t>ja, niet ingevoerd</w:t>
@@ -3304,15 +753,17 @@
         </w:tc>
         <w:tc>
           <w:tcPr>
-            <w:tcW w:type="dxa" w:w="1134"/>
+            <w:tcW w:type="dxa" w:w="1077"/>
+            <w:shd w:val="clear" w:color="auto" w:fill="F5F8FC"/>
           </w:tcPr>
           <w:p>
             <w:pPr>
-              <w:spacing w:after="40"/>
+              <w:spacing w:before="60" w:after="60"/>
+              <w:jc w:val="center"/>
             </w:pPr>
             <w:r>
               <w:rPr>
-                <w:b w:val="0"/>
+                <w:b/>
                 <w:color w:val="D2691E"/>
                 <w:sz w:val="18"/>
               </w:rPr>
@@ -3322,11 +773,13 @@
         </w:tc>
         <w:tc>
           <w:tcPr>
-            <w:tcW w:type="dxa" w:w="2041"/>
+            <w:tcW w:type="dxa" w:w="1928"/>
+            <w:shd w:val="clear" w:color="auto" w:fill="F5F8FC"/>
           </w:tcPr>
           <w:p>
             <w:pPr>
-              <w:spacing w:after="40"/>
+              <w:spacing w:before="60" w:after="60"/>
+              <w:jc w:val="center"/>
             </w:pPr>
             <w:r>
               <w:rPr>
@@ -3339,35 +792,76 @@
         </w:tc>
         <w:tc>
           <w:tcPr>
-            <w:tcW w:type="dxa" w:w="1928"/>
+            <w:tcW w:type="dxa" w:w="1644"/>
+            <w:shd w:val="clear" w:color="auto" w:fill="F5F8FC"/>
           </w:tcPr>
           <w:p>
             <w:pPr>
-              <w:spacing w:after="40"/>
+              <w:spacing w:before="60" w:after="0"/>
+              <w:jc w:val="center"/>
             </w:pPr>
             <w:r>
               <w:rPr>
                 <w:b w:val="0"/>
                 <w:sz w:val="18"/>
               </w:rPr>
-              <w:t>D: ___  L: ___  N: ___</w:t>
+              <w:t>D:  ___</w:t>
             </w:r>
+          </w:p>
+          <w:p>
+            <w:pPr>
+              <w:spacing w:before="0" w:after="0"/>
+              <w:jc w:val="center"/>
+            </w:pPr>
+            <w:r>
+              <w:rPr>
+                <w:b w:val="0"/>
+                <w:sz w:val="18"/>
+              </w:rPr>
+              <w:t>L:  ___</w:t>
+            </w:r>
+          </w:p>
+          <w:p>
+            <w:pPr>
+              <w:spacing w:before="0" w:after="60"/>
+              <w:jc w:val="center"/>
+            </w:pPr>
+            <w:r>
+              <w:rPr>
+                <w:b w:val="0"/>
+                <w:sz w:val="18"/>
+              </w:rPr>
+              <w:t>N:  ___</w:t>
+            </w:r>
+          </w:p>
+        </w:tc>
+        <w:tc>
+          <w:tcPr>
+            <w:tcW w:type="dxa" w:w="1474"/>
+            <w:shd w:val="clear" w:color="auto" w:fill="F5F8FC"/>
+          </w:tcPr>
+          <w:p>
+            <w:pPr>
+              <w:spacing w:before="60" w:after="60"/>
+              <w:jc w:val="center"/>
+            </w:pPr>
           </w:p>
         </w:tc>
       </w:tr>
       <w:tr>
         <w:tc>
           <w:tcPr>
-            <w:tcW w:type="dxa" w:w="1701"/>
-            <w:shd w:val="clear" w:color="auto" w:fill="F2F4F7"/>
+            <w:tcW w:type="dxa" w:w="1644"/>
+            <w:shd w:val="clear" w:color="auto" w:fill="FFFFFF"/>
           </w:tcPr>
           <w:p>
             <w:pPr>
-              <w:spacing w:after="40"/>
+              <w:spacing w:before="60" w:after="60"/>
             </w:pPr>
             <w:r>
               <w:rPr>
                 <w:b/>
+                <w:color w:val="1F5FA8"/>
                 <w:sz w:val="18"/>
               </w:rPr>
               <w:t>SEH</w:t>
@@ -3376,12 +870,13 @@
         </w:tc>
         <w:tc>
           <w:tcPr>
-            <w:tcW w:type="dxa" w:w="907"/>
-            <w:shd w:val="clear" w:color="auto" w:fill="F2F4F7"/>
+            <w:tcW w:type="dxa" w:w="1531"/>
+            <w:shd w:val="clear" w:color="auto" w:fill="FFFFFF"/>
           </w:tcPr>
           <w:p>
             <w:pPr>
-              <w:spacing w:after="40"/>
+              <w:spacing w:before="60" w:after="60"/>
+              <w:jc w:val="center"/>
             </w:pPr>
             <w:r>
               <w:rPr>
@@ -3394,34 +889,17 @@
         </w:tc>
         <w:tc>
           <w:tcPr>
-            <w:tcW w:type="dxa" w:w="1587"/>
-            <w:shd w:val="clear" w:color="auto" w:fill="F2F4F7"/>
+            <w:tcW w:type="dxa" w:w="1077"/>
+            <w:shd w:val="clear" w:color="auto" w:fill="FFFFFF"/>
           </w:tcPr>
           <w:p>
             <w:pPr>
-              <w:spacing w:after="40"/>
+              <w:spacing w:before="60" w:after="60"/>
+              <w:jc w:val="center"/>
             </w:pPr>
             <w:r>
               <w:rPr>
-                <w:b w:val="0"/>
-                <w:sz w:val="18"/>
-              </w:rPr>
-              <w:t>-</w:t>
-            </w:r>
-          </w:p>
-        </w:tc>
-        <w:tc>
-          <w:tcPr>
-            <w:tcW w:type="dxa" w:w="1134"/>
-            <w:shd w:val="clear" w:color="auto" w:fill="F2F4F7"/>
-          </w:tcPr>
-          <w:p>
-            <w:pPr>
-              <w:spacing w:after="40"/>
-            </w:pPr>
-            <w:r>
-              <w:rPr>
-                <w:b w:val="0"/>
+                <w:b/>
                 <w:color w:val="D2691E"/>
                 <w:sz w:val="18"/>
               </w:rPr>
@@ -3431,12 +909,13 @@
         </w:tc>
         <w:tc>
           <w:tcPr>
-            <w:tcW w:type="dxa" w:w="2041"/>
-            <w:shd w:val="clear" w:color="auto" w:fill="F2F4F7"/>
+            <w:tcW w:type="dxa" w:w="1928"/>
+            <w:shd w:val="clear" w:color="auto" w:fill="FFFFFF"/>
           </w:tcPr>
           <w:p>
             <w:pPr>
-              <w:spacing w:after="40"/>
+              <w:spacing w:before="60" w:after="60"/>
+              <w:jc w:val="center"/>
             </w:pPr>
             <w:r>
               <w:rPr>
@@ -3449,35 +928,89 @@
         </w:tc>
         <w:tc>
           <w:tcPr>
-            <w:tcW w:type="dxa" w:w="1928"/>
-            <w:shd w:val="clear" w:color="auto" w:fill="F2F4F7"/>
+            <w:tcW w:type="dxa" w:w="1644"/>
+            <w:shd w:val="clear" w:color="auto" w:fill="FFFFFF"/>
           </w:tcPr>
           <w:p>
             <w:pPr>
-              <w:spacing w:after="40"/>
+              <w:spacing w:before="60" w:after="0"/>
+              <w:jc w:val="center"/>
             </w:pPr>
             <w:r>
               <w:rPr>
                 <w:b w:val="0"/>
                 <w:sz w:val="18"/>
               </w:rPr>
-              <w:t>D: ___  T: ___  L: ___  N: ___</w:t>
+              <w:t>D:  ___</w:t>
             </w:r>
+          </w:p>
+          <w:p>
+            <w:pPr>
+              <w:spacing w:before="0" w:after="0"/>
+              <w:jc w:val="center"/>
+            </w:pPr>
+            <w:r>
+              <w:rPr>
+                <w:b w:val="0"/>
+                <w:sz w:val="18"/>
+              </w:rPr>
+              <w:t>T:  ___</w:t>
+            </w:r>
+          </w:p>
+          <w:p>
+            <w:pPr>
+              <w:spacing w:before="0" w:after="0"/>
+              <w:jc w:val="center"/>
+            </w:pPr>
+            <w:r>
+              <w:rPr>
+                <w:b w:val="0"/>
+                <w:sz w:val="18"/>
+              </w:rPr>
+              <w:t>L:  ___</w:t>
+            </w:r>
+          </w:p>
+          <w:p>
+            <w:pPr>
+              <w:spacing w:before="0" w:after="60"/>
+              <w:jc w:val="center"/>
+            </w:pPr>
+            <w:r>
+              <w:rPr>
+                <w:b w:val="0"/>
+                <w:sz w:val="18"/>
+              </w:rPr>
+              <w:t>N:  ___</w:t>
+            </w:r>
+          </w:p>
+        </w:tc>
+        <w:tc>
+          <w:tcPr>
+            <w:tcW w:type="dxa" w:w="1474"/>
+            <w:shd w:val="clear" w:color="auto" w:fill="FFFFFF"/>
+          </w:tcPr>
+          <w:p>
+            <w:pPr>
+              <w:spacing w:before="60" w:after="60"/>
+              <w:jc w:val="center"/>
+            </w:pPr>
           </w:p>
         </w:tc>
       </w:tr>
       <w:tr>
         <w:tc>
           <w:tcPr>
-            <w:tcW w:type="dxa" w:w="1701"/>
+            <w:tcW w:type="dxa" w:w="1644"/>
+            <w:shd w:val="clear" w:color="auto" w:fill="F5F8FC"/>
           </w:tcPr>
           <w:p>
             <w:pPr>
-              <w:spacing w:after="40"/>
+              <w:spacing w:before="60" w:after="60"/>
             </w:pPr>
             <w:r>
               <w:rPr>
                 <w:b/>
+                <w:color w:val="1F5FA8"/>
                 <w:sz w:val="18"/>
               </w:rPr>
               <w:t>Kind spoed</w:t>
@@ -3486,32 +1019,17 @@
         </w:tc>
         <w:tc>
           <w:tcPr>
-            <w:tcW w:type="dxa" w:w="907"/>
+            <w:tcW w:type="dxa" w:w="1531"/>
+            <w:shd w:val="clear" w:color="auto" w:fill="F5F8FC"/>
           </w:tcPr>
           <w:p>
             <w:pPr>
-              <w:spacing w:after="40"/>
+              <w:spacing w:before="60" w:after="60"/>
+              <w:jc w:val="center"/>
             </w:pPr>
             <w:r>
               <w:rPr>
-                <w:b w:val="0"/>
-                <w:sz w:val="18"/>
-              </w:rPr>
-              <w:t>-</w:t>
-            </w:r>
-          </w:p>
-        </w:tc>
-        <w:tc>
-          <w:tcPr>
-            <w:tcW w:type="dxa" w:w="1587"/>
-          </w:tcPr>
-          <w:p>
-            <w:pPr>
-              <w:spacing w:after="40"/>
-            </w:pPr>
-            <w:r>
-              <w:rPr>
-                <w:b w:val="0"/>
+                <w:b/>
                 <w:color w:val="D2691E"/>
                 <w:sz w:val="18"/>
               </w:rPr>
@@ -3521,33 +1039,17 @@
         </w:tc>
         <w:tc>
           <w:tcPr>
-            <w:tcW w:type="dxa" w:w="1134"/>
+            <w:tcW w:type="dxa" w:w="1077"/>
+            <w:shd w:val="clear" w:color="auto" w:fill="F5F8FC"/>
           </w:tcPr>
           <w:p>
             <w:pPr>
-              <w:spacing w:after="40"/>
+              <w:spacing w:before="60" w:after="60"/>
+              <w:jc w:val="center"/>
             </w:pPr>
             <w:r>
               <w:rPr>
-                <w:b w:val="0"/>
-                <w:color w:val="D2691E"/>
-                <w:sz w:val="18"/>
-              </w:rPr>
-              <w:t>?</w:t>
-            </w:r>
-          </w:p>
-        </w:tc>
-        <w:tc>
-          <w:tcPr>
-            <w:tcW w:type="dxa" w:w="2041"/>
-          </w:tcPr>
-          <w:p>
-            <w:pPr>
-              <w:spacing w:after="40"/>
-            </w:pPr>
-            <w:r>
-              <w:rPr>
-                <w:b w:val="0"/>
+                <w:b/>
                 <w:color w:val="D2691E"/>
                 <w:sz w:val="18"/>
               </w:rPr>
@@ -3558,19 +1060,53 @@
         <w:tc>
           <w:tcPr>
             <w:tcW w:type="dxa" w:w="1928"/>
+            <w:shd w:val="clear" w:color="auto" w:fill="F5F8FC"/>
           </w:tcPr>
           <w:p>
             <w:pPr>
-              <w:spacing w:after="40"/>
+              <w:spacing w:before="60" w:after="60"/>
+              <w:jc w:val="center"/>
             </w:pPr>
             <w:r>
               <w:rPr>
-                <w:b w:val="0"/>
+                <w:b/>
                 <w:color w:val="D2691E"/>
                 <w:sz w:val="18"/>
               </w:rPr>
               <w:t>?</w:t>
             </w:r>
+          </w:p>
+        </w:tc>
+        <w:tc>
+          <w:tcPr>
+            <w:tcW w:type="dxa" w:w="1644"/>
+            <w:shd w:val="clear" w:color="auto" w:fill="F5F8FC"/>
+          </w:tcPr>
+          <w:p>
+            <w:pPr>
+              <w:spacing w:before="60" w:after="60"/>
+              <w:jc w:val="center"/>
+            </w:pPr>
+            <w:r>
+              <w:rPr>
+                <w:b/>
+                <w:color w:val="D2691E"/>
+                <w:sz w:val="18"/>
+              </w:rPr>
+              <w:t>?</w:t>
+            </w:r>
+          </w:p>
+        </w:tc>
+        <w:tc>
+          <w:tcPr>
+            <w:tcW w:type="dxa" w:w="1474"/>
+            <w:shd w:val="clear" w:color="auto" w:fill="F5F8FC"/>
+          </w:tcPr>
+          <w:p>
+            <w:pPr>
+              <w:spacing w:before="60" w:after="60"/>
+              <w:jc w:val="center"/>
+            </w:pPr>
           </w:p>
         </w:tc>
       </w:tr>
@@ -3649,7 +1185,7 @@
                 <w:color w:val="1B2430"/>
                 <w:sz w:val="20"/>
               </w:rPr>
-              <w:t>Voor kind spoed ontbreken de gegevens nog helemaal.</w:t>
+              <w:t>Voor kind spoed ontbreken de gegevens nog vrijwel helemaal.</w:t>
             </w:r>
           </w:p>
           <w:p>
@@ -3661,7 +1197,7 @@
                 <w:color w:val="1B2430"/>
                 <w:sz w:val="20"/>
               </w:rPr>
-              <w:t>De gewenste norm (kolom 'gewenste norm Remco' op het bord) moet nog ingevuld worden voor ICU, CCU/SCU/EHH en SEH.</w:t>
+              <w:t>De gewenste norm van Remco moet voor alle afdelingen nog ingevuld worden.</w:t>
             </w:r>
           </w:p>
         </w:tc>
@@ -3681,17 +1217,17 @@
       <w:pPr>
         <w:pStyle w:val="Heading1"/>
         <w:pBdr>
-          <w:bottom w:val="single" w:sz="6" w:space="4" w:color="D2691E"/>
+          <w:bottom w:val="single" w:sz="6" w:space="4" w:color="6B3FA0"/>
         </w:pBdr>
         <w:spacing w:before="360" w:after="120"/>
       </w:pPr>
       <w:r>
         <w:rPr>
           <w:rFonts w:ascii="Calibri" w:hAnsi="Calibri"/>
-          <w:color w:val="D2691E"/>
+          <w:color w:val="6B3FA0"/>
           <w:sz w:val="34"/>
         </w:rPr>
-        <w:t>11. Punten die op het bord niet eenduidig te lezen zijn</w:t>
+        <w:t>2. Tijdpad september 2026 - oktober 2027</w:t>
       </w:r>
     </w:p>
     <w:p>
@@ -3705,25 +1241,141 @@
           <w:color w:val="1B2430"/>
           <w:sz w:val="21"/>
         </w:rPr>
-        <w:t>Bij het uitwerken zijn een paar plekken op het bord tegenstrijdig of slecht leesbaar. Hieronder staat per punt wat er is aangenomen. Graag controleren en corrigeren.</w:t>
+        <w:t>Het tijdpad loopt van september 2026 tot en met oktober 2027. In september 2026 starten de berekeningen. Van oktober 2026 tot en met mei 2027 wordt er in de oudbouw gewerkt. In juni 2027 is de verhuizing naar de nieuwbouw.</w:t>
       </w:r>
     </w:p>
     <w:p>
       <w:pPr>
-        <w:spacing w:before="160" w:after="40"/>
+        <w:spacing w:before="120" w:after="40"/>
+        <w:jc w:val="center"/>
       </w:pPr>
       <w:r>
-        <w:rPr>
-          <w:b/>
-          <w:color w:val="D2691E"/>
-          <w:sz w:val="22"/>
-        </w:rPr>
-        <w:t>Jaartallen bij 'plan'</w:t>
+        <w:drawing>
+          <wp:inline xmlns:a="http://schemas.openxmlformats.org/drawingml/2006/main" xmlns:pic="http://schemas.openxmlformats.org/drawingml/2006/picture">
+            <wp:extent cx="5903999" cy="2614628"/>
+            <wp:docPr id="1" name="Picture 1"/>
+            <wp:cNvGraphicFramePr>
+              <a:graphicFrameLocks noChangeAspect="1"/>
+            </wp:cNvGraphicFramePr>
+            <a:graphic>
+              <a:graphicData uri="http://schemas.openxmlformats.org/drawingml/2006/picture">
+                <pic:pic>
+                  <pic:nvPicPr>
+                    <pic:cNvPr id="0" name="fig_tijdpad.png"/>
+                    <pic:cNvPicPr/>
+                  </pic:nvPicPr>
+                  <pic:blipFill>
+                    <a:blip r:embed="rId10"/>
+                    <a:stretch>
+                      <a:fillRect/>
+                    </a:stretch>
+                  </pic:blipFill>
+                  <pic:spPr>
+                    <a:xfrm>
+                      <a:off x="0" y="0"/>
+                      <a:ext cx="5903999" cy="2614628"/>
+                    </a:xfrm>
+                    <a:prstGeom prst="rect"/>
+                  </pic:spPr>
+                </pic:pic>
+              </a:graphicData>
+            </a:graphic>
+          </wp:inline>
+        </w:drawing>
       </w:r>
     </w:p>
     <w:p>
       <w:pPr>
-        <w:spacing w:before="0" w:after="40" w:line="300" w:lineRule="auto"/>
+        <w:spacing w:after="240"/>
+        <w:jc w:val="center"/>
+      </w:pPr>
+      <w:r>
+        <w:rPr>
+          <w:i/>
+          <w:color w:val="5A6472"/>
+          <w:sz w:val="18"/>
+        </w:rPr>
+        <w:t>Figuur 1 - Tijdpad met de start van de berekeningen en het moment van verhuizen</w:t>
+      </w:r>
+    </w:p>
+    <w:p>
+      <w:pPr>
+        <w:pStyle w:val="Heading2"/>
+        <w:spacing w:before="240" w:after="120"/>
+      </w:pPr>
+      <w:r>
+        <w:rPr>
+          <w:rFonts w:ascii="Calibri" w:hAnsi="Calibri"/>
+          <w:color w:val="6B3FA0"/>
+          <w:sz w:val="26"/>
+        </w:rPr>
+        <w:t>De drie perioden</w:t>
+      </w:r>
+    </w:p>
+    <w:p>
+      <w:pPr>
+        <w:pStyle w:val="ListBullet"/>
+        <w:spacing w:after="60" w:line="288" w:lineRule="auto"/>
+      </w:pPr>
+      <w:r>
+        <w:rPr>
+          <w:color w:val="1B2430"/>
+          <w:sz w:val="21"/>
+        </w:rPr>
+        <w:t>Nu: heel 2026. Huidige situatie, huidige locaties.</w:t>
+      </w:r>
+    </w:p>
+    <w:p>
+      <w:pPr>
+        <w:pStyle w:val="ListBullet"/>
+        <w:spacing w:after="60" w:line="288" w:lineRule="auto"/>
+      </w:pPr>
+      <w:r>
+        <w:rPr>
+          <w:color w:val="1B2430"/>
+          <w:sz w:val="21"/>
+        </w:rPr>
+        <w:t>Oudbouw: oktober 2026 tot en met mei 2027.</w:t>
+      </w:r>
+    </w:p>
+    <w:p>
+      <w:pPr>
+        <w:pStyle w:val="ListBullet"/>
+        <w:spacing w:after="60" w:line="288" w:lineRule="auto"/>
+      </w:pPr>
+      <w:r>
+        <w:rPr>
+          <w:color w:val="1B2430"/>
+          <w:sz w:val="21"/>
+        </w:rPr>
+        <w:t>Verhuizing: juni 2027, daarna de nieuwbouw.</w:t>
+      </w:r>
+    </w:p>
+    <w:p>
+      <w:r>
+        <w:br w:type="page"/>
+      </w:r>
+    </w:p>
+    <w:p>
+      <w:pPr>
+        <w:pStyle w:val="Heading1"/>
+        <w:pBdr>
+          <w:bottom w:val="single" w:sz="6" w:space="4" w:color="6B3FA0"/>
+        </w:pBdr>
+        <w:spacing w:before="360" w:after="120"/>
+      </w:pPr>
+      <w:r>
+        <w:rPr>
+          <w:rFonts w:ascii="Calibri" w:hAnsi="Calibri"/>
+          <w:color w:val="6B3FA0"/>
+          <w:sz w:val="34"/>
+        </w:rPr>
+        <w:t>3. Berekeningen</w:t>
+      </w:r>
+    </w:p>
+    <w:p>
+      <w:pPr>
+        <w:spacing w:before="0" w:after="120" w:line="300" w:lineRule="auto"/>
       </w:pPr>
       <w:r>
         <w:rPr>
@@ -3732,25 +1384,80 @@
           <w:color w:val="1B2430"/>
           <w:sz w:val="21"/>
         </w:rPr>
-        <w:t>Op het bord staat 'verhuis 2026 juni begin' en 'nieuwbouw juni eind', maar rechtsonder staat 'nu - heel 2026 / oudbouw 2027 / verhuis / nieuwbouw juni 2027'. In dit document is 2027 aangehouden voor oudbouw, verhuis en nieuwbouw. Klopt dat?</w:t>
+        <w:t>Vanaf september 2026 wordt er gerekend. De berekening bestaat uit drie onderdelen, waarvan het eerste per afdeling is uitgesplitst naar patiëntstroom.</w:t>
       </w:r>
     </w:p>
     <w:p>
       <w:pPr>
-        <w:spacing w:before="160" w:after="40"/>
+        <w:spacing w:before="120" w:after="40"/>
+        <w:jc w:val="center"/>
       </w:pPr>
       <w:r>
-        <w:rPr>
-          <w:b/>
-          <w:color w:val="D2691E"/>
-          <w:sz w:val="22"/>
-        </w:rPr>
-        <w:t>De kolom met 10 en 15</w:t>
+        <w:drawing>
+          <wp:inline xmlns:a="http://schemas.openxmlformats.org/drawingml/2006/main" xmlns:pic="http://schemas.openxmlformats.org/drawingml/2006/picture">
+            <wp:extent cx="5903999" cy="3373714"/>
+            <wp:docPr id="2" name="Picture 2"/>
+            <wp:cNvGraphicFramePr>
+              <a:graphicFrameLocks noChangeAspect="1"/>
+            </wp:cNvGraphicFramePr>
+            <a:graphic>
+              <a:graphicData uri="http://schemas.openxmlformats.org/drawingml/2006/picture">
+                <pic:pic>
+                  <pic:nvPicPr>
+                    <pic:cNvPr id="0" name="fig_berekeningen.png"/>
+                    <pic:cNvPicPr/>
+                  </pic:nvPicPr>
+                  <pic:blipFill>
+                    <a:blip r:embed="rId11"/>
+                    <a:stretch>
+                      <a:fillRect/>
+                    </a:stretch>
+                  </pic:blipFill>
+                  <pic:spPr>
+                    <a:xfrm>
+                      <a:off x="0" y="0"/>
+                      <a:ext cx="5903999" cy="3373714"/>
+                    </a:xfrm>
+                    <a:prstGeom prst="rect"/>
+                  </pic:spPr>
+                </pic:pic>
+              </a:graphicData>
+            </a:graphic>
+          </wp:inline>
+        </w:drawing>
       </w:r>
     </w:p>
     <w:p>
       <w:pPr>
-        <w:spacing w:before="0" w:after="40" w:line="300" w:lineRule="auto"/>
+        <w:spacing w:after="240"/>
+        <w:jc w:val="center"/>
+      </w:pPr>
+      <w:r>
+        <w:rPr>
+          <w:i/>
+          <w:color w:val="5A6472"/>
+          <w:sz w:val="18"/>
+        </w:rPr>
+        <w:t>Figuur 2 - De drie onderdelen van de berekening</w:t>
+      </w:r>
+    </w:p>
+    <w:p>
+      <w:pPr>
+        <w:pStyle w:val="Heading2"/>
+        <w:spacing w:before="240" w:after="120"/>
+      </w:pPr>
+      <w:r>
+        <w:rPr>
+          <w:rFonts w:ascii="Calibri" w:hAnsi="Calibri"/>
+          <w:color w:val="1F5FA8"/>
+          <w:sz w:val="26"/>
+        </w:rPr>
+        <w:t>1. Aantal bedden op basis van patiëntaanwezigheid</w:t>
+      </w:r>
+    </w:p>
+    <w:p>
+      <w:pPr>
+        <w:spacing w:before="0" w:after="120" w:line="300" w:lineRule="auto"/>
       </w:pPr>
       <w:r>
         <w:rPr>
@@ -3759,7 +1466,2842 @@
           <w:color w:val="1B2430"/>
           <w:sz w:val="21"/>
         </w:rPr>
-        <w:t>In de tabel staan de getallen 10 en 15 bij ICU en CCU/SCU/EHH, zonder kolomkop. Aangenomen is dat dit het aantal bedden of plekken is. Waar staan deze getallen voor?</w:t>
+        <w:t>Hiervan is nu het volgende in kaart:</w:t>
+      </w:r>
+    </w:p>
+    <w:p>
+      <w:pPr>
+        <w:pStyle w:val="ListBullet"/>
+        <w:spacing w:after="60" w:line="288" w:lineRule="auto"/>
+      </w:pPr>
+      <w:r>
+        <w:rPr>
+          <w:color w:val="1B2430"/>
+          <w:sz w:val="21"/>
+        </w:rPr>
+        <w:t>ICU: spoed, electief en recovery.</w:t>
+      </w:r>
+    </w:p>
+    <w:p>
+      <w:pPr>
+        <w:pStyle w:val="ListBullet"/>
+        <w:spacing w:after="60" w:line="288" w:lineRule="auto"/>
+      </w:pPr>
+      <w:r>
+        <w:rPr>
+          <w:color w:val="1B2430"/>
+          <w:sz w:val="21"/>
+        </w:rPr>
+        <w:t>CCU: spoed en cardioversie.</w:t>
+      </w:r>
+    </w:p>
+    <w:p>
+      <w:pPr>
+        <w:pStyle w:val="ListBullet"/>
+        <w:spacing w:after="60" w:line="288" w:lineRule="auto"/>
+      </w:pPr>
+      <w:r>
+        <w:rPr>
+          <w:color w:val="1B2430"/>
+          <w:sz w:val="21"/>
+        </w:rPr>
+        <w:t>SCU: spoed.</w:t>
+      </w:r>
+    </w:p>
+    <w:p>
+      <w:pPr>
+        <w:pStyle w:val="ListBullet"/>
+        <w:spacing w:after="60" w:line="288" w:lineRule="auto"/>
+      </w:pPr>
+      <w:r>
+        <w:rPr>
+          <w:color w:val="1B2430"/>
+          <w:sz w:val="21"/>
+        </w:rPr>
+        <w:t>EHH: spoed.</w:t>
+      </w:r>
+    </w:p>
+    <w:p>
+      <w:pPr>
+        <w:pStyle w:val="ListBullet"/>
+        <w:spacing w:after="60" w:line="288" w:lineRule="auto"/>
+      </w:pPr>
+      <w:r>
+        <w:rPr>
+          <w:color w:val="1B2430"/>
+          <w:sz w:val="21"/>
+        </w:rPr>
+        <w:t>SEH: de scenario's van Maxim en Sigrid.</w:t>
+      </w:r>
+    </w:p>
+    <w:p>
+      <w:pPr>
+        <w:pStyle w:val="Heading2"/>
+        <w:spacing w:before="240" w:after="120"/>
+      </w:pPr>
+      <w:r>
+        <w:rPr>
+          <w:rFonts w:ascii="Calibri" w:hAnsi="Calibri"/>
+          <w:color w:val="6B3FA0"/>
+          <w:sz w:val="26"/>
+        </w:rPr>
+        <w:t>2. Norm verpleegkundigen patiëntenzorg gereed</w:t>
+      </w:r>
+    </w:p>
+    <w:p>
+      <w:pPr>
+        <w:spacing w:before="0" w:after="120" w:line="300" w:lineRule="auto"/>
+      </w:pPr>
+      <w:r>
+        <w:rPr>
+          <w:b w:val="0"/>
+          <w:i w:val="0"/>
+          <w:color w:val="1B2430"/>
+          <w:sz w:val="21"/>
+        </w:rPr>
+        <w:t>Uitgesplitst naar dagdienst (D), laatdienst (L) en nachtdienst (N). De waarden moeten nog ingevuld worden.</w:t>
+      </w:r>
+    </w:p>
+    <w:p>
+      <w:pPr>
+        <w:pStyle w:val="Heading2"/>
+        <w:spacing w:before="240" w:after="120"/>
+      </w:pPr>
+      <w:r>
+        <w:rPr>
+          <w:rFonts w:ascii="Calibri" w:hAnsi="Calibri"/>
+          <w:color w:val="0E9A87"/>
+          <w:sz w:val="26"/>
+        </w:rPr>
+        <w:t>3. Indirecte uren per afdeling gereed</w:t>
+      </w:r>
+    </w:p>
+    <w:p>
+      <w:pPr>
+        <w:spacing w:before="0" w:after="120" w:line="300" w:lineRule="auto"/>
+      </w:pPr>
+      <w:r>
+        <w:rPr>
+          <w:b w:val="0"/>
+          <w:i w:val="0"/>
+          <w:color w:val="1B2430"/>
+          <w:sz w:val="21"/>
+        </w:rPr>
+        <w:t>Per afdeling in beeld gebracht en gereed voor de doorrekening.</w:t>
+      </w:r>
+    </w:p>
+    <w:p>
+      <w:r>
+        <w:br w:type="page"/>
+      </w:r>
+    </w:p>
+    <w:p>
+      <w:pPr>
+        <w:pStyle w:val="Heading1"/>
+        <w:pBdr>
+          <w:bottom w:val="single" w:sz="6" w:space="4" w:color="0E9A87"/>
+        </w:pBdr>
+        <w:spacing w:before="360" w:after="120"/>
+      </w:pPr>
+      <w:r>
+        <w:rPr>
+          <w:rFonts w:ascii="Calibri" w:hAnsi="Calibri"/>
+          <w:color w:val="0E9A87"/>
+          <w:sz w:val="34"/>
+        </w:rPr>
+        <w:t>4. Nieuwbouw: fysiek scenario en plattegrond</w:t>
+      </w:r>
+    </w:p>
+    <w:p>
+      <w:pPr>
+        <w:spacing w:before="0" w:after="120" w:line="300" w:lineRule="auto"/>
+      </w:pPr>
+      <w:r>
+        <w:rPr>
+          <w:b w:val="0"/>
+          <w:i w:val="0"/>
+          <w:color w:val="1B2430"/>
+          <w:sz w:val="21"/>
+        </w:rPr>
+        <w:t>Voor de nieuwbouw ligt er een fysiek scenario en een plattegrond. Alleen het aantal bedden op de Hotfloor staat vast; voor de SEH en de EHH staat er nog een vraagteken.</w:t>
+      </w:r>
+    </w:p>
+    <w:p>
+      <w:pPr>
+        <w:spacing w:before="120" w:after="40"/>
+        <w:jc w:val="center"/>
+      </w:pPr>
+      <w:r>
+        <w:drawing>
+          <wp:inline xmlns:a="http://schemas.openxmlformats.org/drawingml/2006/main" xmlns:pic="http://schemas.openxmlformats.org/drawingml/2006/picture">
+            <wp:extent cx="5903999" cy="3500228"/>
+            <wp:docPr id="3" name="Picture 3"/>
+            <wp:cNvGraphicFramePr>
+              <a:graphicFrameLocks noChangeAspect="1"/>
+            </wp:cNvGraphicFramePr>
+            <a:graphic>
+              <a:graphicData uri="http://schemas.openxmlformats.org/drawingml/2006/picture">
+                <pic:pic>
+                  <pic:nvPicPr>
+                    <pic:cNvPr id="0" name="fig_nieuwbouw.png"/>
+                    <pic:cNvPicPr/>
+                  </pic:nvPicPr>
+                  <pic:blipFill>
+                    <a:blip r:embed="rId12"/>
+                    <a:stretch>
+                      <a:fillRect/>
+                    </a:stretch>
+                  </pic:blipFill>
+                  <pic:spPr>
+                    <a:xfrm>
+                      <a:off x="0" y="0"/>
+                      <a:ext cx="5903999" cy="3500228"/>
+                    </a:xfrm>
+                    <a:prstGeom prst="rect"/>
+                  </pic:spPr>
+                </pic:pic>
+              </a:graphicData>
+            </a:graphic>
+          </wp:inline>
+        </w:drawing>
+      </w:r>
+    </w:p>
+    <w:p>
+      <w:pPr>
+        <w:spacing w:after="240"/>
+        <w:jc w:val="center"/>
+      </w:pPr>
+      <w:r>
+        <w:rPr>
+          <w:i/>
+          <w:color w:val="5A6472"/>
+          <w:sz w:val="18"/>
+        </w:rPr>
+        <w:t>Figuur 3 - Fysiek scenario en plattegrond van de nieuwbouw</w:t>
+      </w:r>
+    </w:p>
+    <w:p>
+      <w:pPr>
+        <w:pStyle w:val="Heading2"/>
+        <w:spacing w:before="240" w:after="120"/>
+      </w:pPr>
+      <w:r>
+        <w:rPr>
+          <w:rFonts w:ascii="Calibri" w:hAnsi="Calibri"/>
+          <w:color w:val="0E9A87"/>
+          <w:sz w:val="26"/>
+        </w:rPr>
+        <w:t>Scenario nieuwbouw fysiek</w:t>
+      </w:r>
+    </w:p>
+    <w:p>
+      <w:pPr>
+        <w:pStyle w:val="ListBullet"/>
+        <w:spacing w:after="60" w:line="288" w:lineRule="auto"/>
+      </w:pPr>
+      <w:r>
+        <w:rPr>
+          <w:color w:val="1B2430"/>
+          <w:sz w:val="21"/>
+        </w:rPr>
+        <w:t>Hotfloor: 16 bedden.</w:t>
+      </w:r>
+    </w:p>
+    <w:p>
+      <w:pPr>
+        <w:pStyle w:val="ListBullet"/>
+        <w:spacing w:after="60" w:line="288" w:lineRule="auto"/>
+      </w:pPr>
+      <w:r>
+        <w:rPr>
+          <w:color w:val="1B2430"/>
+          <w:sz w:val="21"/>
+        </w:rPr>
+        <w:t>SEH: ? plekken.</w:t>
+      </w:r>
+    </w:p>
+    <w:p>
+      <w:pPr>
+        <w:pStyle w:val="ListBullet"/>
+        <w:spacing w:after="60" w:line="288" w:lineRule="auto"/>
+      </w:pPr>
+      <w:r>
+        <w:rPr>
+          <w:color w:val="1B2430"/>
+          <w:sz w:val="21"/>
+        </w:rPr>
+        <w:t>EHH: ? plekken.</w:t>
+      </w:r>
+    </w:p>
+    <w:p>
+      <w:pPr>
+        <w:pStyle w:val="Heading2"/>
+        <w:spacing w:before="240" w:after="120"/>
+      </w:pPr>
+      <w:r>
+        <w:rPr>
+          <w:rFonts w:ascii="Calibri" w:hAnsi="Calibri"/>
+          <w:color w:val="0E9A87"/>
+          <w:sz w:val="26"/>
+        </w:rPr>
+        <w:t>Plattegrond nieuwbouw</w:t>
+      </w:r>
+    </w:p>
+    <w:p>
+      <w:pPr>
+        <w:spacing w:before="0" w:after="120" w:line="300" w:lineRule="auto"/>
+      </w:pPr>
+      <w:r>
+        <w:rPr>
+          <w:b w:val="0"/>
+          <w:i w:val="0"/>
+          <w:color w:val="1B2430"/>
+          <w:sz w:val="21"/>
+        </w:rPr>
+        <w:t>Eén groot blok voor de Hotfloor, met daarnaast een kleiner blok voor de EHH en een kleiner blok voor de SEH. Per ruimte wordt vastgelegd:</w:t>
+      </w:r>
+    </w:p>
+    <w:p>
+      <w:pPr>
+        <w:pStyle w:val="ListBullet"/>
+        <w:spacing w:after="60" w:line="288" w:lineRule="auto"/>
+      </w:pPr>
+      <w:r>
+        <w:rPr>
+          <w:color w:val="1B2430"/>
+          <w:sz w:val="21"/>
+        </w:rPr>
+        <w:t>Fysieke plekken.</w:t>
+      </w:r>
+    </w:p>
+    <w:p>
+      <w:pPr>
+        <w:pStyle w:val="ListBullet"/>
+        <w:spacing w:after="60" w:line="288" w:lineRule="auto"/>
+      </w:pPr>
+      <w:r>
+        <w:rPr>
+          <w:color w:val="1B2430"/>
+          <w:sz w:val="21"/>
+        </w:rPr>
+        <w:t>Specifieke plekken.</w:t>
+      </w:r>
+    </w:p>
+    <w:p>
+      <w:pPr>
+        <w:pStyle w:val="ListBullet"/>
+        <w:spacing w:after="60" w:line="288" w:lineRule="auto"/>
+      </w:pPr>
+      <w:r>
+        <w:rPr>
+          <w:color w:val="1B2430"/>
+          <w:sz w:val="21"/>
+        </w:rPr>
+        <w:t>Middelen, materialen en apparatuur.</w:t>
+      </w:r>
+    </w:p>
+    <w:p>
+      <w:r>
+        <w:br w:type="page"/>
+      </w:r>
+    </w:p>
+    <w:p>
+      <w:pPr>
+        <w:pStyle w:val="Heading1"/>
+        <w:pBdr>
+          <w:bottom w:val="single" w:sz="6" w:space="4" w:color="1F5FA8"/>
+        </w:pBdr>
+        <w:spacing w:before="360" w:after="120"/>
+      </w:pPr>
+      <w:r>
+        <w:rPr>
+          <w:rFonts w:ascii="Calibri" w:hAnsi="Calibri"/>
+          <w:color w:val="1F5FA8"/>
+          <w:sz w:val="34"/>
+        </w:rPr>
+        <w:t>5. Plan en scenario's</w:t>
+      </w:r>
+    </w:p>
+    <w:p>
+      <w:pPr>
+        <w:spacing w:before="0" w:after="120" w:line="300" w:lineRule="auto"/>
+      </w:pPr>
+      <w:r>
+        <w:rPr>
+          <w:b w:val="0"/>
+          <w:i w:val="0"/>
+          <w:color w:val="1B2430"/>
+          <w:sz w:val="21"/>
+        </w:rPr>
+        <w:t>Het plan begint bij wat er nu ontbreekt en bij de vraag hoe de afdelingen in de oudbouw gaan samenwerken. Daaruit komen vijf mogelijke scenario's voort. Elk scenario werkt door in twee richtingen: de benodigde fysieke capaciteit en de benodigde personele inzet.</w:t>
+      </w:r>
+    </w:p>
+    <w:p>
+      <w:pPr>
+        <w:spacing w:before="120" w:after="40"/>
+        <w:jc w:val="center"/>
+      </w:pPr>
+      <w:r>
+        <w:drawing>
+          <wp:inline xmlns:a="http://schemas.openxmlformats.org/drawingml/2006/main" xmlns:pic="http://schemas.openxmlformats.org/drawingml/2006/picture">
+            <wp:extent cx="5903999" cy="4048456"/>
+            <wp:docPr id="4" name="Picture 4"/>
+            <wp:cNvGraphicFramePr>
+              <a:graphicFrameLocks noChangeAspect="1"/>
+            </wp:cNvGraphicFramePr>
+            <a:graphic>
+              <a:graphicData uri="http://schemas.openxmlformats.org/drawingml/2006/picture">
+                <pic:pic>
+                  <pic:nvPicPr>
+                    <pic:cNvPr id="0" name="fig_plan_scenarios.png"/>
+                    <pic:cNvPicPr/>
+                  </pic:nvPicPr>
+                  <pic:blipFill>
+                    <a:blip r:embed="rId13"/>
+                    <a:stretch>
+                      <a:fillRect/>
+                    </a:stretch>
+                  </pic:blipFill>
+                  <pic:spPr>
+                    <a:xfrm>
+                      <a:off x="0" y="0"/>
+                      <a:ext cx="5903999" cy="4048456"/>
+                    </a:xfrm>
+                    <a:prstGeom prst="rect"/>
+                  </pic:spPr>
+                </pic:pic>
+              </a:graphicData>
+            </a:graphic>
+          </wp:inline>
+        </w:drawing>
+      </w:r>
+    </w:p>
+    <w:p>
+      <w:pPr>
+        <w:spacing w:after="240"/>
+        <w:jc w:val="center"/>
+      </w:pPr>
+      <w:r>
+        <w:rPr>
+          <w:i/>
+          <w:color w:val="5A6472"/>
+          <w:sz w:val="18"/>
+        </w:rPr>
+        <w:t>Figuur 4 - Van vertrekpunt naar scenario's, en het effect van elk scenario</w:t>
+      </w:r>
+    </w:p>
+    <w:p>
+      <w:pPr>
+        <w:pStyle w:val="Heading2"/>
+        <w:spacing w:before="240" w:after="120"/>
+      </w:pPr>
+      <w:r>
+        <w:rPr>
+          <w:rFonts w:ascii="Calibri" w:hAnsi="Calibri"/>
+          <w:color w:val="1F5FA8"/>
+          <w:sz w:val="26"/>
+        </w:rPr>
+        <w:t>Vertrekpunt</w:t>
+      </w:r>
+    </w:p>
+    <w:p>
+      <w:pPr>
+        <w:pStyle w:val="ListBullet"/>
+        <w:spacing w:after="60" w:line="288" w:lineRule="auto"/>
+      </w:pPr>
+      <w:r>
+        <w:rPr>
+          <w:color w:val="1B2430"/>
+          <w:sz w:val="21"/>
+        </w:rPr>
+        <w:t>2026 / nu: geen vastgestelde norm en geen vastgestelde roostersleutel.</w:t>
+      </w:r>
+    </w:p>
+    <w:p>
+      <w:pPr>
+        <w:pStyle w:val="ListBullet"/>
+        <w:spacing w:after="60" w:line="288" w:lineRule="auto"/>
+      </w:pPr>
+      <w:r>
+        <w:rPr>
+          <w:color w:val="1B2430"/>
+          <w:sz w:val="21"/>
+        </w:rPr>
+        <w:t>Oudbouw oktober 2026 tot mei 2027: hoe gaan we samenwerken? Diensten uitruilen, of fysieke patiëntcategorieën al schuiven?</w:t>
+      </w:r>
+    </w:p>
+    <w:p>
+      <w:pPr>
+        <w:pStyle w:val="Heading2"/>
+        <w:spacing w:before="240" w:after="120"/>
+      </w:pPr>
+      <w:r>
+        <w:rPr>
+          <w:rFonts w:ascii="Calibri" w:hAnsi="Calibri"/>
+          <w:color w:val="1F5FA8"/>
+          <w:sz w:val="26"/>
+        </w:rPr>
+        <w:t>Scenario's (mogelijk)</w:t>
+      </w:r>
+    </w:p>
+    <w:p>
+      <w:pPr>
+        <w:pStyle w:val="ListNumber"/>
+        <w:spacing w:after="60" w:line="288" w:lineRule="auto"/>
+      </w:pPr>
+      <w:r>
+        <w:rPr>
+          <w:color w:val="1B2430"/>
+          <w:sz w:val="21"/>
+        </w:rPr>
+        <w:t>EHH naar SEH? Overdag? Avond?</w:t>
+      </w:r>
+    </w:p>
+    <w:p>
+      <w:pPr>
+        <w:pStyle w:val="ListNumber"/>
+        <w:spacing w:after="60" w:line="288" w:lineRule="auto"/>
+      </w:pPr>
+      <w:r>
+        <w:rPr>
+          <w:color w:val="1B2430"/>
+          <w:sz w:val="21"/>
+        </w:rPr>
+        <w:t>ICU en SCU samen op de ICU.</w:t>
+      </w:r>
+    </w:p>
+    <w:p>
+      <w:pPr>
+        <w:pStyle w:val="ListNumber"/>
+        <w:spacing w:after="60" w:line="288" w:lineRule="auto"/>
+      </w:pPr>
+      <w:r>
+        <w:rPr>
+          <w:color w:val="1B2430"/>
+          <w:sz w:val="21"/>
+        </w:rPr>
+        <w:t>Recovery ICU naar CCU/SCU.</w:t>
+      </w:r>
+    </w:p>
+    <w:p>
+      <w:pPr>
+        <w:pStyle w:val="ListNumber"/>
+        <w:spacing w:after="60" w:line="288" w:lineRule="auto"/>
+      </w:pPr>
+      <w:r>
+        <w:rPr>
+          <w:color w:val="1B2430"/>
+          <w:sz w:val="21"/>
+        </w:rPr>
+        <w:t>Cardioversies CCU verplaatsen.</w:t>
+      </w:r>
+    </w:p>
+    <w:p>
+      <w:pPr>
+        <w:pStyle w:val="ListNumber"/>
+        <w:spacing w:after="60" w:line="288" w:lineRule="auto"/>
+      </w:pPr>
+      <w:r>
+        <w:rPr>
+          <w:color w:val="1B2430"/>
+          <w:sz w:val="21"/>
+        </w:rPr>
+        <w:t>Huidig: ICU en CCU/SCU/EHH en SEH apart.</w:t>
+      </w:r>
+    </w:p>
+    <w:p>
+      <w:pPr>
+        <w:spacing w:before="0" w:after="120" w:line="300" w:lineRule="auto"/>
+      </w:pPr>
+    </w:p>
+    <w:tbl>
+      <w:tblPr>
+        <w:tblW w:type="auto" w:w="0"/>
+        <w:jc w:val="center"/>
+        <w:tblBorders>
+          <w:top w:val="single" w:sz="8" w:space="0" w:color="6B3FA0"/>
+          <w:left w:val="single" w:sz="8" w:space="0" w:color="6B3FA0"/>
+          <w:bottom w:val="single" w:sz="8" w:space="0" w:color="6B3FA0"/>
+          <w:right w:val="single" w:sz="8" w:space="0" w:color="6B3FA0"/>
+          <w:insideH w:val="single" w:sz="8" w:space="0" w:color="6B3FA0"/>
+          <w:insideV w:val="single" w:sz="8" w:space="0" w:color="6B3FA0"/>
+        </w:tblBorders>
+        <w:tblLook w:firstColumn="1" w:firstRow="1" w:lastColumn="0" w:lastRow="0" w:noHBand="0" w:noVBand="1" w:val="04A0"/>
+      </w:tblPr>
+      <w:tblGrid>
+        <w:gridCol w:w="9298"/>
+      </w:tblGrid>
+      <w:tr>
+        <w:tc>
+          <w:tcPr>
+            <w:tcW w:type="dxa" w:w="9298"/>
+            <w:shd w:val="clear" w:color="auto" w:fill="F0EAF8"/>
+          </w:tcPr>
+          <w:p>
+            <w:pPr>
+              <w:spacing w:after="80"/>
+            </w:pPr>
+            <w:r>
+              <w:rPr>
+                <w:b/>
+                <w:color w:val="6B3FA0"/>
+                <w:sz w:val="22"/>
+              </w:rPr>
+              <w:t>Elk scenario heeft effect op</w:t>
+            </w:r>
+          </w:p>
+          <w:p>
+            <w:pPr>
+              <w:spacing w:after="40" w:line="288" w:lineRule="auto"/>
+            </w:pPr>
+            <w:r>
+              <w:rPr>
+                <w:color w:val="1B2430"/>
+                <w:sz w:val="20"/>
+              </w:rPr>
+              <w:t>De benodigde fysieke capaciteit.</w:t>
+            </w:r>
+          </w:p>
+          <w:p>
+            <w:pPr>
+              <w:spacing w:after="40" w:line="288" w:lineRule="auto"/>
+            </w:pPr>
+            <w:r>
+              <w:rPr>
+                <w:color w:val="1B2430"/>
+                <w:sz w:val="20"/>
+              </w:rPr>
+              <w:t>De benodigde personele inzet: norm plus deskundigheid.</w:t>
+            </w:r>
+          </w:p>
+        </w:tc>
+      </w:tr>
+    </w:tbl>
+    <w:p>
+      <w:pPr>
+        <w:spacing w:after="80"/>
+      </w:pPr>
+    </w:p>
+    <w:p>
+      <w:r>
+        <w:br w:type="page"/>
+      </w:r>
+    </w:p>
+    <w:p>
+      <w:pPr>
+        <w:pStyle w:val="Heading1"/>
+        <w:pBdr>
+          <w:bottom w:val="single" w:sz="6" w:space="4" w:color="6B3FA0"/>
+        </w:pBdr>
+        <w:spacing w:before="360" w:after="120"/>
+      </w:pPr>
+      <w:r>
+        <w:rPr>
+          <w:rFonts w:ascii="Calibri" w:hAnsi="Calibri"/>
+          <w:color w:val="6B3FA0"/>
+          <w:sz w:val="34"/>
+        </w:rPr>
+        <w:t>6. Stappenplan</w:t>
+      </w:r>
+    </w:p>
+    <w:p>
+      <w:pPr>
+        <w:spacing w:before="0" w:after="120" w:line="300" w:lineRule="auto"/>
+      </w:pPr>
+      <w:r>
+        <w:rPr>
+          <w:b w:val="0"/>
+          <w:i w:val="0"/>
+          <w:color w:val="1B2430"/>
+          <w:sz w:val="21"/>
+        </w:rPr>
+        <w:t>Vanaf de scenario's loopt er een vast pad naar het rooster en de monitoring.</w:t>
+      </w:r>
+    </w:p>
+    <w:p>
+      <w:pPr>
+        <w:spacing w:before="120" w:after="40"/>
+        <w:jc w:val="center"/>
+      </w:pPr>
+      <w:r>
+        <w:drawing>
+          <wp:inline xmlns:a="http://schemas.openxmlformats.org/drawingml/2006/main" xmlns:pic="http://schemas.openxmlformats.org/drawingml/2006/picture">
+            <wp:extent cx="5903999" cy="4217142"/>
+            <wp:docPr id="5" name="Picture 5"/>
+            <wp:cNvGraphicFramePr>
+              <a:graphicFrameLocks noChangeAspect="1"/>
+            </wp:cNvGraphicFramePr>
+            <a:graphic>
+              <a:graphicData uri="http://schemas.openxmlformats.org/drawingml/2006/picture">
+                <pic:pic>
+                  <pic:nvPicPr>
+                    <pic:cNvPr id="0" name="fig_stappenplan.png"/>
+                    <pic:cNvPicPr/>
+                  </pic:nvPicPr>
+                  <pic:blipFill>
+                    <a:blip r:embed="rId14"/>
+                    <a:stretch>
+                      <a:fillRect/>
+                    </a:stretch>
+                  </pic:blipFill>
+                  <pic:spPr>
+                    <a:xfrm>
+                      <a:off x="0" y="0"/>
+                      <a:ext cx="5903999" cy="4217142"/>
+                    </a:xfrm>
+                    <a:prstGeom prst="rect"/>
+                  </pic:spPr>
+                </pic:pic>
+              </a:graphicData>
+            </a:graphic>
+          </wp:inline>
+        </w:drawing>
+      </w:r>
+    </w:p>
+    <w:p>
+      <w:pPr>
+        <w:spacing w:after="240"/>
+        <w:jc w:val="center"/>
+      </w:pPr>
+      <w:r>
+        <w:rPr>
+          <w:i/>
+          <w:color w:val="5A6472"/>
+          <w:sz w:val="18"/>
+        </w:rPr>
+        <w:t>Figuur 5 - Stappenplan van scenario naar roostersleutel, planning en monitoring</w:t>
+      </w:r>
+    </w:p>
+    <w:p>
+      <w:pPr>
+        <w:pStyle w:val="Heading2"/>
+        <w:spacing w:before="240" w:after="120"/>
+      </w:pPr>
+      <w:r>
+        <w:rPr>
+          <w:rFonts w:ascii="Calibri" w:hAnsi="Calibri"/>
+          <w:color w:val="6B3FA0"/>
+          <w:sz w:val="26"/>
+        </w:rPr>
+        <w:t>De stappen</w:t>
+      </w:r>
+    </w:p>
+    <w:p>
+      <w:pPr>
+        <w:pStyle w:val="ListNumber"/>
+        <w:spacing w:after="60" w:line="288" w:lineRule="auto"/>
+      </w:pPr>
+      <w:r>
+        <w:rPr>
+          <w:color w:val="1B2430"/>
+          <w:sz w:val="21"/>
+        </w:rPr>
+        <w:t>Scenario's uitwerken.</w:t>
+      </w:r>
+    </w:p>
+    <w:p>
+      <w:pPr>
+        <w:pStyle w:val="ListNumber"/>
+        <w:spacing w:after="60" w:line="288" w:lineRule="auto"/>
+      </w:pPr>
+      <w:r>
+        <w:rPr>
+          <w:color w:val="1B2430"/>
+          <w:sz w:val="21"/>
+        </w:rPr>
+        <w:t>Keuze maken, op basis van data uit BIC.</w:t>
+      </w:r>
+    </w:p>
+    <w:p>
+      <w:pPr>
+        <w:pStyle w:val="ListNumber"/>
+        <w:spacing w:after="60" w:line="288" w:lineRule="auto"/>
+      </w:pPr>
+      <w:r>
+        <w:rPr>
+          <w:color w:val="1B2430"/>
+          <w:sz w:val="21"/>
+        </w:rPr>
+        <w:t>Uitwerken in week- en dagplan.</w:t>
+      </w:r>
+    </w:p>
+    <w:p>
+      <w:pPr>
+        <w:pStyle w:val="ListNumber"/>
+        <w:spacing w:after="60" w:line="288" w:lineRule="auto"/>
+      </w:pPr>
+      <w:r>
+        <w:rPr>
+          <w:color w:val="1B2430"/>
+          <w:sz w:val="21"/>
+        </w:rPr>
+        <w:t>Verwerken in de roostersleutels.</w:t>
+      </w:r>
+    </w:p>
+    <w:p>
+      <w:pPr>
+        <w:pStyle w:val="ListNumber"/>
+        <w:spacing w:after="60" w:line="288" w:lineRule="auto"/>
+      </w:pPr>
+      <w:r>
+        <w:rPr>
+          <w:color w:val="1B2430"/>
+          <w:sz w:val="21"/>
+        </w:rPr>
+        <w:t>Planning CPP.</w:t>
+      </w:r>
+    </w:p>
+    <w:p>
+      <w:pPr>
+        <w:pStyle w:val="ListNumber"/>
+        <w:spacing w:after="60" w:line="288" w:lineRule="auto"/>
+      </w:pPr>
+      <w:r>
+        <w:rPr>
+          <w:color w:val="1B2430"/>
+          <w:sz w:val="21"/>
+        </w:rPr>
+        <w:t>Monitoring instroom, stops en knelpunten; monitoring urenoverzichten.</w:t>
+      </w:r>
+    </w:p>
+    <w:p>
+      <w:pPr>
+        <w:spacing w:before="0" w:after="120" w:line="300" w:lineRule="auto"/>
+      </w:pPr>
+    </w:p>
+    <w:tbl>
+      <w:tblPr>
+        <w:tblW w:type="auto" w:w="0"/>
+        <w:jc w:val="center"/>
+        <w:tblBorders>
+          <w:top w:val="single" w:sz="8" w:space="0" w:color="1F5FA8"/>
+          <w:left w:val="single" w:sz="8" w:space="0" w:color="1F5FA8"/>
+          <w:bottom w:val="single" w:sz="8" w:space="0" w:color="1F5FA8"/>
+          <w:right w:val="single" w:sz="8" w:space="0" w:color="1F5FA8"/>
+          <w:insideH w:val="single" w:sz="8" w:space="0" w:color="1F5FA8"/>
+          <w:insideV w:val="single" w:sz="8" w:space="0" w:color="1F5FA8"/>
+        </w:tblBorders>
+        <w:tblLook w:firstColumn="1" w:firstRow="1" w:lastColumn="0" w:lastRow="0" w:noHBand="0" w:noVBand="1" w:val="04A0"/>
+      </w:tblPr>
+      <w:tblGrid>
+        <w:gridCol w:w="9298"/>
+      </w:tblGrid>
+      <w:tr>
+        <w:tc>
+          <w:tcPr>
+            <w:tcW w:type="dxa" w:w="9298"/>
+            <w:shd w:val="clear" w:color="auto" w:fill="E8F0FA"/>
+          </w:tcPr>
+          <w:p>
+            <w:pPr>
+              <w:spacing w:after="80"/>
+            </w:pPr>
+            <w:r>
+              <w:rPr>
+                <w:b/>
+                <w:color w:val="1F5FA8"/>
+                <w:sz w:val="22"/>
+              </w:rPr>
+              <w:t>Volgorde van de twee sporen</w:t>
+            </w:r>
+          </w:p>
+          <w:p>
+            <w:pPr>
+              <w:spacing w:after="40" w:line="288" w:lineRule="auto"/>
+            </w:pPr>
+            <w:r>
+              <w:rPr>
+                <w:color w:val="1B2430"/>
+                <w:sz w:val="20"/>
+              </w:rPr>
+              <w:t>Eerst fysiek: wat en waar.</w:t>
+            </w:r>
+          </w:p>
+          <w:p>
+            <w:pPr>
+              <w:spacing w:after="40" w:line="288" w:lineRule="auto"/>
+            </w:pPr>
+            <w:r>
+              <w:rPr>
+                <w:color w:val="1B2430"/>
+                <w:sz w:val="20"/>
+              </w:rPr>
+              <w:t>Daarna personele inzet: die volgt uit wat en waar.</w:t>
+            </w:r>
+          </w:p>
+        </w:tc>
+      </w:tr>
+    </w:tbl>
+    <w:p>
+      <w:pPr>
+        <w:spacing w:after="80"/>
+      </w:pPr>
+    </w:p>
+    <w:p>
+      <w:r>
+        <w:br w:type="page"/>
+      </w:r>
+    </w:p>
+    <w:p>
+      <w:pPr>
+        <w:pStyle w:val="Heading1"/>
+        <w:pBdr>
+          <w:bottom w:val="single" w:sz="6" w:space="4" w:color="1F5FA8"/>
+        </w:pBdr>
+        <w:spacing w:before="360" w:after="120"/>
+      </w:pPr>
+      <w:r>
+        <w:rPr>
+          <w:rFonts w:ascii="Calibri" w:hAnsi="Calibri"/>
+          <w:color w:val="1F5FA8"/>
+          <w:sz w:val="34"/>
+        </w:rPr>
+        <w:t>7. Oud en nieuw</w:t>
+      </w:r>
+    </w:p>
+    <w:p>
+      <w:pPr>
+        <w:spacing w:before="0" w:after="120" w:line="300" w:lineRule="auto"/>
+      </w:pPr>
+      <w:r>
+        <w:rPr>
+          <w:b w:val="0"/>
+          <w:i w:val="0"/>
+          <w:color w:val="1B2430"/>
+          <w:sz w:val="21"/>
+        </w:rPr>
+        <w:t>Waar de acute en intensieve zorg nu over vier plaatsen in het gebouw verdeeld is, komt die straks in twee clusters te liggen. Bij beide clusters staat een openstaande telvraag, en daaruit volgt het uitschrijven van de fysieke plekken.</w:t>
+      </w:r>
+    </w:p>
+    <w:p>
+      <w:pPr>
+        <w:spacing w:before="120" w:after="40"/>
+        <w:jc w:val="center"/>
+      </w:pPr>
+      <w:r>
+        <w:drawing>
+          <wp:inline xmlns:a="http://schemas.openxmlformats.org/drawingml/2006/main" xmlns:pic="http://schemas.openxmlformats.org/drawingml/2006/picture">
+            <wp:extent cx="5903999" cy="5018399"/>
+            <wp:docPr id="6" name="Picture 6"/>
+            <wp:cNvGraphicFramePr>
+              <a:graphicFrameLocks noChangeAspect="1"/>
+            </wp:cNvGraphicFramePr>
+            <a:graphic>
+              <a:graphicData uri="http://schemas.openxmlformats.org/drawingml/2006/picture">
+                <pic:pic>
+                  <pic:nvPicPr>
+                    <pic:cNvPr id="0" name="fig_oud_nieuw.png"/>
+                    <pic:cNvPicPr/>
+                  </pic:nvPicPr>
+                  <pic:blipFill>
+                    <a:blip r:embed="rId15"/>
+                    <a:stretch>
+                      <a:fillRect/>
+                    </a:stretch>
+                  </pic:blipFill>
+                  <pic:spPr>
+                    <a:xfrm>
+                      <a:off x="0" y="0"/>
+                      <a:ext cx="5903999" cy="5018399"/>
+                    </a:xfrm>
+                    <a:prstGeom prst="rect"/>
+                  </pic:spPr>
+                </pic:pic>
+              </a:graphicData>
+            </a:graphic>
+          </wp:inline>
+        </w:drawing>
+      </w:r>
+    </w:p>
+    <w:p>
+      <w:pPr>
+        <w:spacing w:after="240"/>
+        <w:jc w:val="center"/>
+      </w:pPr>
+      <w:r>
+        <w:rPr>
+          <w:i/>
+          <w:color w:val="5A6472"/>
+          <w:sz w:val="18"/>
+        </w:rPr>
+        <w:t>Figuur 6 - Van vier locaties naar acute poort en Hotfloor, met de telvragen die eronder liggen</w:t>
+      </w:r>
+    </w:p>
+    <w:p>
+      <w:pPr>
+        <w:pStyle w:val="Heading2"/>
+        <w:spacing w:before="240" w:after="120"/>
+      </w:pPr>
+      <w:r>
+        <w:rPr>
+          <w:rFonts w:ascii="Calibri" w:hAnsi="Calibri"/>
+          <w:color w:val="1F5FA8"/>
+          <w:sz w:val="26"/>
+        </w:rPr>
+        <w:t>Oud</w:t>
+      </w:r>
+    </w:p>
+    <w:p>
+      <w:pPr>
+        <w:pStyle w:val="ListBullet"/>
+        <w:spacing w:after="60" w:line="288" w:lineRule="auto"/>
+      </w:pPr>
+      <w:r>
+        <w:rPr>
+          <w:color w:val="1B2430"/>
+          <w:sz w:val="21"/>
+        </w:rPr>
+        <w:t>Kind spoed: kinderafdeling / poli.</w:t>
+      </w:r>
+    </w:p>
+    <w:p>
+      <w:pPr>
+        <w:pStyle w:val="ListBullet"/>
+        <w:spacing w:after="60" w:line="288" w:lineRule="auto"/>
+      </w:pPr>
+      <w:r>
+        <w:rPr>
+          <w:color w:val="1B2430"/>
+          <w:sz w:val="21"/>
+        </w:rPr>
+        <w:t>SEH: begane grond.</w:t>
+      </w:r>
+    </w:p>
+    <w:p>
+      <w:pPr>
+        <w:pStyle w:val="ListBullet"/>
+        <w:spacing w:after="60" w:line="288" w:lineRule="auto"/>
+      </w:pPr>
+      <w:r>
+        <w:rPr>
+          <w:color w:val="1B2430"/>
+          <w:sz w:val="21"/>
+        </w:rPr>
+        <w:t>ICU: 2e verdieping.</w:t>
+      </w:r>
+    </w:p>
+    <w:p>
+      <w:pPr>
+        <w:pStyle w:val="ListBullet"/>
+        <w:spacing w:after="60" w:line="288" w:lineRule="auto"/>
+      </w:pPr>
+      <w:r>
+        <w:rPr>
+          <w:color w:val="1B2430"/>
+          <w:sz w:val="21"/>
+        </w:rPr>
+        <w:t>CCU / SCU / EHH: 1e verdieping.</w:t>
+      </w:r>
+    </w:p>
+    <w:p>
+      <w:pPr>
+        <w:pStyle w:val="Heading2"/>
+        <w:spacing w:before="240" w:after="120"/>
+      </w:pPr>
+      <w:r>
+        <w:rPr>
+          <w:rFonts w:ascii="Calibri" w:hAnsi="Calibri"/>
+          <w:color w:val="1F5FA8"/>
+          <w:sz w:val="26"/>
+        </w:rPr>
+        <w:t>Nieuw</w:t>
+      </w:r>
+    </w:p>
+    <w:p>
+      <w:pPr>
+        <w:pStyle w:val="ListBullet"/>
+        <w:spacing w:after="60" w:line="288" w:lineRule="auto"/>
+      </w:pPr>
+      <w:r>
+        <w:rPr>
+          <w:color w:val="1B2430"/>
+          <w:sz w:val="21"/>
+        </w:rPr>
+        <w:t>1. Acute poort, met daarin SEH, kind en EHH. Vraag: hoeveel plekken?</w:t>
+      </w:r>
+    </w:p>
+    <w:p>
+      <w:pPr>
+        <w:pStyle w:val="ListBullet"/>
+        <w:spacing w:after="60" w:line="288" w:lineRule="auto"/>
+      </w:pPr>
+      <w:r>
+        <w:rPr>
+          <w:color w:val="1B2430"/>
+          <w:sz w:val="21"/>
+        </w:rPr>
+        <w:t>2. Hotfloor, met daarin ICU en CCU/SCU. Vraag: zijn dit er 16 plekken?</w:t>
+      </w:r>
+    </w:p>
+    <w:p>
+      <w:pPr>
+        <w:pStyle w:val="Heading2"/>
+        <w:spacing w:before="240" w:after="120"/>
+      </w:pPr>
+      <w:r>
+        <w:rPr>
+          <w:rFonts w:ascii="Calibri" w:hAnsi="Calibri"/>
+          <w:color w:val="D2691E"/>
+          <w:sz w:val="26"/>
+        </w:rPr>
+        <w:t>Uit de telvragen volgt</w:t>
+      </w:r>
+    </w:p>
+    <w:p>
+      <w:pPr>
+        <w:spacing w:before="0" w:after="120" w:line="300" w:lineRule="auto"/>
+      </w:pPr>
+      <w:r>
+        <w:rPr>
+          <w:b w:val="0"/>
+          <w:i w:val="0"/>
+          <w:color w:val="1B2430"/>
+          <w:sz w:val="21"/>
+        </w:rPr>
+        <w:t>De fysieke plekken worden uitgeschreven aan de hand van kamernummer en type, eventueel met middelen en materialen. Bijvoorbeeld: kan er overal beademd worden?</w:t>
+      </w:r>
+    </w:p>
+    <w:p>
+      <w:pPr>
+        <w:pStyle w:val="ListBullet"/>
+        <w:spacing w:after="60" w:line="288" w:lineRule="auto"/>
+      </w:pPr>
+      <w:r>
+        <w:rPr>
+          <w:color w:val="1B2430"/>
+          <w:sz w:val="21"/>
+        </w:rPr>
+        <w:t>Kan elke zorgvraag in elke kamer?</w:t>
+      </w:r>
+    </w:p>
+    <w:p>
+      <w:pPr>
+        <w:pStyle w:val="ListBullet"/>
+        <w:spacing w:after="60" w:line="288" w:lineRule="auto"/>
+      </w:pPr>
+      <w:r>
+        <w:rPr>
+          <w:color w:val="1B2430"/>
+          <w:sz w:val="21"/>
+        </w:rPr>
+        <w:t>Is er een basisverdeling fysiek voor ICU, CCU en SCU?</w:t>
+      </w:r>
+    </w:p>
+    <w:p>
+      <w:r>
+        <w:br w:type="page"/>
+      </w:r>
+    </w:p>
+    <w:p>
+      <w:pPr>
+        <w:pStyle w:val="Heading1"/>
+        <w:pBdr>
+          <w:bottom w:val="single" w:sz="6" w:space="4" w:color="1F5FA8"/>
+        </w:pBdr>
+        <w:spacing w:before="360" w:after="120"/>
+      </w:pPr>
+      <w:r>
+        <w:rPr>
+          <w:rFonts w:ascii="Calibri" w:hAnsi="Calibri"/>
+          <w:color w:val="1F5FA8"/>
+          <w:sz w:val="34"/>
+        </w:rPr>
+        <w:t>8. Twee grote wijzigingen: analyse van de acute poort</w:t>
+      </w:r>
+    </w:p>
+    <w:p>
+      <w:pPr>
+        <w:spacing w:before="0" w:after="120" w:line="300" w:lineRule="auto"/>
+      </w:pPr>
+      <w:r>
+        <w:rPr>
+          <w:b w:val="0"/>
+          <w:i w:val="0"/>
+          <w:color w:val="1B2430"/>
+          <w:sz w:val="21"/>
+        </w:rPr>
+        <w:t>Er zijn twee grote wijzigingen: de acute poort en de Hotfloor. Beide zijn apart geanalyseerd. De uitkomst van de eerste analyse is duidelijk: de acute poort past niet.</w:t>
+      </w:r>
+    </w:p>
+    <w:p>
+      <w:pPr>
+        <w:spacing w:before="120" w:after="40"/>
+        <w:jc w:val="center"/>
+      </w:pPr>
+      <w:r>
+        <w:drawing>
+          <wp:inline xmlns:a="http://schemas.openxmlformats.org/drawingml/2006/main" xmlns:pic="http://schemas.openxmlformats.org/drawingml/2006/picture">
+            <wp:extent cx="5903999" cy="3879771"/>
+            <wp:docPr id="7" name="Picture 7"/>
+            <wp:cNvGraphicFramePr>
+              <a:graphicFrameLocks noChangeAspect="1"/>
+            </wp:cNvGraphicFramePr>
+            <a:graphic>
+              <a:graphicData uri="http://schemas.openxmlformats.org/drawingml/2006/picture">
+                <pic:pic>
+                  <pic:nvPicPr>
+                    <pic:cNvPr id="0" name="fig_acutepoort.png"/>
+                    <pic:cNvPicPr/>
+                  </pic:nvPicPr>
+                  <pic:blipFill>
+                    <a:blip r:embed="rId16"/>
+                    <a:stretch>
+                      <a:fillRect/>
+                    </a:stretch>
+                  </pic:blipFill>
+                  <pic:spPr>
+                    <a:xfrm>
+                      <a:off x="0" y="0"/>
+                      <a:ext cx="5903999" cy="3879771"/>
+                    </a:xfrm>
+                    <a:prstGeom prst="rect"/>
+                  </pic:spPr>
+                </pic:pic>
+              </a:graphicData>
+            </a:graphic>
+          </wp:inline>
+        </w:drawing>
+      </w:r>
+    </w:p>
+    <w:p>
+      <w:pPr>
+        <w:spacing w:after="240"/>
+        <w:jc w:val="center"/>
+      </w:pPr>
+      <w:r>
+        <w:rPr>
+          <w:i/>
+          <w:color w:val="5A6472"/>
+          <w:sz w:val="18"/>
+        </w:rPr>
+        <w:t>Figuur 7 - Analyse van de acute poort</w:t>
+      </w:r>
+    </w:p>
+    <w:p>
+      <w:pPr>
+        <w:pStyle w:val="Heading2"/>
+        <w:spacing w:before="240" w:after="120"/>
+      </w:pPr>
+      <w:r>
+        <w:rPr>
+          <w:rFonts w:ascii="Calibri" w:hAnsi="Calibri"/>
+          <w:color w:val="1F5FA8"/>
+          <w:sz w:val="26"/>
+        </w:rPr>
+        <w:t>Wat de analyse laat zien</w:t>
+      </w:r>
+    </w:p>
+    <w:p>
+      <w:pPr>
+        <w:spacing w:before="0" w:after="120" w:line="300" w:lineRule="auto"/>
+      </w:pPr>
+      <w:r>
+        <w:rPr>
+          <w:b w:val="0"/>
+          <w:i w:val="0"/>
+          <w:color w:val="1B2430"/>
+          <w:sz w:val="21"/>
+        </w:rPr>
+        <w:t>De analyse is gedaan en de conclusie is dat de acute poort niet past. Daarbij is gekeken naar kind, EHH en SEH.</w:t>
+      </w:r>
+    </w:p>
+    <w:p>
+      <w:pPr>
+        <w:pStyle w:val="ListBullet"/>
+        <w:spacing w:after="60" w:line="288" w:lineRule="auto"/>
+      </w:pPr>
+      <w:r>
+        <w:rPr>
+          <w:color w:val="1B2430"/>
+          <w:sz w:val="21"/>
+        </w:rPr>
+        <w:t>Analyse op dag- en uurniveau.</w:t>
+      </w:r>
+    </w:p>
+    <w:p>
+      <w:pPr>
+        <w:pStyle w:val="ListBullet"/>
+        <w:spacing w:after="60" w:line="288" w:lineRule="auto"/>
+      </w:pPr>
+      <w:r>
+        <w:rPr>
+          <w:color w:val="1B2430"/>
+          <w:sz w:val="21"/>
+        </w:rPr>
+        <w:t>Jaarpatroon in beeld gebracht.</w:t>
+      </w:r>
+    </w:p>
+    <w:p>
+      <w:pPr>
+        <w:pStyle w:val="ListBullet"/>
+        <w:spacing w:after="60" w:line="288" w:lineRule="auto"/>
+      </w:pPr>
+      <w:r>
+        <w:rPr>
+          <w:color w:val="1B2430"/>
+          <w:sz w:val="21"/>
+        </w:rPr>
+        <w:t>Data beschikbaar met verschillende scenario's.</w:t>
+      </w:r>
+    </w:p>
+    <w:p>
+      <w:pPr>
+        <w:spacing w:before="0" w:after="120" w:line="300" w:lineRule="auto"/>
+      </w:pPr>
+    </w:p>
+    <w:tbl>
+      <w:tblPr>
+        <w:tblW w:type="auto" w:w="0"/>
+        <w:jc w:val="center"/>
+        <w:tblBorders>
+          <w:top w:val="single" w:sz="8" w:space="0" w:color="D2691E"/>
+          <w:left w:val="single" w:sz="8" w:space="0" w:color="D2691E"/>
+          <w:bottom w:val="single" w:sz="8" w:space="0" w:color="D2691E"/>
+          <w:right w:val="single" w:sz="8" w:space="0" w:color="D2691E"/>
+          <w:insideH w:val="single" w:sz="8" w:space="0" w:color="D2691E"/>
+          <w:insideV w:val="single" w:sz="8" w:space="0" w:color="D2691E"/>
+        </w:tblBorders>
+        <w:tblLook w:firstColumn="1" w:firstRow="1" w:lastColumn="0" w:lastRow="0" w:noHBand="0" w:noVBand="1" w:val="04A0"/>
+      </w:tblPr>
+      <w:tblGrid>
+        <w:gridCol w:w="9298"/>
+      </w:tblGrid>
+      <w:tr>
+        <w:tc>
+          <w:tcPr>
+            <w:tcW w:type="dxa" w:w="9298"/>
+            <w:shd w:val="clear" w:color="auto" w:fill="FBEEE3"/>
+          </w:tcPr>
+          <w:p>
+            <w:pPr>
+              <w:spacing w:after="80"/>
+            </w:pPr>
+            <w:r>
+              <w:rPr>
+                <w:b/>
+                <w:color w:val="D2691E"/>
+                <w:sz w:val="22"/>
+              </w:rPr>
+              <w:t>Dit is het belangrijkste punt</w:t>
+            </w:r>
+          </w:p>
+          <w:p>
+            <w:pPr>
+              <w:spacing w:after="40" w:line="288" w:lineRule="auto"/>
+            </w:pPr>
+            <w:r>
+              <w:rPr>
+                <w:color w:val="1B2430"/>
+                <w:sz w:val="20"/>
+              </w:rPr>
+              <w:t>Wat wordt er nu vervolgd op deze uitkomst? Welke acties moeten er genomen worden, en door wie?</w:t>
+            </w:r>
+          </w:p>
+          <w:p>
+            <w:pPr>
+              <w:spacing w:after="40" w:line="288" w:lineRule="auto"/>
+            </w:pPr>
+            <w:r>
+              <w:rPr>
+                <w:color w:val="1B2430"/>
+                <w:sz w:val="20"/>
+              </w:rPr>
+              <w:t>Doel: de zorg passend maken op de fysieke nieuwe SEH.</w:t>
+            </w:r>
+          </w:p>
+        </w:tc>
+      </w:tr>
+    </w:tbl>
+    <w:p>
+      <w:pPr>
+        <w:spacing w:after="80"/>
+      </w:pPr>
+    </w:p>
+    <w:p>
+      <w:r>
+        <w:br w:type="page"/>
+      </w:r>
+    </w:p>
+    <w:p>
+      <w:pPr>
+        <w:pStyle w:val="Heading1"/>
+        <w:pBdr>
+          <w:bottom w:val="single" w:sz="6" w:space="4" w:color="0E9A87"/>
+        </w:pBdr>
+        <w:spacing w:before="360" w:after="120"/>
+      </w:pPr>
+      <w:r>
+        <w:rPr>
+          <w:rFonts w:ascii="Calibri" w:hAnsi="Calibri"/>
+          <w:color w:val="0E9A87"/>
+          <w:sz w:val="34"/>
+        </w:rPr>
+        <w:t>9. Analyse van de Hotfloor, en waar valt de EHH onder?</w:t>
+      </w:r>
+    </w:p>
+    <w:p>
+      <w:pPr>
+        <w:spacing w:before="0" w:after="120" w:line="300" w:lineRule="auto"/>
+      </w:pPr>
+      <w:r>
+        <w:rPr>
+          <w:b w:val="0"/>
+          <w:i w:val="0"/>
+          <w:color w:val="1B2430"/>
+          <w:sz w:val="21"/>
+        </w:rPr>
+        <w:t>De tweede analyse valt anders uit: de Hotfloor past wel op 16 bedden. Daaronder liggen nog twee open punten, en één vraag die beide wijzigingen raakt.</w:t>
+      </w:r>
+    </w:p>
+    <w:p>
+      <w:pPr>
+        <w:spacing w:before="120" w:after="40"/>
+        <w:jc w:val="center"/>
+      </w:pPr>
+      <w:r>
+        <w:drawing>
+          <wp:inline xmlns:a="http://schemas.openxmlformats.org/drawingml/2006/main" xmlns:pic="http://schemas.openxmlformats.org/drawingml/2006/picture">
+            <wp:extent cx="5903999" cy="4343656"/>
+            <wp:docPr id="8" name="Picture 8"/>
+            <wp:cNvGraphicFramePr>
+              <a:graphicFrameLocks noChangeAspect="1"/>
+            </wp:cNvGraphicFramePr>
+            <a:graphic>
+              <a:graphicData uri="http://schemas.openxmlformats.org/drawingml/2006/picture">
+                <pic:pic>
+                  <pic:nvPicPr>
+                    <pic:cNvPr id="0" name="fig_hotfloor.png"/>
+                    <pic:cNvPicPr/>
+                  </pic:nvPicPr>
+                  <pic:blipFill>
+                    <a:blip r:embed="rId17"/>
+                    <a:stretch>
+                      <a:fillRect/>
+                    </a:stretch>
+                  </pic:blipFill>
+                  <pic:spPr>
+                    <a:xfrm>
+                      <a:off x="0" y="0"/>
+                      <a:ext cx="5903999" cy="4343656"/>
+                    </a:xfrm>
+                    <a:prstGeom prst="rect"/>
+                  </pic:spPr>
+                </pic:pic>
+              </a:graphicData>
+            </a:graphic>
+          </wp:inline>
+        </w:drawing>
+      </w:r>
+    </w:p>
+    <w:p>
+      <w:pPr>
+        <w:spacing w:after="240"/>
+        <w:jc w:val="center"/>
+      </w:pPr>
+      <w:r>
+        <w:rPr>
+          <w:i/>
+          <w:color w:val="5A6472"/>
+          <w:sz w:val="18"/>
+        </w:rPr>
+        <w:t>Figuur 8 - Analyse van de Hotfloor en de EHH-vraag</w:t>
+      </w:r>
+    </w:p>
+    <w:p>
+      <w:pPr>
+        <w:pStyle w:val="Heading2"/>
+        <w:spacing w:before="240" w:after="120"/>
+      </w:pPr>
+      <w:r>
+        <w:rPr>
+          <w:rFonts w:ascii="Calibri" w:hAnsi="Calibri"/>
+          <w:color w:val="0E9A87"/>
+          <w:sz w:val="26"/>
+        </w:rPr>
+        <w:t>Analyse Hotfloor</w:t>
+      </w:r>
+    </w:p>
+    <w:p>
+      <w:pPr>
+        <w:pStyle w:val="ListBullet"/>
+        <w:spacing w:after="60" w:line="288" w:lineRule="auto"/>
+      </w:pPr>
+      <w:r>
+        <w:rPr>
+          <w:color w:val="1B2430"/>
+          <w:sz w:val="21"/>
+        </w:rPr>
+        <w:t>Hotfloor op 16 bedden past wel.</w:t>
+      </w:r>
+    </w:p>
+    <w:p>
+      <w:pPr>
+        <w:pStyle w:val="ListBullet"/>
+        <w:spacing w:after="60" w:line="288" w:lineRule="auto"/>
+      </w:pPr>
+      <w:r>
+        <w:rPr>
+          <w:color w:val="1B2430"/>
+          <w:sz w:val="21"/>
+        </w:rPr>
+        <w:t>Wat is de weigerkans? Die is nog niet bekend.</w:t>
+      </w:r>
+    </w:p>
+    <w:p>
+      <w:pPr>
+        <w:pStyle w:val="ListBullet"/>
+        <w:spacing w:after="60" w:line="288" w:lineRule="auto"/>
+      </w:pPr>
+      <w:r>
+        <w:rPr>
+          <w:color w:val="1B2430"/>
+          <w:sz w:val="21"/>
+        </w:rPr>
+        <w:t>Komt de EHH er apart bij, of wordt de EHH toch meegenomen bij de acute poort / SEH? Of juist niet meenemen bij de SEH?</w:t>
+      </w:r>
+    </w:p>
+    <w:p>
+      <w:pPr>
+        <w:pStyle w:val="Heading2"/>
+        <w:spacing w:before="240" w:after="120"/>
+      </w:pPr>
+      <w:r>
+        <w:rPr>
+          <w:rFonts w:ascii="Calibri" w:hAnsi="Calibri"/>
+          <w:color w:val="6B3FA0"/>
+          <w:sz w:val="26"/>
+        </w:rPr>
+        <w:t>De twee grote wijzigingen naast elkaar</w:t>
+      </w:r>
+    </w:p>
+    <w:p>
+      <w:pPr>
+        <w:pStyle w:val="ListBullet"/>
+        <w:spacing w:after="60" w:line="288" w:lineRule="auto"/>
+      </w:pPr>
+      <w:r>
+        <w:rPr>
+          <w:color w:val="1B2430"/>
+          <w:sz w:val="21"/>
+        </w:rPr>
+        <w:t>1. Acute poort: drie stromen naar één poort.</w:t>
+      </w:r>
+    </w:p>
+    <w:p>
+      <w:pPr>
+        <w:pStyle w:val="ListBullet"/>
+        <w:spacing w:after="60" w:line="288" w:lineRule="auto"/>
+      </w:pPr>
+      <w:r>
+        <w:rPr>
+          <w:color w:val="1B2430"/>
+          <w:sz w:val="21"/>
+        </w:rPr>
+        <w:t>2. Hotfloor: ICU, CCU en SCU samen.</w:t>
+      </w:r>
+    </w:p>
+    <w:p>
+      <w:pPr>
+        <w:pStyle w:val="ListBullet"/>
+        <w:spacing w:after="60" w:line="288" w:lineRule="auto"/>
+      </w:pPr>
+      <w:r>
+        <w:rPr>
+          <w:color w:val="1B2430"/>
+          <w:sz w:val="21"/>
+        </w:rPr>
+        <w:t>Waar valt de EHH onder: bij 1 of bij 2?</w:t>
+      </w:r>
+    </w:p>
+    <w:p>
+      <w:pPr>
+        <w:spacing w:before="0" w:after="120" w:line="300" w:lineRule="auto"/>
+      </w:pPr>
+    </w:p>
+    <w:tbl>
+      <w:tblPr>
+        <w:tblW w:type="auto" w:w="0"/>
+        <w:jc w:val="center"/>
+        <w:tblBorders>
+          <w:top w:val="single" w:sz="8" w:space="0" w:color="D2691E"/>
+          <w:left w:val="single" w:sz="8" w:space="0" w:color="D2691E"/>
+          <w:bottom w:val="single" w:sz="8" w:space="0" w:color="D2691E"/>
+          <w:right w:val="single" w:sz="8" w:space="0" w:color="D2691E"/>
+          <w:insideH w:val="single" w:sz="8" w:space="0" w:color="D2691E"/>
+          <w:insideV w:val="single" w:sz="8" w:space="0" w:color="D2691E"/>
+        </w:tblBorders>
+        <w:tblLook w:firstColumn="1" w:firstRow="1" w:lastColumn="0" w:lastRow="0" w:noHBand="0" w:noVBand="1" w:val="04A0"/>
+      </w:tblPr>
+      <w:tblGrid>
+        <w:gridCol w:w="9298"/>
+      </w:tblGrid>
+      <w:tr>
+        <w:tc>
+          <w:tcPr>
+            <w:tcW w:type="dxa" w:w="9298"/>
+            <w:shd w:val="clear" w:color="auto" w:fill="FBEEE3"/>
+          </w:tcPr>
+          <w:p>
+            <w:pPr>
+              <w:spacing w:after="80"/>
+            </w:pPr>
+            <w:r>
+              <w:rPr>
+                <w:b/>
+                <w:color w:val="D2691E"/>
+                <w:sz w:val="22"/>
+              </w:rPr>
+              <w:t>Analyse en knelpunten: en dan?</w:t>
+            </w:r>
+          </w:p>
+          <w:p>
+            <w:pPr>
+              <w:spacing w:after="40" w:line="288" w:lineRule="auto"/>
+            </w:pPr>
+            <w:r>
+              <w:rPr>
+                <w:color w:val="1B2430"/>
+                <w:sz w:val="20"/>
+              </w:rPr>
+              <w:t>De analyses zijn gedaan en de knelpunten zijn gedeeld. Maar wat wordt er nu met die knelpunten gedaan, en welke acties volgen daaruit?</w:t>
+            </w:r>
+          </w:p>
+          <w:p>
+            <w:pPr>
+              <w:spacing w:after="40" w:line="288" w:lineRule="auto"/>
+            </w:pPr>
+            <w:r>
+              <w:rPr>
+                <w:color w:val="1B2430"/>
+                <w:sz w:val="20"/>
+              </w:rPr>
+              <w:t>Of concluderen we dat het past, en gaan we er zo mee aan de slag?</w:t>
+            </w:r>
+          </w:p>
+        </w:tc>
+      </w:tr>
+    </w:tbl>
+    <w:p>
+      <w:pPr>
+        <w:spacing w:after="80"/>
+      </w:pPr>
+    </w:p>
+    <w:p>
+      <w:r>
+        <w:br w:type="page"/>
+      </w:r>
+    </w:p>
+    <w:p>
+      <w:pPr>
+        <w:pStyle w:val="Heading1"/>
+        <w:pBdr>
+          <w:bottom w:val="single" w:sz="6" w:space="4" w:color="1F5FA8"/>
+        </w:pBdr>
+        <w:spacing w:before="360" w:after="120"/>
+      </w:pPr>
+      <w:r>
+        <w:rPr>
+          <w:rFonts w:ascii="Calibri" w:hAnsi="Calibri"/>
+          <w:color w:val="1F5FA8"/>
+          <w:sz w:val="34"/>
+        </w:rPr>
+        <w:t>10. Fysieke planning en personele inzet per situatie</w:t>
+      </w:r>
+    </w:p>
+    <w:p>
+      <w:pPr>
+        <w:spacing w:before="0" w:after="120" w:line="300" w:lineRule="auto"/>
+      </w:pPr>
+      <w:r>
+        <w:rPr>
+          <w:b w:val="0"/>
+          <w:i w:val="0"/>
+          <w:color w:val="1B2430"/>
+          <w:sz w:val="21"/>
+        </w:rPr>
+        <w:t>Per situatie is nagegaan wat er bekend is over de fysieke planning en over de personele inzet. Voor de oudbouw en de verhuisperiode is dat nog nauwelijks ingevuld; voor de nieuwbouw liggen er concrete vragen.</w:t>
+      </w:r>
+    </w:p>
+    <w:tbl>
+      <w:tblPr>
+        <w:tblW w:type="auto" w:w="0"/>
+        <w:jc w:val="center"/>
+        <w:tblBorders>
+          <w:top w:val="single" w:sz="4" w:space="0" w:color="B9C4D2"/>
+          <w:left w:val="single" w:sz="4" w:space="0" w:color="B9C4D2"/>
+          <w:bottom w:val="single" w:sz="4" w:space="0" w:color="B9C4D2"/>
+          <w:right w:val="single" w:sz="4" w:space="0" w:color="B9C4D2"/>
+          <w:insideH w:val="single" w:sz="4" w:space="0" w:color="B9C4D2"/>
+          <w:insideV w:val="single" w:sz="4" w:space="0" w:color="B9C4D2"/>
+        </w:tblBorders>
+        <w:tblLook w:firstColumn="1" w:firstRow="1" w:lastColumn="0" w:lastRow="0" w:noHBand="0" w:noVBand="1" w:val="04A0"/>
+      </w:tblPr>
+      <w:tblGrid>
+        <w:gridCol w:w="3099"/>
+        <w:gridCol w:w="3099"/>
+        <w:gridCol w:w="3099"/>
+      </w:tblGrid>
+      <w:tr>
+        <w:tc>
+          <w:tcPr>
+            <w:tcW w:type="dxa" w:w="1814"/>
+            <w:shd w:val="clear" w:color="auto" w:fill="1F5FA8"/>
+          </w:tcPr>
+          <w:p>
+            <w:pPr>
+              <w:spacing w:before="80" w:after="80"/>
+            </w:pPr>
+            <w:r>
+              <w:rPr>
+                <w:b/>
+                <w:color w:val="FFFFFF"/>
+                <w:sz w:val="20"/>
+              </w:rPr>
+              <w:t>Situatie</w:t>
+            </w:r>
+          </w:p>
+        </w:tc>
+        <w:tc>
+          <w:tcPr>
+            <w:tcW w:type="dxa" w:w="3742"/>
+            <w:shd w:val="clear" w:color="auto" w:fill="1F5FA8"/>
+          </w:tcPr>
+          <w:p>
+            <w:pPr>
+              <w:spacing w:before="80" w:after="80"/>
+            </w:pPr>
+            <w:r>
+              <w:rPr>
+                <w:b/>
+                <w:color w:val="FFFFFF"/>
+                <w:sz w:val="20"/>
+              </w:rPr>
+              <w:t>Fysieke planning</w:t>
+            </w:r>
+          </w:p>
+        </w:tc>
+        <w:tc>
+          <w:tcPr>
+            <w:tcW w:type="dxa" w:w="3742"/>
+            <w:shd w:val="clear" w:color="auto" w:fill="6B3FA0"/>
+          </w:tcPr>
+          <w:p>
+            <w:pPr>
+              <w:spacing w:before="80" w:after="80"/>
+            </w:pPr>
+            <w:r>
+              <w:rPr>
+                <w:b/>
+                <w:color w:val="FFFFFF"/>
+                <w:sz w:val="20"/>
+              </w:rPr>
+              <w:t>Personele inzet - opleiden? hoe?</w:t>
+            </w:r>
+          </w:p>
+        </w:tc>
+      </w:tr>
+      <w:tr>
+        <w:tc>
+          <w:tcPr>
+            <w:tcW w:type="dxa" w:w="1814"/>
+            <w:shd w:val="clear" w:color="auto" w:fill="F2F4F7"/>
+          </w:tcPr>
+          <w:p>
+            <w:pPr>
+              <w:spacing w:before="80" w:after="80"/>
+            </w:pPr>
+            <w:r>
+              <w:rPr>
+                <w:b/>
+                <w:color w:val="1F5FA8"/>
+                <w:sz w:val="20"/>
+              </w:rPr>
+              <w:t>Oudbouw</w:t>
+            </w:r>
+          </w:p>
+        </w:tc>
+        <w:tc>
+          <w:tcPr>
+            <w:tcW w:type="dxa" w:w="3742"/>
+          </w:tcPr>
+          <w:p>
+            <w:pPr>
+              <w:spacing w:before="80" w:after="80" w:line="276" w:lineRule="auto"/>
+            </w:pPr>
+            <w:r>
+              <w:rPr>
+                <w:sz w:val="19"/>
+              </w:rPr>
+              <w:t>Zie de scenario's in hoofdstuk 5.</w:t>
+            </w:r>
+          </w:p>
+        </w:tc>
+        <w:tc>
+          <w:tcPr>
+            <w:tcW w:type="dxa" w:w="3742"/>
+          </w:tcPr>
+          <w:p>
+            <w:pPr>
+              <w:spacing w:before="80" w:after="80"/>
+            </w:pPr>
+            <w:r>
+              <w:rPr>
+                <w:i/>
+                <w:color w:val="5A6472"/>
+                <w:sz w:val="18"/>
+              </w:rPr>
+              <w:t>nog niet ingevuld</w:t>
+            </w:r>
+          </w:p>
+        </w:tc>
+      </w:tr>
+      <w:tr>
+        <w:tc>
+          <w:tcPr>
+            <w:tcW w:type="dxa" w:w="1814"/>
+            <w:shd w:val="clear" w:color="auto" w:fill="F2F4F7"/>
+          </w:tcPr>
+          <w:p>
+            <w:pPr>
+              <w:spacing w:before="80" w:after="80"/>
+            </w:pPr>
+            <w:r>
+              <w:rPr>
+                <w:b/>
+                <w:color w:val="1F5FA8"/>
+                <w:sz w:val="20"/>
+              </w:rPr>
+              <w:t>Verhuisperiode</w:t>
+            </w:r>
+          </w:p>
+        </w:tc>
+        <w:tc>
+          <w:tcPr>
+            <w:tcW w:type="dxa" w:w="3742"/>
+          </w:tcPr>
+          <w:p>
+            <w:pPr>
+              <w:spacing w:before="80" w:after="80"/>
+            </w:pPr>
+            <w:r>
+              <w:rPr>
+                <w:i/>
+                <w:color w:val="5A6472"/>
+                <w:sz w:val="18"/>
+              </w:rPr>
+              <w:t>nog niet ingevuld</w:t>
+            </w:r>
+          </w:p>
+        </w:tc>
+        <w:tc>
+          <w:tcPr>
+            <w:tcW w:type="dxa" w:w="3742"/>
+          </w:tcPr>
+          <w:p>
+            <w:pPr>
+              <w:spacing w:before="80" w:after="80"/>
+            </w:pPr>
+            <w:r>
+              <w:rPr>
+                <w:i/>
+                <w:color w:val="5A6472"/>
+                <w:sz w:val="18"/>
+              </w:rPr>
+              <w:t>nog niet ingevuld</w:t>
+            </w:r>
+          </w:p>
+        </w:tc>
+      </w:tr>
+      <w:tr>
+        <w:tc>
+          <w:tcPr>
+            <w:tcW w:type="dxa" w:w="1814"/>
+            <w:shd w:val="clear" w:color="auto" w:fill="F2F4F7"/>
+          </w:tcPr>
+          <w:p>
+            <w:pPr>
+              <w:spacing w:before="80" w:after="80"/>
+            </w:pPr>
+            <w:r>
+              <w:rPr>
+                <w:b/>
+                <w:color w:val="1F5FA8"/>
+                <w:sz w:val="20"/>
+              </w:rPr>
+              <w:t>Nieuwbouw</w:t>
+            </w:r>
+          </w:p>
+        </w:tc>
+        <w:tc>
+          <w:tcPr>
+            <w:tcW w:type="dxa" w:w="3742"/>
+          </w:tcPr>
+          <w:p>
+            <w:pPr>
+              <w:spacing w:before="80" w:after="20" w:line="276" w:lineRule="auto"/>
+            </w:pPr>
+            <w:r>
+              <w:rPr>
+                <w:sz w:val="19"/>
+              </w:rPr>
+              <w:t>1. Waar komt de recoverypatiënt in avond, nacht en weekend?</w:t>
+            </w:r>
+          </w:p>
+          <w:p>
+            <w:pPr>
+              <w:spacing w:before="20" w:after="20" w:line="276" w:lineRule="auto"/>
+            </w:pPr>
+            <w:r>
+              <w:rPr>
+                <w:sz w:val="19"/>
+              </w:rPr>
+              <w:t>2. Waar komt de cardioversie?</w:t>
+            </w:r>
+          </w:p>
+          <w:p>
+            <w:pPr>
+              <w:spacing w:before="20" w:after="20" w:line="276" w:lineRule="auto"/>
+            </w:pPr>
+            <w:r>
+              <w:rPr>
+                <w:sz w:val="19"/>
+              </w:rPr>
+              <w:t>3. Hoort de EHH bij de SEH of bij de Hotfloor?</w:t>
+            </w:r>
+          </w:p>
+          <w:p>
+            <w:pPr>
+              <w:spacing w:before="20" w:after="80" w:line="276" w:lineRule="auto"/>
+            </w:pPr>
+            <w:r>
+              <w:rPr>
+                <w:sz w:val="19"/>
+              </w:rPr>
+              <w:t>4. Komt de OSAS post-OK patiënt nog op de ICU?</w:t>
+            </w:r>
+          </w:p>
+        </w:tc>
+        <w:tc>
+          <w:tcPr>
+            <w:tcW w:type="dxa" w:w="3742"/>
+          </w:tcPr>
+          <w:p>
+            <w:pPr>
+              <w:spacing w:before="80" w:after="20" w:line="276" w:lineRule="auto"/>
+            </w:pPr>
+            <w:r>
+              <w:rPr>
+                <w:sz w:val="19"/>
+              </w:rPr>
+              <w:t>1. Wat gebeurt er met de scopedienst van de CCU?</w:t>
+            </w:r>
+          </w:p>
+          <w:p>
+            <w:pPr>
+              <w:spacing w:before="20" w:after="20" w:line="276" w:lineRule="auto"/>
+            </w:pPr>
+            <w:r>
+              <w:rPr>
+                <w:sz w:val="19"/>
+              </w:rPr>
+              <w:t>2. Norm voor de Hotfloor.</w:t>
+            </w:r>
+          </w:p>
+          <w:p>
+            <w:pPr>
+              <w:spacing w:before="20" w:after="20" w:line="276" w:lineRule="auto"/>
+            </w:pPr>
+            <w:r>
+              <w:rPr>
+                <w:sz w:val="19"/>
+              </w:rPr>
+              <w:t>3. Inzet kinderverpleegkundige op de SEH?</w:t>
+            </w:r>
+          </w:p>
+          <w:p>
+            <w:pPr>
+              <w:spacing w:before="20" w:after="80" w:line="276" w:lineRule="auto"/>
+            </w:pPr>
+            <w:r>
+              <w:rPr>
+                <w:sz w:val="19"/>
+              </w:rPr>
+              <w:t>4. Etc.</w:t>
+            </w:r>
+          </w:p>
+        </w:tc>
+      </w:tr>
+    </w:tbl>
+    <w:p>
+      <w:r>
+        <w:br w:type="page"/>
+      </w:r>
+    </w:p>
+    <w:p>
+      <w:pPr>
+        <w:pStyle w:val="Heading1"/>
+        <w:pBdr>
+          <w:bottom w:val="single" w:sz="6" w:space="4" w:color="D2691E"/>
+        </w:pBdr>
+        <w:spacing w:before="360" w:after="120"/>
+      </w:pPr>
+      <w:r>
+        <w:rPr>
+          <w:rFonts w:ascii="Calibri" w:hAnsi="Calibri"/>
+          <w:color w:val="D2691E"/>
+          <w:sz w:val="34"/>
+        </w:rPr>
+        <w:t>11. De vragen van Lonneke en Maxim</w:t>
+      </w:r>
+    </w:p>
+    <w:p>
+      <w:pPr>
+        <w:spacing w:before="0" w:after="120" w:line="300" w:lineRule="auto"/>
+      </w:pPr>
+      <w:r>
+        <w:rPr>
+          <w:b w:val="0"/>
+          <w:i w:val="0"/>
+          <w:color w:val="1B2430"/>
+          <w:sz w:val="21"/>
+        </w:rPr>
+        <w:t>De openstaande vragen worden gescheiden langs twee sporen en over vier perioden. Fysiek gaat over wat en waar; de personele inzet volgt daaruit.</w:t>
+      </w:r>
+    </w:p>
+    <w:p>
+      <w:pPr>
+        <w:spacing w:before="120" w:after="40"/>
+        <w:jc w:val="center"/>
+      </w:pPr>
+      <w:r>
+        <w:drawing>
+          <wp:inline xmlns:a="http://schemas.openxmlformats.org/drawingml/2006/main" xmlns:pic="http://schemas.openxmlformats.org/drawingml/2006/picture">
+            <wp:extent cx="5903999" cy="3753257"/>
+            <wp:docPr id="9" name="Picture 9"/>
+            <wp:cNvGraphicFramePr>
+              <a:graphicFrameLocks noChangeAspect="1"/>
+            </wp:cNvGraphicFramePr>
+            <a:graphic>
+              <a:graphicData uri="http://schemas.openxmlformats.org/drawingml/2006/picture">
+                <pic:pic>
+                  <pic:nvPicPr>
+                    <pic:cNvPr id="0" name="fig_perioden.png"/>
+                    <pic:cNvPicPr/>
+                  </pic:nvPicPr>
+                  <pic:blipFill>
+                    <a:blip r:embed="rId18"/>
+                    <a:stretch>
+                      <a:fillRect/>
+                    </a:stretch>
+                  </pic:blipFill>
+                  <pic:spPr>
+                    <a:xfrm>
+                      <a:off x="0" y="0"/>
+                      <a:ext cx="5903999" cy="3753257"/>
+                    </a:xfrm>
+                    <a:prstGeom prst="rect"/>
+                  </pic:spPr>
+                </pic:pic>
+              </a:graphicData>
+            </a:graphic>
+          </wp:inline>
+        </w:drawing>
+      </w:r>
+    </w:p>
+    <w:p>
+      <w:pPr>
+        <w:spacing w:after="240"/>
+        <w:jc w:val="center"/>
+      </w:pPr>
+      <w:r>
+        <w:rPr>
+          <w:i/>
+          <w:color w:val="5A6472"/>
+          <w:sz w:val="18"/>
+        </w:rPr>
+        <w:t>Figuur 9 - Twee sporen, uitgezet over vier perioden</w:t>
+      </w:r>
+    </w:p>
+    <w:p>
+      <w:pPr>
+        <w:pStyle w:val="Heading2"/>
+        <w:spacing w:before="240" w:after="120"/>
+      </w:pPr>
+      <w:r>
+        <w:rPr>
+          <w:rFonts w:ascii="Calibri" w:hAnsi="Calibri"/>
+          <w:color w:val="1F5FA8"/>
+          <w:sz w:val="26"/>
+        </w:rPr>
+        <w:t>11.1  Uitgangspunten zorgmanager: oudbouw en transitie</w:t>
+      </w:r>
+    </w:p>
+    <w:p>
+      <w:pPr>
+        <w:pStyle w:val="ListBullet"/>
+        <w:spacing w:after="60" w:line="288" w:lineRule="auto"/>
+      </w:pPr>
+      <w:r>
+        <w:rPr>
+          <w:color w:val="1B2430"/>
+          <w:sz w:val="20"/>
+        </w:rPr>
+        <w:t>Wat moeten we meenemen uit lopende projecten? Of wordt dit later doorgevoerd in de begroting en het jaarplan?</w:t>
+      </w:r>
+    </w:p>
+    <w:p>
+      <w:pPr>
+        <w:pStyle w:val="ListBullet"/>
+        <w:spacing w:after="60" w:line="288" w:lineRule="auto"/>
+      </w:pPr>
+      <w:r>
+        <w:rPr>
+          <w:color w:val="1B2430"/>
+          <w:sz w:val="20"/>
+        </w:rPr>
+        <w:t>Hoe werken de afdelingen nu al toe naar de nieuwbouwsituatie? Welke impact heeft dit op bedden en personeel?</w:t>
+      </w:r>
+    </w:p>
+    <w:p>
+      <w:pPr>
+        <w:pStyle w:val="ListBullet"/>
+        <w:spacing w:after="60" w:line="288" w:lineRule="auto"/>
+      </w:pPr>
+      <w:r>
+        <w:rPr>
+          <w:color w:val="1B2430"/>
+          <w:sz w:val="20"/>
+        </w:rPr>
+        <w:t>Kunnen we de huidige personele inzet van de SEH aanhouden tot de nieuwbouw (exclusief eventuele extra inzet ten behoeve van de nieuwbouw)?</w:t>
+      </w:r>
+    </w:p>
+    <w:p>
+      <w:pPr>
+        <w:pStyle w:val="ListBullet"/>
+        <w:spacing w:after="60" w:line="288" w:lineRule="auto"/>
+      </w:pPr>
+      <w:r>
+        <w:rPr>
+          <w:color w:val="1B2430"/>
+          <w:sz w:val="20"/>
+        </w:rPr>
+        <w:t>De bedbezetting in het weekend is lager dan doordeweeks; het zou passend zijn om de formatie hierop aan te passen (dit komt neer op 5-5-4 in het weekend). In de oudbouw geen aanpassing, alleen toewerken naar de nieuwbouw: motiveren en dubbel opleiden.</w:t>
+      </w:r>
+    </w:p>
+    <w:p>
+      <w:pPr>
+        <w:pStyle w:val="ListBullet"/>
+        <w:spacing w:after="60" w:line="288" w:lineRule="auto"/>
+      </w:pPr>
+      <w:r>
+        <w:rPr>
+          <w:color w:val="1B2430"/>
+          <w:sz w:val="20"/>
+        </w:rPr>
+        <w:t>Voor de norm ICU houden we de landelijke norm aan, alleen zit hier bij ons ook recovery in. Welke normering moeten we hiervoor aanhouden? (Geparkeerd voor later.)</w:t>
+      </w:r>
+    </w:p>
+    <w:p>
+      <w:pPr>
+        <w:pStyle w:val="ListBullet"/>
+        <w:spacing w:after="60" w:line="288" w:lineRule="auto"/>
+      </w:pPr>
+      <w:r>
+        <w:rPr>
+          <w:color w:val="1B2430"/>
+          <w:sz w:val="20"/>
+        </w:rPr>
+        <w:t>Uitgangspunt AO-dienst? Bij drukte inzet in de zorg; negen van de tien keer blijf je hierbij buiten de zorg.</w:t>
+      </w:r>
+    </w:p>
+    <w:p>
+      <w:pPr>
+        <w:pStyle w:val="ListBullet"/>
+        <w:spacing w:after="60" w:line="288" w:lineRule="auto"/>
+      </w:pPr>
+      <w:r>
+        <w:rPr>
+          <w:color w:val="1B2430"/>
+          <w:sz w:val="20"/>
+        </w:rPr>
+        <w:t>Per september start de inzet van de regieverpleegkundige. Wat betekent dit precies voor de personele inzet, en heeft dit effect op de indirecte uren? Hier zijn we nog niet in meegenomen. Staat de regieverpleegkundige binnen of buiten de zorg (in verband met het dashboard)? Roostersleutels toetsen: functie buiten zorg (kwaliteitsverbetering), coördinator binnen zorg (triagedienst op de SEH).</w:t>
+      </w:r>
+    </w:p>
+    <w:p>
+      <w:pPr>
+        <w:pStyle w:val="Heading2"/>
+        <w:spacing w:before="240" w:after="120"/>
+      </w:pPr>
+      <w:r>
+        <w:rPr>
+          <w:rFonts w:ascii="Calibri" w:hAnsi="Calibri"/>
+          <w:color w:val="D2691E"/>
+          <w:sz w:val="26"/>
+        </w:rPr>
+        <w:t>11.2  Uitgangspunten zorgmanager: verhuisperiode</w:t>
+      </w:r>
+    </w:p>
+    <w:p>
+      <w:pPr>
+        <w:pStyle w:val="ListBullet"/>
+        <w:spacing w:after="60" w:line="288" w:lineRule="auto"/>
+      </w:pPr>
+      <w:r>
+        <w:rPr>
+          <w:color w:val="1B2430"/>
+          <w:sz w:val="20"/>
+        </w:rPr>
+        <w:t>Welke extra diensten moeten er ingezet worden tijdens de verhuisperiode ten opzichte van de oudbouw en transitie? Op welke locatie worden deze extra diensten ingezet?</w:t>
+      </w:r>
+    </w:p>
+    <w:p>
+      <w:pPr>
+        <w:pStyle w:val="Heading2"/>
+        <w:spacing w:before="240" w:after="120"/>
+      </w:pPr>
+      <w:r>
+        <w:rPr>
+          <w:rFonts w:ascii="Calibri" w:hAnsi="Calibri"/>
+          <w:color w:val="0E9A87"/>
+          <w:sz w:val="26"/>
+        </w:rPr>
+        <w:t>11.3  Uitgangspunten zorgmanager: nieuwbouw</w:t>
+      </w:r>
+    </w:p>
+    <w:p>
+      <w:pPr>
+        <w:pStyle w:val="ListBullet"/>
+        <w:spacing w:after="60" w:line="288" w:lineRule="auto"/>
+      </w:pPr>
+      <w:r>
+        <w:rPr>
+          <w:color w:val="1B2430"/>
+          <w:sz w:val="20"/>
+        </w:rPr>
+        <w:t>Waar komt de personele inzet op de EHH vandaan: van de SEH of van de ICU/CCU?</w:t>
+      </w:r>
+    </w:p>
+    <w:p>
+      <w:pPr>
+        <w:pStyle w:val="ListBullet"/>
+        <w:spacing w:after="60" w:line="288" w:lineRule="auto"/>
+      </w:pPr>
+      <w:r>
+        <w:rPr>
+          <w:color w:val="1B2430"/>
+          <w:sz w:val="20"/>
+        </w:rPr>
+        <w:t>Dit wordt bepaald door het afkapmoment van de acute cardiologiepatiënt van SEH naar EHH/CCU. Wat moeten we hiervoor aanhouden? In de berekeningen voor de nieuwbouw is rekening gehouden met inzet op de EHH vanaf de CCU en een afkapmoment op 2 uur. Nu wordt juist vanuit de andere kant gekeken, met scenario's op 4, 6 en 24 uur, waarbij de EHH-bedden zijn meegenomen bij de SEH.</w:t>
+      </w:r>
+    </w:p>
+    <w:p>
+      <w:pPr>
+        <w:pStyle w:val="ListBullet"/>
+        <w:spacing w:after="60" w:line="288" w:lineRule="auto"/>
+      </w:pPr>
+      <w:r>
+        <w:rPr>
+          <w:color w:val="1B2430"/>
+          <w:sz w:val="20"/>
+        </w:rPr>
+        <w:t>Doet Remco een uitspraak over de verpleegkundige norm? Of moeten we de huidige normen en inzet aanhouden en die aan Remco voorleggen? Ziekenhuisbreed wordt kritisch gekeken naar de verpleegkundige norm; in de kliniek is dit jaar al een flinke wijziging doorgevoerd.</w:t>
+      </w:r>
+    </w:p>
+    <w:p>
+      <w:pPr>
+        <w:pStyle w:val="ListBullet"/>
+        <w:spacing w:after="60" w:line="288" w:lineRule="auto"/>
+      </w:pPr>
+      <w:r>
+        <w:rPr>
+          <w:color w:val="1B2430"/>
+          <w:sz w:val="20"/>
+        </w:rPr>
+        <w:t>In de nieuwbouw wordt de scope (CCU) anders ingericht. Hoe moeten we hier rekening mee houden in de personele inzet? Momenteel is er een extra dienst in de dagdienst en extra belasting in de late en de nachtdienst.</w:t>
+      </w:r>
+    </w:p>
+    <w:p>
+      <w:pPr>
+        <w:pStyle w:val="ListBullet"/>
+        <w:spacing w:after="60" w:line="288" w:lineRule="auto"/>
+      </w:pPr>
+      <w:r>
+        <w:rPr>
+          <w:color w:val="1B2430"/>
+          <w:sz w:val="20"/>
+        </w:rPr>
+        <w:t>De ICU heeft een normenkader waarbij maximaal 10% afgeweken mag worden van dedicated inzet van ICU-verpleegkundigen (dat mag dan bijvoorbeeld een CCU-verpleegkundige zijn).</w:t>
+      </w:r>
+    </w:p>
+    <w:p>
+      <w:pPr>
+        <w:pStyle w:val="ListBullet"/>
+        <w:spacing w:after="60" w:line="288" w:lineRule="auto"/>
+      </w:pPr>
+      <w:r>
+        <w:rPr>
+          <w:color w:val="1B2430"/>
+          <w:sz w:val="20"/>
+        </w:rPr>
+        <w:t>Is er al nagedacht over de personele inzet op de SEH? Kunnen we het SEH-patroon van personele inzet opplussen op basis van de extra bedden in de nieuwbouw? Van hoeveel bedden moeten we hierbij uitgaan, vanuit de oude en de nieuwe situatie?</w:t>
+      </w:r>
+    </w:p>
+    <w:p>
+      <w:pPr>
+        <w:pStyle w:val="ListBullet"/>
+        <w:spacing w:after="60" w:line="288" w:lineRule="auto"/>
+      </w:pPr>
+      <w:r>
+        <w:rPr>
+          <w:color w:val="1B2430"/>
+          <w:sz w:val="20"/>
+        </w:rPr>
+        <w:t>Indirecte uren: de oude begroting laten zien. Die is erg uiteenlopend. Wat moeten we aanhouden? Wordt dit nog verlaagd door de regieverpleegkundige per september?</w:t>
+      </w:r>
+    </w:p>
+    <w:p>
+      <w:pPr>
+        <w:pStyle w:val="ListBullet"/>
+        <w:spacing w:after="60" w:line="288" w:lineRule="auto"/>
+      </w:pPr>
+      <w:r>
+        <w:rPr>
+          <w:color w:val="1B2430"/>
+          <w:sz w:val="20"/>
+        </w:rPr>
+        <w:t>Hoe wordt de inzet van de regieverpleegkundige in de nieuwbouw ingericht?</w:t>
+      </w:r>
+    </w:p>
+    <w:p>
+      <w:pPr>
+        <w:pStyle w:val="ListBullet"/>
+        <w:spacing w:after="60" w:line="288" w:lineRule="auto"/>
+      </w:pPr>
+      <w:r>
+        <w:rPr>
+          <w:color w:val="1B2430"/>
+          <w:sz w:val="20"/>
+        </w:rPr>
+        <w:t>Inzet op de SEH: komt de kinderverpleegkundige vanuit de afdeling dedicated op de SEH, of op afroep?</w:t>
+      </w:r>
+    </w:p>
+    <w:p>
+      <w:pPr>
+        <w:pStyle w:val="ListBullet"/>
+        <w:spacing w:after="60" w:line="288" w:lineRule="auto"/>
+      </w:pPr>
+      <w:r>
+        <w:rPr>
+          <w:color w:val="1B2430"/>
+          <w:sz w:val="20"/>
+        </w:rPr>
+        <w:t>Hoe staat het ervoor met de EPA's? Zijn er vereisten voor bijvoorbeeld SEH-verpleegkundigen (kind- en cardio-EPA's), en zijn er verplichte EPA's opgesteld voor ICU en CCU?</w:t>
+      </w:r>
+    </w:p>
+    <w:p>
+      <w:pPr>
+        <w:pStyle w:val="ListBullet"/>
+        <w:spacing w:after="60" w:line="288" w:lineRule="auto"/>
+      </w:pPr>
+      <w:r>
+        <w:rPr>
+          <w:color w:val="1B2430"/>
+          <w:sz w:val="20"/>
+        </w:rPr>
+        <w:t>Als er EPA's zijn opgesteld voor ICU en CCU, wat betekent dat dan in de praktijk?</w:t>
+      </w:r>
+    </w:p>
+    <w:p>
+      <w:pPr>
+        <w:pStyle w:val="ListBullet"/>
+        <w:spacing w:after="60" w:line="288" w:lineRule="auto"/>
+      </w:pPr>
+      <w:r>
+        <w:rPr>
+          <w:color w:val="1B2430"/>
+          <w:sz w:val="20"/>
+        </w:rPr>
+        <w:t>Wordt er voor de nieuwbouw nog ingezet op een acute poule voor CCU/ICU en CCU/SEH (nu alleen nog ICU/SEH)? Dit komt uit de oude Hotfloor-plannen, waarbij Feia wilde dat iedereen dubbel opgeleid werd.</w:t>
+      </w:r>
+    </w:p>
+    <w:p>
+      <w:r>
+        <w:br w:type="page"/>
+      </w:r>
+    </w:p>
+    <w:p>
+      <w:pPr>
+        <w:pStyle w:val="Heading2"/>
+        <w:spacing w:before="240" w:after="120"/>
+      </w:pPr>
+      <w:r>
+        <w:rPr>
+          <w:rFonts w:ascii="Calibri" w:hAnsi="Calibri"/>
+          <w:color w:val="C0392B"/>
+          <w:sz w:val="26"/>
+        </w:rPr>
+        <w:t>11.4  Knelpunten</w:t>
+      </w:r>
+    </w:p>
+    <w:p>
+      <w:pPr>
+        <w:pStyle w:val="ListBullet"/>
+        <w:spacing w:after="60" w:line="288" w:lineRule="auto"/>
+      </w:pPr>
+      <w:r>
+        <w:rPr>
+          <w:color w:val="1B2430"/>
+          <w:sz w:val="20"/>
+        </w:rPr>
+        <w:t>Verpleegkundige norm: aanbodgericht werken in plaats van vraaggestuurd.</w:t>
+      </w:r>
+    </w:p>
+    <w:p>
+      <w:pPr>
+        <w:pStyle w:val="ListBullet"/>
+        <w:spacing w:after="60" w:line="288" w:lineRule="auto"/>
+      </w:pPr>
+      <w:r>
+        <w:rPr>
+          <w:color w:val="1B2430"/>
+          <w:sz w:val="20"/>
+        </w:rPr>
+        <w:t>SEH-artsen: knelpunt doordat de inzet verhoogd is maar de begroting niet is aangepast.</w:t>
+      </w:r>
+    </w:p>
+    <w:p>
+      <w:pPr>
+        <w:pStyle w:val="ListBullet"/>
+        <w:spacing w:after="60" w:line="288" w:lineRule="auto"/>
+      </w:pPr>
+      <w:r>
+        <w:rPr>
+          <w:color w:val="1B2430"/>
+          <w:sz w:val="20"/>
+        </w:rPr>
+        <w:t>Acute poort: wat komt waar, en wat kunnen wij doorrekenen?</w:t>
+      </w:r>
+    </w:p>
+    <w:p>
+      <w:pPr>
+        <w:pStyle w:val="ListBullet"/>
+        <w:spacing w:after="60" w:line="288" w:lineRule="auto"/>
+      </w:pPr>
+      <w:r>
+        <w:rPr>
+          <w:color w:val="1B2430"/>
+          <w:sz w:val="20"/>
+        </w:rPr>
+        <w:t>ICU en CCU wijken structureel af van het jaarplan BIC.</w:t>
+      </w:r>
+    </w:p>
+    <w:p>
+      <w:pPr>
+        <w:pStyle w:val="ListBullet"/>
+        <w:spacing w:after="60" w:line="288" w:lineRule="auto"/>
+      </w:pPr>
+      <w:r>
+        <w:rPr>
+          <w:color w:val="1B2430"/>
+          <w:sz w:val="20"/>
+        </w:rPr>
+        <w:t>Personele planning niet volledig door CPP, met name lastig rond de acute poule.</w:t>
+      </w:r>
+    </w:p>
+    <w:p>
+      <w:pPr>
+        <w:pStyle w:val="ListBullet"/>
+        <w:spacing w:after="60" w:line="288" w:lineRule="auto"/>
+      </w:pPr>
+      <w:r>
+        <w:rPr>
+          <w:color w:val="1B2430"/>
+          <w:sz w:val="20"/>
+        </w:rPr>
+        <w:t>Indirecte uren.</w:t>
+      </w:r>
+    </w:p>
+    <w:p>
+      <w:pPr>
+        <w:pStyle w:val="ListBullet"/>
+        <w:spacing w:after="60" w:line="288" w:lineRule="auto"/>
+      </w:pPr>
+      <w:r>
+        <w:rPr>
+          <w:color w:val="1B2430"/>
+          <w:sz w:val="20"/>
+        </w:rPr>
+        <w:t>Uitgangspunten en kaders ontbreken.</w:t>
+      </w:r>
+    </w:p>
+    <w:p>
+      <w:pPr>
+        <w:pStyle w:val="ListBullet"/>
+        <w:spacing w:after="60" w:line="288" w:lineRule="auto"/>
+      </w:pPr>
+      <w:r>
+        <w:rPr>
+          <w:color w:val="1B2430"/>
+          <w:sz w:val="20"/>
+        </w:rPr>
+        <w:t>Vakantiegoedkeuringen niet integraal en te ruim vrijgegeven, met name bij de CCU. Actie: samen met Remco een vakantiegoedkeuring opstellen (hij gaf 20 tot 25% aan).</w:t>
+      </w:r>
+    </w:p>
+    <w:p>
+      <w:pPr>
+        <w:pStyle w:val="ListBullet"/>
+        <w:spacing w:after="60" w:line="288" w:lineRule="auto"/>
+      </w:pPr>
+      <w:r>
+        <w:rPr>
+          <w:color w:val="1B2430"/>
+          <w:sz w:val="20"/>
+        </w:rPr>
+        <w:t>Slapers op de SEH.</w:t>
+      </w:r>
+    </w:p>
+    <w:p>
+      <w:pPr>
+        <w:spacing w:before="0" w:after="120" w:line="300" w:lineRule="auto"/>
+      </w:pPr>
+    </w:p>
+    <w:tbl>
+      <w:tblPr>
+        <w:tblW w:type="auto" w:w="0"/>
+        <w:jc w:val="center"/>
+        <w:tblBorders>
+          <w:top w:val="single" w:sz="8" w:space="0" w:color="5A6472"/>
+          <w:left w:val="single" w:sz="8" w:space="0" w:color="5A6472"/>
+          <w:bottom w:val="single" w:sz="8" w:space="0" w:color="5A6472"/>
+          <w:right w:val="single" w:sz="8" w:space="0" w:color="5A6472"/>
+          <w:insideH w:val="single" w:sz="8" w:space="0" w:color="5A6472"/>
+          <w:insideV w:val="single" w:sz="8" w:space="0" w:color="5A6472"/>
+        </w:tblBorders>
+        <w:tblLook w:firstColumn="1" w:firstRow="1" w:lastColumn="0" w:lastRow="0" w:noHBand="0" w:noVBand="1" w:val="04A0"/>
+      </w:tblPr>
+      <w:tblGrid>
+        <w:gridCol w:w="9298"/>
+      </w:tblGrid>
+      <w:tr>
+        <w:tc>
+          <w:tcPr>
+            <w:tcW w:type="dxa" w:w="9298"/>
+            <w:shd w:val="clear" w:color="auto" w:fill="F2F4F7"/>
+          </w:tcPr>
+          <w:p>
+            <w:pPr>
+              <w:spacing w:after="80"/>
+            </w:pPr>
+            <w:r>
+              <w:rPr>
+                <w:b/>
+                <w:color w:val="5A6472"/>
+                <w:sz w:val="22"/>
+              </w:rPr>
+              <w:t>Kanttekening bij de JDT</w:t>
+            </w:r>
+          </w:p>
+          <w:p>
+            <w:pPr>
+              <w:spacing w:after="40" w:line="288" w:lineRule="auto"/>
+            </w:pPr>
+            <w:r>
+              <w:rPr>
+                <w:color w:val="1B2430"/>
+                <w:sz w:val="20"/>
+              </w:rPr>
+              <w:t>Ervaren werkdruk: het kan ook zijn dat je vol ligt waardoor de druk hoog is, terwijl de JDT-score dit niet laat zien.</w:t>
+            </w:r>
+          </w:p>
+        </w:tc>
+      </w:tr>
+    </w:tbl>
+    <w:p>
+      <w:pPr>
+        <w:spacing w:after="80"/>
+      </w:pPr>
+    </w:p>
+    <w:p>
+      <w:pPr>
+        <w:pStyle w:val="Heading2"/>
+        <w:spacing w:before="240" w:after="120"/>
+      </w:pPr>
+      <w:r>
+        <w:rPr>
+          <w:rFonts w:ascii="Calibri" w:hAnsi="Calibri"/>
+          <w:color w:val="6B3FA0"/>
+          <w:sz w:val="26"/>
+        </w:rPr>
+        <w:t>11.5  Simulatie nieuwbouw</w:t>
+      </w:r>
+    </w:p>
+    <w:p>
+      <w:pPr>
+        <w:spacing w:before="0" w:after="120" w:line="300" w:lineRule="auto"/>
+      </w:pPr>
+      <w:r>
+        <w:rPr>
+          <w:b w:val="0"/>
+          <w:i w:val="0"/>
+          <w:color w:val="1B2430"/>
+          <w:sz w:val="21"/>
+        </w:rPr>
+        <w:t>Voor de simulatie wordt uitgegaan van:</w:t>
+      </w:r>
+    </w:p>
+    <w:p>
+      <w:pPr>
+        <w:pStyle w:val="ListBullet"/>
+        <w:spacing w:after="60" w:line="288" w:lineRule="auto"/>
+      </w:pPr>
+      <w:r>
+        <w:rPr>
+          <w:color w:val="1B2430"/>
+          <w:sz w:val="20"/>
+        </w:rPr>
+        <w:t>Volledige ICU-data.</w:t>
+      </w:r>
+    </w:p>
+    <w:p>
+      <w:pPr>
+        <w:pStyle w:val="ListBullet"/>
+        <w:spacing w:after="60" w:line="288" w:lineRule="auto"/>
+      </w:pPr>
+      <w:r>
+        <w:rPr>
+          <w:color w:val="1B2430"/>
+          <w:sz w:val="20"/>
+        </w:rPr>
+        <w:t>CCU-data exclusief de eerste 2 uur van CCU-patiënten die naar de SEH gaan.</w:t>
+      </w:r>
+    </w:p>
+    <w:p>
+      <w:pPr>
+        <w:spacing w:before="0" w:after="120" w:line="300" w:lineRule="auto"/>
+      </w:pPr>
+      <w:r>
+        <w:rPr>
+          <w:b w:val="0"/>
+          <w:i w:val="0"/>
+          <w:color w:val="1B2430"/>
+          <w:sz w:val="21"/>
+        </w:rPr>
+        <w:t>Vragen daarbij: op hoeveel bedden komen we op dagniveau uit? Zijn er seizoenspatronen? Hoe is de verdeling ICU/CCU ten behoeve van het personeel?</w:t>
+      </w:r>
+    </w:p>
+    <w:p>
+      <w:pPr>
+        <w:spacing w:before="0" w:after="120" w:line="300" w:lineRule="auto"/>
+      </w:pPr>
+    </w:p>
+    <w:p>
+      <w:pPr>
+        <w:pStyle w:val="ListBullet"/>
+        <w:spacing w:after="60" w:line="288" w:lineRule="auto"/>
+      </w:pPr>
+      <w:r>
+        <w:rPr>
+          <w:color w:val="1B2430"/>
+          <w:sz w:val="20"/>
+        </w:rPr>
+        <w:t>Versneld jaarplan CCU.</w:t>
+      </w:r>
+    </w:p>
+    <w:p>
+      <w:pPr>
+        <w:pStyle w:val="ListBullet"/>
+        <w:spacing w:after="60" w:line="288" w:lineRule="auto"/>
+      </w:pPr>
+      <w:r>
+        <w:rPr>
+          <w:color w:val="1B2430"/>
+          <w:sz w:val="20"/>
+        </w:rPr>
+        <w:t>Document van Daniek: huidig - transitie - nieuwbouw.</w:t>
+      </w:r>
+    </w:p>
+    <w:p>
+      <w:pPr>
+        <w:pStyle w:val="Heading2"/>
+        <w:spacing w:before="240" w:after="120"/>
+      </w:pPr>
+      <w:r>
+        <w:rPr>
+          <w:rFonts w:ascii="Calibri" w:hAnsi="Calibri"/>
+          <w:color w:val="1F5FA8"/>
+          <w:sz w:val="26"/>
+        </w:rPr>
+        <w:t>11.6  Aantekeningen 24-7-2026, aftrap jaarplannen Acuut 2027</w:t>
+      </w:r>
+    </w:p>
+    <w:p>
+      <w:pPr>
+        <w:pStyle w:val="ListBullet"/>
+        <w:spacing w:after="60" w:line="288" w:lineRule="auto"/>
+      </w:pPr>
+      <w:r>
+        <w:rPr>
+          <w:color w:val="1B2430"/>
+          <w:sz w:val="20"/>
+        </w:rPr>
+        <w:t>We kijken nu naar de verpleegkundige inzet; voor de SEH-artsen hebben we ook al eens iets gedaan. Wat is de wens en de verwachting?</w:t>
+      </w:r>
+    </w:p>
+    <w:p>
+      <w:pPr>
+        <w:pStyle w:val="ListBullet"/>
+        <w:spacing w:after="60" w:line="288" w:lineRule="auto"/>
+      </w:pPr>
+      <w:r>
+        <w:rPr>
+          <w:color w:val="1B2430"/>
+          <w:sz w:val="20"/>
+        </w:rPr>
+        <w:t>Inzet op integratie van afdelingen per nu: ICU/CCU, waarbij de SEH nog iets buiten beschouwing wordt gelaten.</w:t>
+      </w:r>
+    </w:p>
+    <w:p>
+      <w:pPr>
+        <w:pStyle w:val="ListBullet"/>
+        <w:spacing w:after="60" w:line="288" w:lineRule="auto"/>
+      </w:pPr>
+      <w:r>
+        <w:rPr>
+          <w:color w:val="1B2430"/>
+          <w:sz w:val="20"/>
+        </w:rPr>
+        <w:t>Momenteel is er nog geen inzet van de ICU op de CCU, andersom wel. Dat gebeurt blijkbaar wel, maar alleen ad hoc.</w:t>
+      </w:r>
+    </w:p>
+    <w:p>
+      <w:pPr>
+        <w:pStyle w:val="Heading2"/>
+        <w:spacing w:before="240" w:after="120"/>
+      </w:pPr>
+      <w:r>
+        <w:rPr>
+          <w:rFonts w:ascii="Calibri" w:hAnsi="Calibri"/>
+          <w:color w:val="D2691E"/>
+          <w:sz w:val="26"/>
+        </w:rPr>
+        <w:t>11.7  Vragen om naar Remco te mailen</w:t>
+      </w:r>
+    </w:p>
+    <w:p>
+      <w:pPr>
+        <w:pStyle w:val="ListNumber"/>
+        <w:spacing w:after="60" w:line="288" w:lineRule="auto"/>
+      </w:pPr>
+      <w:r>
+        <w:rPr>
+          <w:color w:val="1B2430"/>
+          <w:sz w:val="20"/>
+        </w:rPr>
+        <w:t>Hoort de EHH bij het personeel van de ICU/CCU of bij de SEH?</w:t>
+      </w:r>
+    </w:p>
+    <w:p>
+      <w:pPr>
+        <w:pStyle w:val="ListNumber"/>
+        <w:spacing w:after="60" w:line="288" w:lineRule="auto"/>
+      </w:pPr>
+      <w:r>
+        <w:rPr>
+          <w:color w:val="1B2430"/>
+          <w:sz w:val="20"/>
+        </w:rPr>
+        <w:t>Waar is de opvang van de acute cardiologiepatiënt: op de SEH of op de EHH?</w:t>
+      </w:r>
+    </w:p>
+    <w:p>
+      <w:pPr>
+        <w:pStyle w:val="ListNumber"/>
+        <w:spacing w:after="60" w:line="288" w:lineRule="auto"/>
+      </w:pPr>
+      <w:r>
+        <w:rPr>
+          <w:color w:val="1B2430"/>
+          <w:sz w:val="20"/>
+        </w:rPr>
+        <w:t>Hoe lang blijft een patiënt op de SEH voordat die naar de EHH gaat?</w:t>
+      </w:r>
+    </w:p>
+    <w:p>
+      <w:pPr>
+        <w:spacing w:before="0" w:after="120" w:line="300" w:lineRule="auto"/>
+      </w:pPr>
+      <w:r>
+        <w:rPr>
+          <w:b w:val="0"/>
+          <w:i w:val="0"/>
+          <w:color w:val="1B2430"/>
+          <w:sz w:val="20"/>
+        </w:rPr>
+        <w:t>Daarnaast: alle punten die we hebben op de mail zetten, met alle disciplines erbij.</w:t>
+      </w:r>
+    </w:p>
+    <w:p>
+      <w:pPr>
+        <w:pStyle w:val="Heading2"/>
+        <w:spacing w:before="240" w:after="120"/>
+      </w:pPr>
+      <w:r>
+        <w:rPr>
+          <w:rFonts w:ascii="Calibri" w:hAnsi="Calibri"/>
+          <w:color w:val="6B3FA0"/>
+          <w:sz w:val="26"/>
+        </w:rPr>
+        <w:t>11.8  Masterplan Acuut</w:t>
+      </w:r>
+    </w:p>
+    <w:p>
+      <w:pPr>
+        <w:spacing w:before="0" w:after="120" w:line="300" w:lineRule="auto"/>
+      </w:pPr>
+      <w:r>
+        <w:rPr>
+          <w:b w:val="0"/>
+          <w:i w:val="0"/>
+          <w:color w:val="1B2430"/>
+          <w:sz w:val="21"/>
+        </w:rPr>
+        <w:t>Wat ontbreekt er nog voor de transitie naar de nieuwbouw? Wat hebben we nodig op basis van patiëntaanwezigheid? Voorstel: een jaarplan opstellen en dat naast het huidige plan leggen.</w:t>
+      </w:r>
+    </w:p>
+    <w:p>
+      <w:r>
+        <w:br w:type="page"/>
+      </w:r>
+    </w:p>
+    <w:p>
+      <w:pPr>
+        <w:pStyle w:val="Heading1"/>
+        <w:pBdr>
+          <w:bottom w:val="single" w:sz="6" w:space="4" w:color="D2691E"/>
+        </w:pBdr>
+        <w:spacing w:before="360" w:after="120"/>
+      </w:pPr>
+      <w:r>
+        <w:rPr>
+          <w:rFonts w:ascii="Calibri" w:hAnsi="Calibri"/>
+          <w:color w:val="D2691E"/>
+          <w:sz w:val="34"/>
+        </w:rPr>
+        <w:t>12. Nog te controleren punten</w:t>
+      </w:r>
+    </w:p>
+    <w:p>
+      <w:pPr>
+        <w:spacing w:before="0" w:after="120" w:line="300" w:lineRule="auto"/>
+      </w:pPr>
+      <w:r>
+        <w:rPr>
+          <w:b w:val="0"/>
+          <w:i w:val="0"/>
+          <w:color w:val="1B2430"/>
+          <w:sz w:val="21"/>
+        </w:rPr>
+        <w:t>Bij het uitwerken van het bord zijn een paar punten niet eenduidig te lezen. Hieronder staat per punt wat er is aangenomen.</w:t>
       </w:r>
     </w:p>
     <w:p>
@@ -3786,7 +4328,7 @@
           <w:color w:val="1B2430"/>
           <w:sz w:val="21"/>
         </w:rPr>
-        <w:t>Bij kind spoed staat één 'nee' en verder vraagtekens. Aangenomen is dat de 'nee' bij 'jaarplan?' hoort. Klopt die uitlijning?</w:t>
+        <w:t>Bij kind spoed staat één 'nee' en verder vraagtekens. Aangenomen is dat de 'nee' bij 'jaarplan?' hoort en dat de norm verpleegkundigen, de huidige inzet en de omgerekende norm nog onbekend zijn.</w:t>
       </w:r>
     </w:p>
     <w:p>
@@ -3799,7 +4341,7 @@
           <w:color w:val="D2691E"/>
           <w:sz w:val="22"/>
         </w:rPr>
-        <w:t>'Weigeringskans'</w:t>
+        <w:t>Jaarplan SEH</w:t>
       </w:r>
     </w:p>
     <w:p>
@@ -3813,7 +4355,7 @@
           <w:color w:val="1B2430"/>
           <w:sz w:val="21"/>
         </w:rPr>
-        <w:t>Bij de Hotfloor-analyse staat een woord dat gelezen is als 'weigeringskans'. Klopt dat, en gaat het om de kans dat een patiënt geweigerd moet worden bij 16 bedden?</w:t>
+        <w:t>Bij de SEH is de kolom 'jaarplan?' op het bord leeg. In de tabel staat daarom een streepje; graag aanvullen met ja of nee.</w:t>
       </w:r>
     </w:p>
     <w:p>
@@ -3826,7 +4368,7 @@
           <w:color w:val="D2691E"/>
           <w:sz w:val="22"/>
         </w:rPr>
-        <w:t>'OSAS post-ok'</w:t>
+        <w:t>De getallen 10 en 15</w:t>
       </w:r>
     </w:p>
     <w:p>
@@ -3840,7 +4382,7 @@
           <w:color w:val="1B2430"/>
           <w:sz w:val="21"/>
         </w:rPr>
-        <w:t>Bij de openstaande vragen staat 'komt OSAS post-ok nog op icu?'. Aangenomen is: de OSAS-patiënt na de operatie. Klopt dat?</w:t>
+        <w:t>Op het bord staan bij ICU en CCU/SCU/EHH de getallen 10 en 15 zonder kolomkop. Die kolom is nu weggelaten. Als deze getallen wel in de tabel horen: waar staan ze voor, en onder welke kop?</w:t>
       </w:r>
     </w:p>
     <w:p>
@@ -3853,7 +4395,7 @@
           <w:color w:val="D2691E"/>
           <w:sz w:val="22"/>
         </w:rPr>
-        <w:t>'scope dienst CCU'</w:t>
+        <w:t>Omgerekende norm huidig</w:t>
       </w:r>
     </w:p>
     <w:p>
@@ -3867,115 +4409,7 @@
           <w:color w:val="1B2430"/>
           <w:sz w:val="21"/>
         </w:rPr>
-        <w:t>Bij de personele vragen staat 'wat gebeurt er met scope dienst CCU?'. Aangenomen is de scopedienst (endoscopie-bereikbaarheidsdienst). Klopt dat?</w:t>
-      </w:r>
-    </w:p>
-    <w:p>
-      <w:pPr>
-        <w:spacing w:before="160" w:after="40"/>
-      </w:pPr>
-      <w:r>
-        <w:rPr>
-          <w:b/>
-          <w:color w:val="D2691E"/>
-          <w:sz w:val="22"/>
-        </w:rPr>
-        <w:t>'Berekeningen' onder de tijdlijn</w:t>
-      </w:r>
-    </w:p>
-    <w:p>
-      <w:pPr>
-        <w:spacing w:before="0" w:after="40" w:line="300" w:lineRule="auto"/>
-      </w:pPr>
-      <w:r>
-        <w:rPr>
-          <w:b w:val="0"/>
-          <w:i w:val="0"/>
-          <w:color w:val="1B2430"/>
-          <w:sz w:val="21"/>
-        </w:rPr>
-        <w:t>Onder 'norm vph patiëntenzorg gereed' staan D:, L: en N: zonder waarden. Aangenomen is dat dit de nog in te vullen normen per dienst zijn.</w:t>
-      </w:r>
-    </w:p>
-    <w:p>
-      <w:pPr>
-        <w:spacing w:before="160" w:after="40"/>
-      </w:pPr>
-      <w:r>
-        <w:rPr>
-          <w:b/>
-          <w:color w:val="D2691E"/>
-          <w:sz w:val="22"/>
-        </w:rPr>
-        <w:t>Namen bij de SEH-stromen</w:t>
-      </w:r>
-    </w:p>
-    <w:p>
-      <w:pPr>
-        <w:spacing w:before="0" w:after="40" w:line="300" w:lineRule="auto"/>
-      </w:pPr>
-      <w:r>
-        <w:rPr>
-          <w:b w:val="0"/>
-          <w:i w:val="0"/>
-          <w:color w:val="1B2430"/>
-          <w:sz w:val="21"/>
-        </w:rPr>
-        <w:t>Bij de SEH staat 'scenario's Maxim en Sigrid'. Zijn dat de namen van de collega's die deze scenario's uitwerken?</w:t>
-      </w:r>
-    </w:p>
-    <w:p>
-      <w:pPr>
-        <w:spacing w:before="160" w:after="40"/>
-      </w:pPr>
-      <w:r>
-        <w:rPr>
-          <w:b/>
-          <w:color w:val="D2691E"/>
-          <w:sz w:val="22"/>
-        </w:rPr>
-        <w:t>'Remco' in de tabel</w:t>
-      </w:r>
-    </w:p>
-    <w:p>
-      <w:pPr>
-        <w:spacing w:before="0" w:after="40" w:line="300" w:lineRule="auto"/>
-      </w:pPr>
-      <w:r>
-        <w:rPr>
-          <w:b w:val="0"/>
-          <w:i w:val="0"/>
-          <w:color w:val="1B2430"/>
-          <w:sz w:val="21"/>
-        </w:rPr>
-        <w:t>De laatste kolom heet 'gewenste norm Remco'. Aangenomen is dat dit de door Remco gewenste norm is, nog in te vullen per afdeling.</w:t>
-      </w:r>
-    </w:p>
-    <w:p>
-      <w:pPr>
-        <w:spacing w:before="160" w:after="40"/>
-      </w:pPr>
-      <w:r>
-        <w:rPr>
-          <w:b/>
-          <w:color w:val="D2691E"/>
-          <w:sz w:val="22"/>
-        </w:rPr>
-        <w:t>'kinderverpl. op SEH'</w:t>
-      </w:r>
-    </w:p>
-    <w:p>
-      <w:pPr>
-        <w:spacing w:before="0" w:after="40" w:line="300" w:lineRule="auto"/>
-      </w:pPr>
-      <w:r>
-        <w:rPr>
-          <w:b w:val="0"/>
-          <w:i w:val="0"/>
-          <w:color w:val="1B2430"/>
-          <w:sz w:val="21"/>
-        </w:rPr>
-        <w:t>Gelezen als 'inzet kinderverpleegkundige op SEH'. Klopt dat?</w:t>
+        <w:t>De velden D, L en N (en T op de SEH) zijn op het bord leeg gelaten. Ze staan in de tabel als invulvelden.</w:t>
       </w:r>
     </w:p>
     <w:sectPr>
